--- a/Repor/Звіт лаб.8.docx
+++ b/Repor/Звіт лаб.8.docx
@@ -4800,8 +4800,6 @@
         </w:rPr>
         <w:t>&gt;</w:t>
       </w:r>
-      <w:bookmarkStart w:id="0" w:name="_GoBack"/>
-      <w:bookmarkEnd w:id="0"/>
     </w:p>
     <w:p>
       <w:pPr>
@@ -6877,39 +6875,6286 @@
     <w:p>
       <w:pPr>
         <w:spacing w:before="100" w:beforeAutospacing="1" w:after="100" w:afterAutospacing="1"/>
-        <w:rPr>
-          <w:sz w:val="28"/>
-          <w:szCs w:val="28"/>
-        </w:rPr>
-      </w:pPr>
-    </w:p>
-    <w:p>
-      <w:pPr>
-        <w:spacing w:before="100" w:beforeAutospacing="1" w:after="100" w:afterAutospacing="1"/>
-        <w:rPr>
-          <w:sz w:val="28"/>
-          <w:szCs w:val="28"/>
-          <w:lang w:eastAsia="ru-RU"/>
-        </w:rPr>
-      </w:pPr>
-    </w:p>
-    <w:p>
-      <w:pPr>
-        <w:spacing w:before="100" w:beforeAutospacing="1" w:after="100" w:afterAutospacing="1"/>
-        <w:rPr>
-          <w:sz w:val="28"/>
-          <w:szCs w:val="28"/>
-          <w:lang w:val="ru-RU" w:eastAsia="ru-RU"/>
-        </w:rPr>
-      </w:pPr>
-    </w:p>
-    <w:p>
-      <w:pPr>
+        <w:outlineLvl w:val="2"/>
         <w:rPr>
           <w:b/>
-          <w:sz w:val="28"/>
-          <w:szCs w:val="28"/>
-          <w:lang w:val="ru-RU"/>
+          <w:bCs/>
+          <w:sz w:val="27"/>
+          <w:szCs w:val="27"/>
+          <w:lang w:eastAsia="ru-RU"/>
+        </w:rPr>
+      </w:pPr>
+      <w:r>
+        <w:rPr>
+          <w:b/>
+          <w:bCs/>
+          <w:sz w:val="27"/>
+          <w:szCs w:val="27"/>
+          <w:lang w:eastAsia="ru-RU"/>
+        </w:rPr>
+        <w:t>Аналіз та постановка задачі 8.2</w:t>
+      </w:r>
+    </w:p>
+    <w:p>
+      <w:pPr>
+        <w:spacing w:before="100" w:beforeAutospacing="1" w:after="100" w:afterAutospacing="1"/>
+        <w:outlineLvl w:val="2"/>
+        <w:rPr>
+          <w:bCs/>
+          <w:sz w:val="28"/>
+          <w:szCs w:val="28"/>
+          <w:lang w:eastAsia="ru-RU"/>
+        </w:rPr>
+      </w:pPr>
+      <w:r>
+        <w:rPr>
+          <w:bCs/>
+          <w:sz w:val="28"/>
+          <w:szCs w:val="28"/>
+          <w:lang w:eastAsia="ru-RU"/>
+        </w:rPr>
+        <w:t>Об'єкт розробки: Програ</w:t>
+      </w:r>
+      <w:r>
+        <w:rPr>
+          <w:bCs/>
+          <w:sz w:val="28"/>
+          <w:szCs w:val="28"/>
+          <w:lang w:eastAsia="ru-RU"/>
+        </w:rPr>
+        <w:t>мний модуль</w:t>
+      </w:r>
+      <w:r>
+        <w:rPr>
+          <w:bCs/>
+          <w:sz w:val="28"/>
+          <w:szCs w:val="28"/>
+          <w:lang w:eastAsia="ru-RU"/>
+        </w:rPr>
+        <w:t>, що здійснює комплексну обробку введених даних: символьних, логічних та числових, з використанням зовнішньої статичної бібліотеки.</w:t>
+      </w:r>
+    </w:p>
+    <w:p>
+      <w:pPr>
+        <w:spacing w:before="100" w:beforeAutospacing="1" w:after="100" w:afterAutospacing="1"/>
+        <w:outlineLvl w:val="2"/>
+        <w:rPr>
+          <w:bCs/>
+          <w:sz w:val="28"/>
+          <w:szCs w:val="28"/>
+          <w:lang w:eastAsia="ru-RU"/>
+        </w:rPr>
+      </w:pPr>
+      <w:r>
+        <w:rPr>
+          <w:bCs/>
+          <w:sz w:val="28"/>
+          <w:szCs w:val="28"/>
+          <w:lang w:eastAsia="ru-RU"/>
+        </w:rPr>
+        <w:lastRenderedPageBreak/>
+        <w:t>1.Вхідні дані:</w:t>
+      </w:r>
+    </w:p>
+    <w:p>
+      <w:pPr>
+        <w:spacing w:before="100" w:beforeAutospacing="1" w:after="100" w:afterAutospacing="1"/>
+        <w:outlineLvl w:val="2"/>
+        <w:rPr>
+          <w:bCs/>
+          <w:sz w:val="28"/>
+          <w:szCs w:val="28"/>
+          <w:lang w:eastAsia="ru-RU"/>
+        </w:rPr>
+      </w:pPr>
+      <w:r>
+        <w:rPr>
+          <w:bCs/>
+          <w:sz w:val="28"/>
+          <w:szCs w:val="28"/>
+          <w:lang w:eastAsia="ru-RU"/>
+        </w:rPr>
+        <w:t>x, y, z</w:t>
+      </w:r>
+      <w:r>
+        <w:rPr>
+          <w:bCs/>
+          <w:sz w:val="28"/>
+          <w:szCs w:val="28"/>
+          <w:lang w:eastAsia="ru-RU"/>
+        </w:rPr>
+        <w:t xml:space="preserve"> — дійсні числа (тип </w:t>
+      </w:r>
+      <w:proofErr w:type="spellStart"/>
+      <w:r>
+        <w:rPr>
+          <w:bCs/>
+          <w:sz w:val="28"/>
+          <w:szCs w:val="28"/>
+          <w:lang w:eastAsia="ru-RU"/>
+        </w:rPr>
+        <w:t>double</w:t>
+      </w:r>
+      <w:proofErr w:type="spellEnd"/>
+      <w:r>
+        <w:rPr>
+          <w:bCs/>
+          <w:sz w:val="28"/>
+          <w:szCs w:val="28"/>
+          <w:lang w:eastAsia="ru-RU"/>
+        </w:rPr>
+        <w:t>).</w:t>
+      </w:r>
+    </w:p>
+    <w:p>
+      <w:pPr>
+        <w:spacing w:before="100" w:beforeAutospacing="1" w:after="100" w:afterAutospacing="1"/>
+        <w:outlineLvl w:val="2"/>
+        <w:rPr>
+          <w:bCs/>
+          <w:sz w:val="28"/>
+          <w:szCs w:val="28"/>
+          <w:lang w:eastAsia="ru-RU"/>
+        </w:rPr>
+      </w:pPr>
+      <w:r>
+        <w:rPr>
+          <w:bCs/>
+          <w:sz w:val="28"/>
+          <w:szCs w:val="28"/>
+          <w:lang w:eastAsia="ru-RU"/>
+        </w:rPr>
+        <w:t>a, b</w:t>
+      </w:r>
+      <w:r>
+        <w:rPr>
+          <w:bCs/>
+          <w:sz w:val="28"/>
+          <w:szCs w:val="28"/>
+          <w:lang w:eastAsia="ru-RU"/>
+        </w:rPr>
+        <w:t xml:space="preserve"> — символи (тип </w:t>
+      </w:r>
+      <w:proofErr w:type="spellStart"/>
+      <w:r>
+        <w:rPr>
+          <w:bCs/>
+          <w:sz w:val="28"/>
+          <w:szCs w:val="28"/>
+          <w:lang w:eastAsia="ru-RU"/>
+        </w:rPr>
+        <w:t>char</w:t>
+      </w:r>
+      <w:proofErr w:type="spellEnd"/>
+      <w:r>
+        <w:rPr>
+          <w:bCs/>
+          <w:sz w:val="28"/>
+          <w:szCs w:val="28"/>
+          <w:lang w:eastAsia="ru-RU"/>
+        </w:rPr>
+        <w:t>).</w:t>
+      </w:r>
+    </w:p>
+    <w:p>
+      <w:pPr>
+        <w:spacing w:before="100" w:beforeAutospacing="1" w:after="100" w:afterAutospacing="1"/>
+        <w:outlineLvl w:val="2"/>
+        <w:rPr>
+          <w:bCs/>
+          <w:sz w:val="28"/>
+          <w:szCs w:val="28"/>
+          <w:lang w:eastAsia="ru-RU"/>
+        </w:rPr>
+      </w:pPr>
+      <w:r>
+        <w:rPr>
+          <w:bCs/>
+          <w:sz w:val="28"/>
+          <w:szCs w:val="28"/>
+          <w:lang w:eastAsia="ru-RU"/>
+        </w:rPr>
+        <w:t>2.</w:t>
+      </w:r>
+      <w:r>
+        <w:rPr>
+          <w:bCs/>
+          <w:sz w:val="28"/>
+          <w:szCs w:val="28"/>
+          <w:lang w:eastAsia="ru-RU"/>
+        </w:rPr>
+        <w:t xml:space="preserve">Вихідні дані та </w:t>
+      </w:r>
+      <w:r>
+        <w:rPr>
+          <w:bCs/>
+          <w:sz w:val="28"/>
+          <w:szCs w:val="28"/>
+          <w:lang w:eastAsia="ru-RU"/>
+        </w:rPr>
+        <w:t>обмеження</w:t>
+      </w:r>
+      <w:r>
+        <w:rPr>
+          <w:bCs/>
+          <w:sz w:val="28"/>
+          <w:szCs w:val="28"/>
+          <w:lang w:eastAsia="ru-RU"/>
+        </w:rPr>
+        <w:t>:</w:t>
+      </w:r>
+    </w:p>
+    <w:p>
+      <w:pPr>
+        <w:spacing w:before="100" w:beforeAutospacing="1" w:after="100" w:afterAutospacing="1"/>
+        <w:outlineLvl w:val="2"/>
+        <w:rPr>
+          <w:bCs/>
+          <w:sz w:val="28"/>
+          <w:szCs w:val="28"/>
+          <w:lang w:eastAsia="ru-RU"/>
+        </w:rPr>
+      </w:pPr>
+      <w:r>
+        <w:rPr>
+          <w:bCs/>
+          <w:sz w:val="28"/>
+          <w:szCs w:val="28"/>
+          <w:lang w:eastAsia="ru-RU"/>
+        </w:rPr>
+        <w:t>8.2.1: Рядок з прізвищем та ім'ям автора.</w:t>
+      </w:r>
+    </w:p>
+    <w:p>
+      <w:pPr>
+        <w:spacing w:before="100" w:beforeAutospacing="1" w:after="100" w:afterAutospacing="1"/>
+        <w:outlineLvl w:val="2"/>
+        <w:rPr>
+          <w:bCs/>
+          <w:sz w:val="28"/>
+          <w:szCs w:val="28"/>
+          <w:lang w:eastAsia="ru-RU"/>
+        </w:rPr>
+      </w:pPr>
+      <w:r>
+        <w:rPr>
+          <w:bCs/>
+          <w:sz w:val="28"/>
+          <w:szCs w:val="28"/>
+          <w:lang w:eastAsia="ru-RU"/>
+        </w:rPr>
+        <w:t>8.2.2: Результ</w:t>
+      </w:r>
+      <w:r>
+        <w:rPr>
+          <w:bCs/>
+          <w:sz w:val="28"/>
+          <w:szCs w:val="28"/>
+          <w:lang w:eastAsia="ru-RU"/>
+        </w:rPr>
+        <w:t xml:space="preserve">ат обчислення логічного виразу </w:t>
+      </w:r>
+      <w:r>
+        <w:rPr>
+          <w:bCs/>
+          <w:sz w:val="28"/>
+          <w:szCs w:val="28"/>
+          <w:lang w:eastAsia="ru-RU"/>
+        </w:rPr>
+        <w:t>a \</w:t>
+      </w:r>
+      <w:proofErr w:type="spellStart"/>
+      <w:r>
+        <w:rPr>
+          <w:bCs/>
+          <w:sz w:val="28"/>
+          <w:szCs w:val="28"/>
+          <w:lang w:eastAsia="ru-RU"/>
+        </w:rPr>
+        <w:t>le</w:t>
+      </w:r>
+      <w:proofErr w:type="spellEnd"/>
+      <w:r>
+        <w:rPr>
+          <w:bCs/>
+          <w:sz w:val="28"/>
+          <w:szCs w:val="28"/>
+          <w:lang w:eastAsia="ru-RU"/>
+        </w:rPr>
+        <w:t xml:space="preserve"> b - 32</w:t>
+      </w:r>
+      <w:r>
+        <w:rPr>
+          <w:bCs/>
+          <w:sz w:val="28"/>
+          <w:szCs w:val="28"/>
+          <w:lang w:eastAsia="ru-RU"/>
+        </w:rPr>
+        <w:t xml:space="preserve"> у числовому форматі (1 — істина, 0 — хибність).</w:t>
+      </w:r>
+    </w:p>
+    <w:p>
+      <w:pPr>
+        <w:spacing w:before="100" w:beforeAutospacing="1" w:after="100" w:afterAutospacing="1"/>
+        <w:outlineLvl w:val="2"/>
+        <w:rPr>
+          <w:bCs/>
+          <w:sz w:val="28"/>
+          <w:szCs w:val="28"/>
+          <w:lang w:eastAsia="ru-RU"/>
+        </w:rPr>
+      </w:pPr>
+      <w:r>
+        <w:rPr>
+          <w:bCs/>
+          <w:sz w:val="28"/>
+          <w:szCs w:val="28"/>
+          <w:lang w:eastAsia="ru-RU"/>
+        </w:rPr>
+        <w:t>8.2.3: Значення x, y, z</w:t>
+      </w:r>
+      <w:r>
+        <w:rPr>
+          <w:bCs/>
+          <w:sz w:val="28"/>
+          <w:szCs w:val="28"/>
+          <w:lang w:eastAsia="ru-RU"/>
+        </w:rPr>
+        <w:t xml:space="preserve"> у десятковій та </w:t>
+      </w:r>
+      <w:proofErr w:type="spellStart"/>
+      <w:r>
+        <w:rPr>
+          <w:bCs/>
+          <w:sz w:val="28"/>
+          <w:szCs w:val="28"/>
+          <w:lang w:eastAsia="ru-RU"/>
+        </w:rPr>
+        <w:t>шістнадцятковій</w:t>
+      </w:r>
+      <w:proofErr w:type="spellEnd"/>
+      <w:r>
+        <w:rPr>
+          <w:bCs/>
+          <w:sz w:val="28"/>
+          <w:szCs w:val="28"/>
+          <w:lang w:eastAsia="ru-RU"/>
+        </w:rPr>
+        <w:t xml:space="preserve"> системах числення, а також результат функції </w:t>
+      </w:r>
+      <w:proofErr w:type="spellStart"/>
+      <w:r>
+        <w:rPr>
+          <w:bCs/>
+          <w:sz w:val="28"/>
+          <w:szCs w:val="28"/>
+          <w:lang w:eastAsia="ru-RU"/>
+        </w:rPr>
+        <w:t>s_calculation</w:t>
+      </w:r>
+      <w:proofErr w:type="spellEnd"/>
+      <w:r>
+        <w:rPr>
+          <w:bCs/>
+          <w:sz w:val="28"/>
+          <w:szCs w:val="28"/>
+          <w:lang w:eastAsia="ru-RU"/>
+        </w:rPr>
+        <w:t>().</w:t>
+      </w:r>
+    </w:p>
+    <w:p>
+      <w:pPr>
+        <w:spacing w:before="100" w:beforeAutospacing="1" w:after="100" w:afterAutospacing="1"/>
+        <w:outlineLvl w:val="2"/>
+        <w:rPr>
+          <w:bCs/>
+          <w:sz w:val="28"/>
+          <w:szCs w:val="28"/>
+          <w:lang w:eastAsia="ru-RU"/>
+        </w:rPr>
+      </w:pPr>
+      <w:r>
+        <w:rPr>
+          <w:bCs/>
+          <w:sz w:val="28"/>
+          <w:szCs w:val="28"/>
+          <w:lang w:eastAsia="ru-RU"/>
+        </w:rPr>
+        <w:t xml:space="preserve">Обмеження: Усі </w:t>
+      </w:r>
+      <w:proofErr w:type="spellStart"/>
+      <w:r>
+        <w:rPr>
+          <w:bCs/>
+          <w:sz w:val="28"/>
+          <w:szCs w:val="28"/>
+          <w:lang w:eastAsia="ru-RU"/>
+        </w:rPr>
+        <w:t>підзадачі</w:t>
+      </w:r>
+      <w:proofErr w:type="spellEnd"/>
+      <w:r>
+        <w:rPr>
+          <w:bCs/>
+          <w:sz w:val="28"/>
+          <w:szCs w:val="28"/>
+          <w:lang w:eastAsia="ru-RU"/>
+        </w:rPr>
+        <w:t xml:space="preserve"> мають бути реалізовані як функції, результат яких повертається і п</w:t>
+      </w:r>
+      <w:r>
+        <w:rPr>
+          <w:bCs/>
+          <w:sz w:val="28"/>
+          <w:szCs w:val="28"/>
+          <w:lang w:eastAsia="ru-RU"/>
+        </w:rPr>
+        <w:t xml:space="preserve">ередається безпосередньо в </w:t>
+      </w:r>
+      <w:proofErr w:type="spellStart"/>
+      <w:r>
+        <w:rPr>
+          <w:bCs/>
+          <w:sz w:val="28"/>
+          <w:szCs w:val="28"/>
+          <w:lang w:eastAsia="ru-RU"/>
+        </w:rPr>
+        <w:t>cout</w:t>
+      </w:r>
+      <w:proofErr w:type="spellEnd"/>
+      <w:r>
+        <w:rPr>
+          <w:bCs/>
+          <w:sz w:val="28"/>
+          <w:szCs w:val="28"/>
+          <w:lang w:eastAsia="ru-RU"/>
+        </w:rPr>
+        <w:t xml:space="preserve">. </w:t>
+      </w:r>
+      <w:r>
+        <w:rPr>
+          <w:bCs/>
+          <w:sz w:val="28"/>
+          <w:szCs w:val="28"/>
+          <w:lang w:eastAsia="ru-RU"/>
+        </w:rPr>
+        <w:t>Для форматування необхідно використовувати маніпулятори з бібліотеки &lt;</w:t>
+      </w:r>
+      <w:proofErr w:type="spellStart"/>
+      <w:r>
+        <w:rPr>
+          <w:bCs/>
+          <w:sz w:val="28"/>
+          <w:szCs w:val="28"/>
+          <w:lang w:eastAsia="ru-RU"/>
+        </w:rPr>
+        <w:t>iomanip</w:t>
+      </w:r>
+      <w:proofErr w:type="spellEnd"/>
+      <w:r>
+        <w:rPr>
+          <w:bCs/>
+          <w:sz w:val="28"/>
+          <w:szCs w:val="28"/>
+          <w:lang w:eastAsia="ru-RU"/>
+        </w:rPr>
+        <w:t>&gt;.</w:t>
+      </w:r>
+    </w:p>
+    <w:p>
+      <w:pPr>
+        <w:spacing w:before="100" w:beforeAutospacing="1" w:after="100" w:afterAutospacing="1"/>
+        <w:outlineLvl w:val="2"/>
+        <w:rPr>
+          <w:b/>
+          <w:bCs/>
+          <w:sz w:val="28"/>
+          <w:szCs w:val="28"/>
+          <w:lang w:eastAsia="ru-RU"/>
+        </w:rPr>
+      </w:pPr>
+      <w:r>
+        <w:rPr>
+          <w:b/>
+          <w:bCs/>
+          <w:sz w:val="28"/>
+          <w:szCs w:val="28"/>
+          <w:lang w:eastAsia="ru-RU"/>
+        </w:rPr>
+        <w:t>Рішення задачі 8.2</w:t>
+      </w:r>
+    </w:p>
+    <w:p>
+      <w:pPr>
+        <w:spacing w:before="100" w:beforeAutospacing="1" w:after="100" w:afterAutospacing="1"/>
+        <w:outlineLvl w:val="2"/>
+        <w:rPr>
+          <w:bCs/>
+          <w:sz w:val="28"/>
+          <w:szCs w:val="28"/>
+          <w:lang w:eastAsia="ru-RU"/>
+        </w:rPr>
+      </w:pPr>
+      <w:r>
+        <w:rPr>
+          <w:bCs/>
+          <w:sz w:val="28"/>
+          <w:szCs w:val="28"/>
+          <w:lang w:eastAsia="ru-RU"/>
+        </w:rPr>
+        <w:t>#</w:t>
+      </w:r>
+      <w:proofErr w:type="spellStart"/>
+      <w:r>
+        <w:rPr>
+          <w:bCs/>
+          <w:sz w:val="28"/>
+          <w:szCs w:val="28"/>
+          <w:lang w:eastAsia="ru-RU"/>
+        </w:rPr>
+        <w:t>include</w:t>
+      </w:r>
+      <w:proofErr w:type="spellEnd"/>
+      <w:r>
+        <w:rPr>
+          <w:bCs/>
+          <w:sz w:val="28"/>
+          <w:szCs w:val="28"/>
+          <w:lang w:eastAsia="ru-RU"/>
+        </w:rPr>
+        <w:t xml:space="preserve"> &lt;</w:t>
+      </w:r>
+      <w:proofErr w:type="spellStart"/>
+      <w:r>
+        <w:rPr>
+          <w:bCs/>
+          <w:sz w:val="28"/>
+          <w:szCs w:val="28"/>
+          <w:lang w:eastAsia="ru-RU"/>
+        </w:rPr>
+        <w:t>iostream</w:t>
+      </w:r>
+      <w:proofErr w:type="spellEnd"/>
+      <w:r>
+        <w:rPr>
+          <w:bCs/>
+          <w:sz w:val="28"/>
+          <w:szCs w:val="28"/>
+          <w:lang w:eastAsia="ru-RU"/>
+        </w:rPr>
+        <w:t>&gt;</w:t>
+      </w:r>
+    </w:p>
+    <w:p>
+      <w:pPr>
+        <w:spacing w:before="100" w:beforeAutospacing="1" w:after="100" w:afterAutospacing="1"/>
+        <w:outlineLvl w:val="2"/>
+        <w:rPr>
+          <w:bCs/>
+          <w:sz w:val="28"/>
+          <w:szCs w:val="28"/>
+          <w:lang w:eastAsia="ru-RU"/>
+        </w:rPr>
+      </w:pPr>
+      <w:r>
+        <w:rPr>
+          <w:bCs/>
+          <w:sz w:val="28"/>
+          <w:szCs w:val="28"/>
+          <w:lang w:eastAsia="ru-RU"/>
+        </w:rPr>
+        <w:t>#</w:t>
+      </w:r>
+      <w:proofErr w:type="spellStart"/>
+      <w:r>
+        <w:rPr>
+          <w:bCs/>
+          <w:sz w:val="28"/>
+          <w:szCs w:val="28"/>
+          <w:lang w:eastAsia="ru-RU"/>
+        </w:rPr>
+        <w:t>include</w:t>
+      </w:r>
+      <w:proofErr w:type="spellEnd"/>
+      <w:r>
+        <w:rPr>
+          <w:bCs/>
+          <w:sz w:val="28"/>
+          <w:szCs w:val="28"/>
+          <w:lang w:eastAsia="ru-RU"/>
+        </w:rPr>
+        <w:t xml:space="preserve"> &lt;</w:t>
+      </w:r>
+      <w:proofErr w:type="spellStart"/>
+      <w:r>
+        <w:rPr>
+          <w:bCs/>
+          <w:sz w:val="28"/>
+          <w:szCs w:val="28"/>
+          <w:lang w:eastAsia="ru-RU"/>
+        </w:rPr>
+        <w:t>string</w:t>
+      </w:r>
+      <w:proofErr w:type="spellEnd"/>
+      <w:r>
+        <w:rPr>
+          <w:bCs/>
+          <w:sz w:val="28"/>
+          <w:szCs w:val="28"/>
+          <w:lang w:eastAsia="ru-RU"/>
+        </w:rPr>
+        <w:t>&gt;</w:t>
+      </w:r>
+    </w:p>
+    <w:p>
+      <w:pPr>
+        <w:spacing w:before="100" w:beforeAutospacing="1" w:after="100" w:afterAutospacing="1"/>
+        <w:outlineLvl w:val="2"/>
+        <w:rPr>
+          <w:bCs/>
+          <w:sz w:val="28"/>
+          <w:szCs w:val="28"/>
+          <w:lang w:eastAsia="ru-RU"/>
+        </w:rPr>
+      </w:pPr>
+      <w:r>
+        <w:rPr>
+          <w:bCs/>
+          <w:sz w:val="28"/>
+          <w:szCs w:val="28"/>
+          <w:lang w:eastAsia="ru-RU"/>
+        </w:rPr>
+        <w:t>#</w:t>
+      </w:r>
+      <w:proofErr w:type="spellStart"/>
+      <w:r>
+        <w:rPr>
+          <w:bCs/>
+          <w:sz w:val="28"/>
+          <w:szCs w:val="28"/>
+          <w:lang w:eastAsia="ru-RU"/>
+        </w:rPr>
+        <w:t>include</w:t>
+      </w:r>
+      <w:proofErr w:type="spellEnd"/>
+      <w:r>
+        <w:rPr>
+          <w:bCs/>
+          <w:sz w:val="28"/>
+          <w:szCs w:val="28"/>
+          <w:lang w:eastAsia="ru-RU"/>
+        </w:rPr>
+        <w:t xml:space="preserve"> &lt;</w:t>
+      </w:r>
+      <w:proofErr w:type="spellStart"/>
+      <w:r>
+        <w:rPr>
+          <w:bCs/>
+          <w:sz w:val="28"/>
+          <w:szCs w:val="28"/>
+          <w:lang w:eastAsia="ru-RU"/>
+        </w:rPr>
+        <w:t>sstream</w:t>
+      </w:r>
+      <w:proofErr w:type="spellEnd"/>
+      <w:r>
+        <w:rPr>
+          <w:bCs/>
+          <w:sz w:val="28"/>
+          <w:szCs w:val="28"/>
+          <w:lang w:eastAsia="ru-RU"/>
+        </w:rPr>
+        <w:t>&gt;</w:t>
+      </w:r>
+    </w:p>
+    <w:p>
+      <w:pPr>
+        <w:spacing w:before="100" w:beforeAutospacing="1" w:after="100" w:afterAutospacing="1"/>
+        <w:outlineLvl w:val="2"/>
+        <w:rPr>
+          <w:bCs/>
+          <w:sz w:val="28"/>
+          <w:szCs w:val="28"/>
+          <w:lang w:eastAsia="ru-RU"/>
+        </w:rPr>
+      </w:pPr>
+      <w:r>
+        <w:rPr>
+          <w:bCs/>
+          <w:sz w:val="28"/>
+          <w:szCs w:val="28"/>
+          <w:lang w:eastAsia="ru-RU"/>
+        </w:rPr>
+        <w:t>#</w:t>
+      </w:r>
+      <w:proofErr w:type="spellStart"/>
+      <w:r>
+        <w:rPr>
+          <w:bCs/>
+          <w:sz w:val="28"/>
+          <w:szCs w:val="28"/>
+          <w:lang w:eastAsia="ru-RU"/>
+        </w:rPr>
+        <w:t>include</w:t>
+      </w:r>
+      <w:proofErr w:type="spellEnd"/>
+      <w:r>
+        <w:rPr>
+          <w:bCs/>
+          <w:sz w:val="28"/>
+          <w:szCs w:val="28"/>
+          <w:lang w:eastAsia="ru-RU"/>
+        </w:rPr>
+        <w:t xml:space="preserve"> &lt;</w:t>
+      </w:r>
+      <w:proofErr w:type="spellStart"/>
+      <w:r>
+        <w:rPr>
+          <w:bCs/>
+          <w:sz w:val="28"/>
+          <w:szCs w:val="28"/>
+          <w:lang w:eastAsia="ru-RU"/>
+        </w:rPr>
+        <w:t>iomanip</w:t>
+      </w:r>
+      <w:proofErr w:type="spellEnd"/>
+      <w:r>
+        <w:rPr>
+          <w:bCs/>
+          <w:sz w:val="28"/>
+          <w:szCs w:val="28"/>
+          <w:lang w:eastAsia="ru-RU"/>
+        </w:rPr>
+        <w:t>&gt;</w:t>
+      </w:r>
+    </w:p>
+    <w:p>
+      <w:pPr>
+        <w:spacing w:before="100" w:beforeAutospacing="1" w:after="100" w:afterAutospacing="1"/>
+        <w:outlineLvl w:val="2"/>
+        <w:rPr>
+          <w:bCs/>
+          <w:sz w:val="28"/>
+          <w:szCs w:val="28"/>
+          <w:lang w:eastAsia="ru-RU"/>
+        </w:rPr>
+      </w:pPr>
+      <w:r>
+        <w:rPr>
+          <w:bCs/>
+          <w:sz w:val="28"/>
+          <w:szCs w:val="28"/>
+          <w:lang w:eastAsia="ru-RU"/>
+        </w:rPr>
+        <w:t>#</w:t>
+      </w:r>
+      <w:proofErr w:type="spellStart"/>
+      <w:r>
+        <w:rPr>
+          <w:bCs/>
+          <w:sz w:val="28"/>
+          <w:szCs w:val="28"/>
+          <w:lang w:eastAsia="ru-RU"/>
+        </w:rPr>
+        <w:t>include</w:t>
+      </w:r>
+      <w:proofErr w:type="spellEnd"/>
+      <w:r>
+        <w:rPr>
+          <w:bCs/>
+          <w:sz w:val="28"/>
+          <w:szCs w:val="28"/>
+          <w:lang w:eastAsia="ru-RU"/>
+        </w:rPr>
+        <w:t xml:space="preserve"> "</w:t>
+      </w:r>
+      <w:proofErr w:type="spellStart"/>
+      <w:r>
+        <w:rPr>
+          <w:bCs/>
+          <w:sz w:val="28"/>
+          <w:szCs w:val="28"/>
+          <w:lang w:eastAsia="ru-RU"/>
+        </w:rPr>
+        <w:t>ModulesYroslav.h</w:t>
+      </w:r>
+      <w:proofErr w:type="spellEnd"/>
+      <w:r>
+        <w:rPr>
+          <w:bCs/>
+          <w:sz w:val="28"/>
+          <w:szCs w:val="28"/>
+          <w:lang w:eastAsia="ru-RU"/>
+        </w:rPr>
+        <w:t>"</w:t>
+      </w:r>
+    </w:p>
+    <w:p>
+      <w:pPr>
+        <w:spacing w:before="100" w:beforeAutospacing="1" w:after="100" w:afterAutospacing="1"/>
+        <w:outlineLvl w:val="2"/>
+        <w:rPr>
+          <w:bCs/>
+          <w:sz w:val="28"/>
+          <w:szCs w:val="28"/>
+          <w:lang w:eastAsia="ru-RU"/>
+        </w:rPr>
+      </w:pPr>
+      <w:proofErr w:type="spellStart"/>
+      <w:r>
+        <w:rPr>
+          <w:bCs/>
+          <w:sz w:val="28"/>
+          <w:szCs w:val="28"/>
+          <w:lang w:eastAsia="ru-RU"/>
+        </w:rPr>
+        <w:t>using</w:t>
+      </w:r>
+      <w:proofErr w:type="spellEnd"/>
+      <w:r>
+        <w:rPr>
+          <w:bCs/>
+          <w:sz w:val="28"/>
+          <w:szCs w:val="28"/>
+          <w:lang w:eastAsia="ru-RU"/>
+        </w:rPr>
+        <w:t xml:space="preserve"> </w:t>
+      </w:r>
+      <w:proofErr w:type="spellStart"/>
+      <w:r>
+        <w:rPr>
+          <w:bCs/>
+          <w:sz w:val="28"/>
+          <w:szCs w:val="28"/>
+          <w:lang w:eastAsia="ru-RU"/>
+        </w:rPr>
+        <w:t>namespace</w:t>
+      </w:r>
+      <w:proofErr w:type="spellEnd"/>
+      <w:r>
+        <w:rPr>
+          <w:bCs/>
+          <w:sz w:val="28"/>
+          <w:szCs w:val="28"/>
+          <w:lang w:eastAsia="ru-RU"/>
+        </w:rPr>
+        <w:t xml:space="preserve"> </w:t>
+      </w:r>
+      <w:proofErr w:type="spellStart"/>
+      <w:r>
+        <w:rPr>
+          <w:bCs/>
+          <w:sz w:val="28"/>
+          <w:szCs w:val="28"/>
+          <w:lang w:eastAsia="ru-RU"/>
+        </w:rPr>
+        <w:t>std</w:t>
+      </w:r>
+      <w:proofErr w:type="spellEnd"/>
+      <w:r>
+        <w:rPr>
+          <w:bCs/>
+          <w:sz w:val="28"/>
+          <w:szCs w:val="28"/>
+          <w:lang w:eastAsia="ru-RU"/>
+        </w:rPr>
+        <w:t>;</w:t>
+      </w:r>
+    </w:p>
+    <w:p>
+      <w:pPr>
+        <w:spacing w:before="100" w:beforeAutospacing="1" w:after="100" w:afterAutospacing="1"/>
+        <w:outlineLvl w:val="2"/>
+        <w:rPr>
+          <w:bCs/>
+          <w:sz w:val="28"/>
+          <w:szCs w:val="28"/>
+          <w:lang w:eastAsia="ru-RU"/>
+        </w:rPr>
+      </w:pPr>
+      <w:r>
+        <w:rPr>
+          <w:bCs/>
+          <w:sz w:val="28"/>
+          <w:szCs w:val="28"/>
+          <w:lang w:eastAsia="ru-RU"/>
+        </w:rPr>
+        <w:t xml:space="preserve">// </w:t>
+      </w:r>
+      <w:proofErr w:type="spellStart"/>
+      <w:r>
+        <w:rPr>
+          <w:bCs/>
+          <w:sz w:val="28"/>
+          <w:szCs w:val="28"/>
+          <w:lang w:eastAsia="ru-RU"/>
+        </w:rPr>
+        <w:t>Підзадача</w:t>
+      </w:r>
+      <w:proofErr w:type="spellEnd"/>
+      <w:r>
+        <w:rPr>
+          <w:bCs/>
+          <w:sz w:val="28"/>
+          <w:szCs w:val="28"/>
+          <w:lang w:eastAsia="ru-RU"/>
+        </w:rPr>
+        <w:t xml:space="preserve"> 8.2.1</w:t>
+      </w:r>
+    </w:p>
+    <w:p>
+      <w:pPr>
+        <w:spacing w:before="100" w:beforeAutospacing="1" w:after="100" w:afterAutospacing="1"/>
+        <w:outlineLvl w:val="2"/>
+        <w:rPr>
+          <w:bCs/>
+          <w:sz w:val="28"/>
+          <w:szCs w:val="28"/>
+          <w:lang w:eastAsia="ru-RU"/>
+        </w:rPr>
+      </w:pPr>
+      <w:proofErr w:type="spellStart"/>
+      <w:r>
+        <w:rPr>
+          <w:bCs/>
+          <w:sz w:val="28"/>
+          <w:szCs w:val="28"/>
+          <w:lang w:eastAsia="ru-RU"/>
+        </w:rPr>
+        <w:t>string</w:t>
+      </w:r>
+      <w:proofErr w:type="spellEnd"/>
+      <w:r>
+        <w:rPr>
+          <w:bCs/>
+          <w:sz w:val="28"/>
+          <w:szCs w:val="28"/>
+          <w:lang w:eastAsia="ru-RU"/>
+        </w:rPr>
+        <w:t xml:space="preserve"> </w:t>
+      </w:r>
+      <w:proofErr w:type="spellStart"/>
+      <w:r>
+        <w:rPr>
+          <w:bCs/>
+          <w:sz w:val="28"/>
+          <w:szCs w:val="28"/>
+          <w:lang w:eastAsia="ru-RU"/>
+        </w:rPr>
+        <w:t>getAuthorInfo</w:t>
+      </w:r>
+      <w:proofErr w:type="spellEnd"/>
+      <w:r>
+        <w:rPr>
+          <w:bCs/>
+          <w:sz w:val="28"/>
+          <w:szCs w:val="28"/>
+          <w:lang w:eastAsia="ru-RU"/>
+        </w:rPr>
+        <w:t>() {</w:t>
+      </w:r>
+    </w:p>
+    <w:p>
+      <w:pPr>
+        <w:spacing w:before="100" w:beforeAutospacing="1" w:after="100" w:afterAutospacing="1"/>
+        <w:outlineLvl w:val="2"/>
+        <w:rPr>
+          <w:bCs/>
+          <w:sz w:val="28"/>
+          <w:szCs w:val="28"/>
+          <w:lang w:val="en-US" w:eastAsia="ru-RU"/>
+        </w:rPr>
+      </w:pPr>
+      <w:proofErr w:type="spellStart"/>
+      <w:r>
+        <w:rPr>
+          <w:bCs/>
+          <w:sz w:val="28"/>
+          <w:szCs w:val="28"/>
+          <w:lang w:eastAsia="ru-RU"/>
+        </w:rPr>
+        <w:t>return</w:t>
+      </w:r>
+      <w:proofErr w:type="spellEnd"/>
+      <w:r>
+        <w:rPr>
+          <w:bCs/>
+          <w:sz w:val="28"/>
+          <w:szCs w:val="28"/>
+          <w:lang w:eastAsia="ru-RU"/>
+        </w:rPr>
+        <w:t xml:space="preserve"> </w:t>
+      </w:r>
+      <w:r>
+        <w:rPr>
+          <w:bCs/>
+          <w:sz w:val="28"/>
+          <w:szCs w:val="28"/>
+          <w:lang w:val="en-US" w:eastAsia="ru-RU"/>
+        </w:rPr>
+        <w:t>“</w:t>
+      </w:r>
+      <w:proofErr w:type="spellStart"/>
+      <w:r>
+        <w:rPr>
+          <w:bCs/>
+          <w:sz w:val="28"/>
+          <w:szCs w:val="28"/>
+          <w:lang w:eastAsia="ru-RU"/>
+        </w:rPr>
+        <w:t>Прімак</w:t>
+      </w:r>
+      <w:proofErr w:type="spellEnd"/>
+      <w:r>
+        <w:rPr>
+          <w:bCs/>
+          <w:sz w:val="28"/>
+          <w:szCs w:val="28"/>
+          <w:lang w:eastAsia="ru-RU"/>
+        </w:rPr>
+        <w:t xml:space="preserve"> Ярослав</w:t>
+      </w:r>
+      <w:r>
+        <w:rPr>
+          <w:bCs/>
+          <w:sz w:val="28"/>
+          <w:szCs w:val="28"/>
+          <w:lang w:val="en-US" w:eastAsia="ru-RU"/>
+        </w:rPr>
+        <w:t>”</w:t>
+      </w:r>
+    </w:p>
+    <w:p>
+      <w:pPr>
+        <w:spacing w:before="100" w:beforeAutospacing="1" w:after="100" w:afterAutospacing="1"/>
+        <w:outlineLvl w:val="2"/>
+        <w:rPr>
+          <w:bCs/>
+          <w:sz w:val="28"/>
+          <w:szCs w:val="28"/>
+          <w:lang w:eastAsia="ru-RU"/>
+        </w:rPr>
+      </w:pPr>
+      <w:r>
+        <w:rPr>
+          <w:bCs/>
+          <w:sz w:val="28"/>
+          <w:szCs w:val="28"/>
+          <w:lang w:eastAsia="ru-RU"/>
+        </w:rPr>
+        <w:t>}</w:t>
+      </w:r>
+    </w:p>
+    <w:p>
+      <w:pPr>
+        <w:spacing w:before="100" w:beforeAutospacing="1" w:after="100" w:afterAutospacing="1"/>
+        <w:outlineLvl w:val="2"/>
+        <w:rPr>
+          <w:bCs/>
+          <w:sz w:val="28"/>
+          <w:szCs w:val="28"/>
+          <w:lang w:eastAsia="ru-RU"/>
+        </w:rPr>
+      </w:pPr>
+      <w:r>
+        <w:rPr>
+          <w:bCs/>
+          <w:sz w:val="28"/>
+          <w:szCs w:val="28"/>
+          <w:lang w:eastAsia="ru-RU"/>
+        </w:rPr>
+        <w:t xml:space="preserve">// </w:t>
+      </w:r>
+      <w:proofErr w:type="spellStart"/>
+      <w:r>
+        <w:rPr>
+          <w:bCs/>
+          <w:sz w:val="28"/>
+          <w:szCs w:val="28"/>
+          <w:lang w:eastAsia="ru-RU"/>
+        </w:rPr>
+        <w:t>Підзадача</w:t>
+      </w:r>
+      <w:proofErr w:type="spellEnd"/>
+      <w:r>
+        <w:rPr>
+          <w:bCs/>
+          <w:sz w:val="28"/>
+          <w:szCs w:val="28"/>
+          <w:lang w:eastAsia="ru-RU"/>
+        </w:rPr>
+        <w:t xml:space="preserve"> 8.2.2</w:t>
+      </w:r>
+    </w:p>
+    <w:p>
+      <w:pPr>
+        <w:spacing w:before="100" w:beforeAutospacing="1" w:after="100" w:afterAutospacing="1"/>
+        <w:outlineLvl w:val="2"/>
+        <w:rPr>
+          <w:bCs/>
+          <w:sz w:val="28"/>
+          <w:szCs w:val="28"/>
+          <w:lang w:eastAsia="ru-RU"/>
+        </w:rPr>
+      </w:pPr>
+      <w:r>
+        <w:rPr>
+          <w:bCs/>
+          <w:sz w:val="28"/>
+          <w:szCs w:val="28"/>
+          <w:lang w:eastAsia="ru-RU"/>
+        </w:rPr>
+        <w:t>)</w:t>
+      </w:r>
+    </w:p>
+    <w:p>
+      <w:pPr>
+        <w:spacing w:before="100" w:beforeAutospacing="1" w:after="100" w:afterAutospacing="1"/>
+        <w:outlineLvl w:val="2"/>
+        <w:rPr>
+          <w:bCs/>
+          <w:sz w:val="28"/>
+          <w:szCs w:val="28"/>
+          <w:lang w:eastAsia="ru-RU"/>
+        </w:rPr>
+      </w:pPr>
+      <w:proofErr w:type="spellStart"/>
+      <w:r>
+        <w:rPr>
+          <w:bCs/>
+          <w:sz w:val="28"/>
+          <w:szCs w:val="28"/>
+          <w:lang w:eastAsia="ru-RU"/>
+        </w:rPr>
+        <w:t>bool</w:t>
+      </w:r>
+      <w:proofErr w:type="spellEnd"/>
+      <w:r>
+        <w:rPr>
+          <w:bCs/>
+          <w:sz w:val="28"/>
+          <w:szCs w:val="28"/>
+          <w:lang w:eastAsia="ru-RU"/>
+        </w:rPr>
+        <w:t xml:space="preserve"> </w:t>
+      </w:r>
+      <w:proofErr w:type="spellStart"/>
+      <w:r>
+        <w:rPr>
+          <w:bCs/>
+          <w:sz w:val="28"/>
+          <w:szCs w:val="28"/>
+          <w:lang w:eastAsia="ru-RU"/>
+        </w:rPr>
+        <w:t>evaluateLogic</w:t>
+      </w:r>
+      <w:proofErr w:type="spellEnd"/>
+      <w:r>
+        <w:rPr>
+          <w:bCs/>
+          <w:sz w:val="28"/>
+          <w:szCs w:val="28"/>
+          <w:lang w:eastAsia="ru-RU"/>
+        </w:rPr>
+        <w:t>(</w:t>
+      </w:r>
+      <w:proofErr w:type="spellStart"/>
+      <w:r>
+        <w:rPr>
+          <w:bCs/>
+          <w:sz w:val="28"/>
+          <w:szCs w:val="28"/>
+          <w:lang w:eastAsia="ru-RU"/>
+        </w:rPr>
+        <w:t>char</w:t>
+      </w:r>
+      <w:proofErr w:type="spellEnd"/>
+      <w:r>
+        <w:rPr>
+          <w:bCs/>
+          <w:sz w:val="28"/>
+          <w:szCs w:val="28"/>
+          <w:lang w:eastAsia="ru-RU"/>
+        </w:rPr>
+        <w:t xml:space="preserve"> a, </w:t>
+      </w:r>
+      <w:proofErr w:type="spellStart"/>
+      <w:r>
+        <w:rPr>
+          <w:bCs/>
+          <w:sz w:val="28"/>
+          <w:szCs w:val="28"/>
+          <w:lang w:eastAsia="ru-RU"/>
+        </w:rPr>
+        <w:t>char</w:t>
+      </w:r>
+      <w:proofErr w:type="spellEnd"/>
+      <w:r>
+        <w:rPr>
+          <w:bCs/>
+          <w:sz w:val="28"/>
+          <w:szCs w:val="28"/>
+          <w:lang w:eastAsia="ru-RU"/>
+        </w:rPr>
+        <w:t xml:space="preserve"> b) {</w:t>
+      </w:r>
+    </w:p>
+    <w:p>
+      <w:pPr>
+        <w:spacing w:before="100" w:beforeAutospacing="1" w:after="100" w:afterAutospacing="1"/>
+        <w:outlineLvl w:val="2"/>
+        <w:rPr>
+          <w:bCs/>
+          <w:sz w:val="28"/>
+          <w:szCs w:val="28"/>
+          <w:lang w:eastAsia="ru-RU"/>
+        </w:rPr>
+      </w:pPr>
+      <w:r>
+        <w:rPr>
+          <w:bCs/>
+          <w:sz w:val="28"/>
+          <w:szCs w:val="28"/>
+          <w:lang w:eastAsia="ru-RU"/>
+        </w:rPr>
+        <w:lastRenderedPageBreak/>
+        <w:t xml:space="preserve">    </w:t>
+      </w:r>
+      <w:proofErr w:type="spellStart"/>
+      <w:r>
+        <w:rPr>
+          <w:bCs/>
+          <w:sz w:val="28"/>
+          <w:szCs w:val="28"/>
+          <w:lang w:eastAsia="ru-RU"/>
+        </w:rPr>
+        <w:t>return</w:t>
+      </w:r>
+      <w:proofErr w:type="spellEnd"/>
+      <w:r>
+        <w:rPr>
+          <w:bCs/>
+          <w:sz w:val="28"/>
+          <w:szCs w:val="28"/>
+          <w:lang w:eastAsia="ru-RU"/>
+        </w:rPr>
+        <w:t xml:space="preserve"> a &lt;= (b - 32);</w:t>
+      </w:r>
+    </w:p>
+    <w:p>
+      <w:pPr>
+        <w:spacing w:before="100" w:beforeAutospacing="1" w:after="100" w:afterAutospacing="1"/>
+        <w:outlineLvl w:val="2"/>
+        <w:rPr>
+          <w:bCs/>
+          <w:sz w:val="28"/>
+          <w:szCs w:val="28"/>
+          <w:lang w:eastAsia="ru-RU"/>
+        </w:rPr>
+      </w:pPr>
+      <w:r>
+        <w:rPr>
+          <w:bCs/>
+          <w:sz w:val="28"/>
+          <w:szCs w:val="28"/>
+          <w:lang w:eastAsia="ru-RU"/>
+        </w:rPr>
+        <w:t>}</w:t>
+      </w:r>
+    </w:p>
+    <w:p>
+      <w:pPr>
+        <w:spacing w:before="100" w:beforeAutospacing="1" w:after="100" w:afterAutospacing="1"/>
+        <w:outlineLvl w:val="2"/>
+        <w:rPr>
+          <w:bCs/>
+          <w:sz w:val="28"/>
+          <w:szCs w:val="28"/>
+          <w:lang w:eastAsia="ru-RU"/>
+        </w:rPr>
+      </w:pPr>
+      <w:r>
+        <w:rPr>
+          <w:bCs/>
+          <w:sz w:val="28"/>
+          <w:szCs w:val="28"/>
+          <w:lang w:eastAsia="ru-RU"/>
+        </w:rPr>
+        <w:t xml:space="preserve">// </w:t>
+      </w:r>
+      <w:proofErr w:type="spellStart"/>
+      <w:r>
+        <w:rPr>
+          <w:bCs/>
+          <w:sz w:val="28"/>
+          <w:szCs w:val="28"/>
+          <w:lang w:eastAsia="ru-RU"/>
+        </w:rPr>
+        <w:t>Підзадача</w:t>
+      </w:r>
+      <w:proofErr w:type="spellEnd"/>
+      <w:r>
+        <w:rPr>
+          <w:bCs/>
+          <w:sz w:val="28"/>
+          <w:szCs w:val="28"/>
+          <w:lang w:eastAsia="ru-RU"/>
+        </w:rPr>
+        <w:t xml:space="preserve"> 8.2.3</w:t>
+      </w:r>
+    </w:p>
+    <w:p>
+      <w:pPr>
+        <w:spacing w:before="100" w:beforeAutospacing="1" w:after="100" w:afterAutospacing="1"/>
+        <w:outlineLvl w:val="2"/>
+        <w:rPr>
+          <w:bCs/>
+          <w:sz w:val="28"/>
+          <w:szCs w:val="28"/>
+          <w:lang w:eastAsia="ru-RU"/>
+        </w:rPr>
+      </w:pPr>
+      <w:proofErr w:type="spellStart"/>
+      <w:r>
+        <w:rPr>
+          <w:bCs/>
+          <w:sz w:val="28"/>
+          <w:szCs w:val="28"/>
+          <w:lang w:eastAsia="ru-RU"/>
+        </w:rPr>
+        <w:t>string</w:t>
+      </w:r>
+      <w:proofErr w:type="spellEnd"/>
+      <w:r>
+        <w:rPr>
+          <w:bCs/>
+          <w:sz w:val="28"/>
+          <w:szCs w:val="28"/>
+          <w:lang w:eastAsia="ru-RU"/>
+        </w:rPr>
+        <w:t xml:space="preserve"> </w:t>
+      </w:r>
+      <w:proofErr w:type="spellStart"/>
+      <w:r>
+        <w:rPr>
+          <w:bCs/>
+          <w:sz w:val="28"/>
+          <w:szCs w:val="28"/>
+          <w:lang w:eastAsia="ru-RU"/>
+        </w:rPr>
+        <w:t>formatDataAndCalculateS</w:t>
+      </w:r>
+      <w:proofErr w:type="spellEnd"/>
+      <w:r>
+        <w:rPr>
+          <w:bCs/>
+          <w:sz w:val="28"/>
+          <w:szCs w:val="28"/>
+          <w:lang w:eastAsia="ru-RU"/>
+        </w:rPr>
+        <w:t>(</w:t>
+      </w:r>
+      <w:proofErr w:type="spellStart"/>
+      <w:r>
+        <w:rPr>
+          <w:bCs/>
+          <w:sz w:val="28"/>
+          <w:szCs w:val="28"/>
+          <w:lang w:eastAsia="ru-RU"/>
+        </w:rPr>
+        <w:t>double</w:t>
+      </w:r>
+      <w:proofErr w:type="spellEnd"/>
+      <w:r>
+        <w:rPr>
+          <w:bCs/>
+          <w:sz w:val="28"/>
+          <w:szCs w:val="28"/>
+          <w:lang w:eastAsia="ru-RU"/>
+        </w:rPr>
+        <w:t xml:space="preserve"> x, </w:t>
+      </w:r>
+      <w:proofErr w:type="spellStart"/>
+      <w:r>
+        <w:rPr>
+          <w:bCs/>
+          <w:sz w:val="28"/>
+          <w:szCs w:val="28"/>
+          <w:lang w:eastAsia="ru-RU"/>
+        </w:rPr>
+        <w:t>double</w:t>
+      </w:r>
+      <w:proofErr w:type="spellEnd"/>
+      <w:r>
+        <w:rPr>
+          <w:bCs/>
+          <w:sz w:val="28"/>
+          <w:szCs w:val="28"/>
+          <w:lang w:eastAsia="ru-RU"/>
+        </w:rPr>
+        <w:t xml:space="preserve"> y, </w:t>
+      </w:r>
+      <w:proofErr w:type="spellStart"/>
+      <w:r>
+        <w:rPr>
+          <w:bCs/>
+          <w:sz w:val="28"/>
+          <w:szCs w:val="28"/>
+          <w:lang w:eastAsia="ru-RU"/>
+        </w:rPr>
+        <w:t>double</w:t>
+      </w:r>
+      <w:proofErr w:type="spellEnd"/>
+      <w:r>
+        <w:rPr>
+          <w:bCs/>
+          <w:sz w:val="28"/>
+          <w:szCs w:val="28"/>
+          <w:lang w:eastAsia="ru-RU"/>
+        </w:rPr>
+        <w:t xml:space="preserve"> z) {</w:t>
+      </w:r>
+    </w:p>
+    <w:p>
+      <w:pPr>
+        <w:spacing w:before="100" w:beforeAutospacing="1" w:after="100" w:afterAutospacing="1"/>
+        <w:outlineLvl w:val="2"/>
+        <w:rPr>
+          <w:bCs/>
+          <w:sz w:val="28"/>
+          <w:szCs w:val="28"/>
+          <w:lang w:eastAsia="ru-RU"/>
+        </w:rPr>
+      </w:pPr>
+      <w:r>
+        <w:rPr>
+          <w:bCs/>
+          <w:sz w:val="28"/>
+          <w:szCs w:val="28"/>
+          <w:lang w:eastAsia="ru-RU"/>
+        </w:rPr>
+        <w:t xml:space="preserve">    </w:t>
+      </w:r>
+      <w:proofErr w:type="spellStart"/>
+      <w:r>
+        <w:rPr>
+          <w:bCs/>
+          <w:sz w:val="28"/>
+          <w:szCs w:val="28"/>
+          <w:lang w:eastAsia="ru-RU"/>
+        </w:rPr>
+        <w:t>ostringstream</w:t>
+      </w:r>
+      <w:proofErr w:type="spellEnd"/>
+      <w:r>
+        <w:rPr>
+          <w:bCs/>
+          <w:sz w:val="28"/>
+          <w:szCs w:val="28"/>
+          <w:lang w:eastAsia="ru-RU"/>
+        </w:rPr>
+        <w:t xml:space="preserve"> </w:t>
+      </w:r>
+      <w:proofErr w:type="spellStart"/>
+      <w:r>
+        <w:rPr>
+          <w:bCs/>
+          <w:sz w:val="28"/>
+          <w:szCs w:val="28"/>
+          <w:lang w:eastAsia="ru-RU"/>
+        </w:rPr>
+        <w:t>out</w:t>
+      </w:r>
+      <w:proofErr w:type="spellEnd"/>
+      <w:r>
+        <w:rPr>
+          <w:bCs/>
+          <w:sz w:val="28"/>
+          <w:szCs w:val="28"/>
+          <w:lang w:eastAsia="ru-RU"/>
+        </w:rPr>
+        <w:t>;</w:t>
+      </w:r>
+    </w:p>
+    <w:p>
+      <w:pPr>
+        <w:spacing w:before="100" w:beforeAutospacing="1" w:after="100" w:afterAutospacing="1"/>
+        <w:outlineLvl w:val="2"/>
+        <w:rPr>
+          <w:bCs/>
+          <w:sz w:val="28"/>
+          <w:szCs w:val="28"/>
+          <w:lang w:eastAsia="ru-RU"/>
+        </w:rPr>
+      </w:pPr>
+      <w:proofErr w:type="spellStart"/>
+      <w:r>
+        <w:rPr>
+          <w:bCs/>
+          <w:sz w:val="28"/>
+          <w:szCs w:val="28"/>
+          <w:lang w:eastAsia="ru-RU"/>
+        </w:rPr>
+        <w:t>out</w:t>
+      </w:r>
+      <w:proofErr w:type="spellEnd"/>
+      <w:r>
+        <w:rPr>
+          <w:bCs/>
+          <w:sz w:val="28"/>
+          <w:szCs w:val="28"/>
+          <w:lang w:eastAsia="ru-RU"/>
+        </w:rPr>
+        <w:t xml:space="preserve"> &lt;&lt; "Значення (DEC): x = " &lt;&lt; </w:t>
+      </w:r>
+      <w:proofErr w:type="spellStart"/>
+      <w:r>
+        <w:rPr>
+          <w:bCs/>
+          <w:sz w:val="28"/>
+          <w:szCs w:val="28"/>
+          <w:lang w:eastAsia="ru-RU"/>
+        </w:rPr>
+        <w:t>dec</w:t>
+      </w:r>
+      <w:proofErr w:type="spellEnd"/>
+      <w:r>
+        <w:rPr>
+          <w:bCs/>
+          <w:sz w:val="28"/>
+          <w:szCs w:val="28"/>
+          <w:lang w:eastAsia="ru-RU"/>
+        </w:rPr>
+        <w:t xml:space="preserve"> &lt;&lt; x</w:t>
+      </w:r>
+    </w:p>
+    <w:p>
+      <w:pPr>
+        <w:spacing w:before="100" w:beforeAutospacing="1" w:after="100" w:afterAutospacing="1"/>
+        <w:outlineLvl w:val="2"/>
+        <w:rPr>
+          <w:bCs/>
+          <w:sz w:val="28"/>
+          <w:szCs w:val="28"/>
+          <w:lang w:eastAsia="ru-RU"/>
+        </w:rPr>
+      </w:pPr>
+      <w:r>
+        <w:rPr>
+          <w:bCs/>
+          <w:sz w:val="28"/>
+          <w:szCs w:val="28"/>
+          <w:lang w:eastAsia="ru-RU"/>
+        </w:rPr>
+        <w:t xml:space="preserve">        &lt;&lt; ", y = " &lt;&lt; y</w:t>
+      </w:r>
+    </w:p>
+    <w:p>
+      <w:pPr>
+        <w:spacing w:before="100" w:beforeAutospacing="1" w:after="100" w:afterAutospacing="1"/>
+        <w:outlineLvl w:val="2"/>
+        <w:rPr>
+          <w:bCs/>
+          <w:sz w:val="28"/>
+          <w:szCs w:val="28"/>
+          <w:lang w:eastAsia="ru-RU"/>
+        </w:rPr>
+      </w:pPr>
+      <w:r>
+        <w:rPr>
+          <w:bCs/>
+          <w:sz w:val="28"/>
+          <w:szCs w:val="28"/>
+          <w:lang w:eastAsia="ru-RU"/>
+        </w:rPr>
+        <w:t xml:space="preserve">        &lt;&lt; ", z = " &lt;&lt; z &lt;&lt; "\n";</w:t>
+      </w:r>
+    </w:p>
+    <w:p>
+      <w:pPr>
+        <w:spacing w:before="100" w:beforeAutospacing="1" w:after="100" w:afterAutospacing="1"/>
+        <w:outlineLvl w:val="2"/>
+        <w:rPr>
+          <w:bCs/>
+          <w:sz w:val="28"/>
+          <w:szCs w:val="28"/>
+          <w:lang w:eastAsia="ru-RU"/>
+        </w:rPr>
+      </w:pPr>
+      <w:proofErr w:type="spellStart"/>
+      <w:r>
+        <w:rPr>
+          <w:bCs/>
+          <w:sz w:val="28"/>
+          <w:szCs w:val="28"/>
+          <w:lang w:eastAsia="ru-RU"/>
+        </w:rPr>
+        <w:t>out</w:t>
+      </w:r>
+      <w:proofErr w:type="spellEnd"/>
+      <w:r>
+        <w:rPr>
+          <w:bCs/>
+          <w:sz w:val="28"/>
+          <w:szCs w:val="28"/>
+          <w:lang w:eastAsia="ru-RU"/>
+        </w:rPr>
+        <w:t xml:space="preserve"> &lt;&lt; "Значення (HEX): x = " &lt;&lt; </w:t>
+      </w:r>
+      <w:proofErr w:type="spellStart"/>
+      <w:r>
+        <w:rPr>
+          <w:bCs/>
+          <w:sz w:val="28"/>
+          <w:szCs w:val="28"/>
+          <w:lang w:eastAsia="ru-RU"/>
+        </w:rPr>
+        <w:t>hex</w:t>
+      </w:r>
+      <w:proofErr w:type="spellEnd"/>
+      <w:r>
+        <w:rPr>
+          <w:bCs/>
+          <w:sz w:val="28"/>
+          <w:szCs w:val="28"/>
+          <w:lang w:eastAsia="ru-RU"/>
+        </w:rPr>
+        <w:t xml:space="preserve"> &lt;&lt; </w:t>
+      </w:r>
+      <w:proofErr w:type="spellStart"/>
+      <w:r>
+        <w:rPr>
+          <w:bCs/>
+          <w:sz w:val="28"/>
+          <w:szCs w:val="28"/>
+          <w:lang w:eastAsia="ru-RU"/>
+        </w:rPr>
+        <w:t>uppercase</w:t>
+      </w:r>
+      <w:proofErr w:type="spellEnd"/>
+      <w:r>
+        <w:rPr>
+          <w:bCs/>
+          <w:sz w:val="28"/>
+          <w:szCs w:val="28"/>
+          <w:lang w:eastAsia="ru-RU"/>
+        </w:rPr>
+        <w:t xml:space="preserve"> &lt;&lt; (</w:t>
+      </w:r>
+      <w:proofErr w:type="spellStart"/>
+      <w:r>
+        <w:rPr>
+          <w:bCs/>
+          <w:sz w:val="28"/>
+          <w:szCs w:val="28"/>
+          <w:lang w:eastAsia="ru-RU"/>
+        </w:rPr>
+        <w:t>int</w:t>
+      </w:r>
+      <w:proofErr w:type="spellEnd"/>
+      <w:r>
+        <w:rPr>
+          <w:bCs/>
+          <w:sz w:val="28"/>
+          <w:szCs w:val="28"/>
+          <w:lang w:eastAsia="ru-RU"/>
+        </w:rPr>
+        <w:t>)x</w:t>
+      </w:r>
+    </w:p>
+    <w:p>
+      <w:pPr>
+        <w:spacing w:before="100" w:beforeAutospacing="1" w:after="100" w:afterAutospacing="1"/>
+        <w:outlineLvl w:val="2"/>
+        <w:rPr>
+          <w:bCs/>
+          <w:sz w:val="28"/>
+          <w:szCs w:val="28"/>
+          <w:lang w:eastAsia="ru-RU"/>
+        </w:rPr>
+      </w:pPr>
+      <w:r>
+        <w:rPr>
+          <w:bCs/>
+          <w:sz w:val="28"/>
+          <w:szCs w:val="28"/>
+          <w:lang w:eastAsia="ru-RU"/>
+        </w:rPr>
+        <w:t xml:space="preserve">  &lt;&lt; ", y = " &lt;&lt; (</w:t>
+      </w:r>
+      <w:proofErr w:type="spellStart"/>
+      <w:r>
+        <w:rPr>
+          <w:bCs/>
+          <w:sz w:val="28"/>
+          <w:szCs w:val="28"/>
+          <w:lang w:eastAsia="ru-RU"/>
+        </w:rPr>
+        <w:t>int</w:t>
+      </w:r>
+      <w:proofErr w:type="spellEnd"/>
+      <w:r>
+        <w:rPr>
+          <w:bCs/>
+          <w:sz w:val="28"/>
+          <w:szCs w:val="28"/>
+          <w:lang w:eastAsia="ru-RU"/>
+        </w:rPr>
+        <w:t>)y</w:t>
+      </w:r>
+    </w:p>
+    <w:p>
+      <w:pPr>
+        <w:spacing w:before="100" w:beforeAutospacing="1" w:after="100" w:afterAutospacing="1"/>
+        <w:outlineLvl w:val="2"/>
+        <w:rPr>
+          <w:bCs/>
+          <w:sz w:val="28"/>
+          <w:szCs w:val="28"/>
+          <w:lang w:eastAsia="ru-RU"/>
+        </w:rPr>
+      </w:pPr>
+      <w:r>
+        <w:rPr>
+          <w:bCs/>
+          <w:sz w:val="28"/>
+          <w:szCs w:val="28"/>
+          <w:lang w:eastAsia="ru-RU"/>
+        </w:rPr>
+        <w:t xml:space="preserve">        &lt;&lt; ", z = " &lt;&lt; (</w:t>
+      </w:r>
+      <w:proofErr w:type="spellStart"/>
+      <w:r>
+        <w:rPr>
+          <w:bCs/>
+          <w:sz w:val="28"/>
+          <w:szCs w:val="28"/>
+          <w:lang w:eastAsia="ru-RU"/>
+        </w:rPr>
+        <w:t>int</w:t>
+      </w:r>
+      <w:proofErr w:type="spellEnd"/>
+      <w:r>
+        <w:rPr>
+          <w:bCs/>
+          <w:sz w:val="28"/>
+          <w:szCs w:val="28"/>
+          <w:lang w:eastAsia="ru-RU"/>
+        </w:rPr>
+        <w:t xml:space="preserve">)z &lt;&lt; </w:t>
+      </w:r>
+      <w:proofErr w:type="spellStart"/>
+      <w:r>
+        <w:rPr>
+          <w:bCs/>
+          <w:sz w:val="28"/>
+          <w:szCs w:val="28"/>
+          <w:lang w:eastAsia="ru-RU"/>
+        </w:rPr>
+        <w:t>dec</w:t>
+      </w:r>
+      <w:proofErr w:type="spellEnd"/>
+      <w:r>
+        <w:rPr>
+          <w:bCs/>
+          <w:sz w:val="28"/>
+          <w:szCs w:val="28"/>
+          <w:lang w:eastAsia="ru-RU"/>
+        </w:rPr>
+        <w:t xml:space="preserve"> &lt;&lt; "\n";</w:t>
+      </w:r>
+    </w:p>
+    <w:p>
+      <w:pPr>
+        <w:spacing w:before="100" w:beforeAutospacing="1" w:after="100" w:afterAutospacing="1"/>
+        <w:outlineLvl w:val="2"/>
+        <w:rPr>
+          <w:bCs/>
+          <w:sz w:val="28"/>
+          <w:szCs w:val="28"/>
+          <w:lang w:eastAsia="ru-RU"/>
+        </w:rPr>
+      </w:pPr>
+      <w:proofErr w:type="spellStart"/>
+      <w:r>
+        <w:rPr>
+          <w:bCs/>
+          <w:sz w:val="28"/>
+          <w:szCs w:val="28"/>
+          <w:lang w:eastAsia="ru-RU"/>
+        </w:rPr>
+        <w:t>try</w:t>
+      </w:r>
+      <w:proofErr w:type="spellEnd"/>
+      <w:r>
+        <w:rPr>
+          <w:bCs/>
+          <w:sz w:val="28"/>
+          <w:szCs w:val="28"/>
+          <w:lang w:eastAsia="ru-RU"/>
+        </w:rPr>
+        <w:t xml:space="preserve"> {</w:t>
+      </w:r>
+    </w:p>
+    <w:p>
+      <w:pPr>
+        <w:spacing w:before="100" w:beforeAutospacing="1" w:after="100" w:afterAutospacing="1"/>
+        <w:outlineLvl w:val="2"/>
+        <w:rPr>
+          <w:bCs/>
+          <w:sz w:val="28"/>
+          <w:szCs w:val="28"/>
+          <w:lang w:eastAsia="ru-RU"/>
+        </w:rPr>
+      </w:pPr>
+      <w:r>
+        <w:rPr>
+          <w:bCs/>
+          <w:sz w:val="28"/>
+          <w:szCs w:val="28"/>
+          <w:lang w:eastAsia="ru-RU"/>
+        </w:rPr>
+        <w:t xml:space="preserve">        </w:t>
+      </w:r>
+      <w:proofErr w:type="spellStart"/>
+      <w:r>
+        <w:rPr>
+          <w:bCs/>
+          <w:sz w:val="28"/>
+          <w:szCs w:val="28"/>
+          <w:lang w:eastAsia="ru-RU"/>
+        </w:rPr>
+        <w:t>double</w:t>
+      </w:r>
+      <w:proofErr w:type="spellEnd"/>
+      <w:r>
+        <w:rPr>
+          <w:bCs/>
+          <w:sz w:val="28"/>
+          <w:szCs w:val="28"/>
+          <w:lang w:eastAsia="ru-RU"/>
+        </w:rPr>
+        <w:t xml:space="preserve"> </w:t>
+      </w:r>
+      <w:proofErr w:type="spellStart"/>
+      <w:r>
+        <w:rPr>
+          <w:bCs/>
+          <w:sz w:val="28"/>
+          <w:szCs w:val="28"/>
+          <w:lang w:eastAsia="ru-RU"/>
+        </w:rPr>
+        <w:t>s_result</w:t>
+      </w:r>
+      <w:proofErr w:type="spellEnd"/>
+      <w:r>
+        <w:rPr>
+          <w:bCs/>
+          <w:sz w:val="28"/>
+          <w:szCs w:val="28"/>
+          <w:lang w:eastAsia="ru-RU"/>
+        </w:rPr>
+        <w:t xml:space="preserve"> = </w:t>
+      </w:r>
+      <w:proofErr w:type="spellStart"/>
+      <w:r>
+        <w:rPr>
+          <w:bCs/>
+          <w:sz w:val="28"/>
+          <w:szCs w:val="28"/>
+          <w:lang w:eastAsia="ru-RU"/>
+        </w:rPr>
+        <w:t>s_calculation</w:t>
+      </w:r>
+      <w:proofErr w:type="spellEnd"/>
+      <w:r>
+        <w:rPr>
+          <w:bCs/>
+          <w:sz w:val="28"/>
+          <w:szCs w:val="28"/>
+          <w:lang w:eastAsia="ru-RU"/>
+        </w:rPr>
+        <w:t>(x, y, z);</w:t>
+      </w:r>
+    </w:p>
+    <w:p>
+      <w:pPr>
+        <w:spacing w:before="100" w:beforeAutospacing="1" w:after="100" w:afterAutospacing="1"/>
+        <w:outlineLvl w:val="2"/>
+        <w:rPr>
+          <w:bCs/>
+          <w:sz w:val="28"/>
+          <w:szCs w:val="28"/>
+          <w:lang w:eastAsia="ru-RU"/>
+        </w:rPr>
+      </w:pPr>
+      <w:r>
+        <w:rPr>
+          <w:bCs/>
+          <w:sz w:val="28"/>
+          <w:szCs w:val="28"/>
+          <w:lang w:eastAsia="ru-RU"/>
+        </w:rPr>
+        <w:t xml:space="preserve">        </w:t>
+      </w:r>
+      <w:proofErr w:type="spellStart"/>
+      <w:r>
+        <w:rPr>
+          <w:bCs/>
+          <w:sz w:val="28"/>
+          <w:szCs w:val="28"/>
+          <w:lang w:eastAsia="ru-RU"/>
+        </w:rPr>
+        <w:t>out</w:t>
+      </w:r>
+      <w:proofErr w:type="spellEnd"/>
+      <w:r>
+        <w:rPr>
+          <w:bCs/>
+          <w:sz w:val="28"/>
+          <w:szCs w:val="28"/>
+          <w:lang w:eastAsia="ru-RU"/>
+        </w:rPr>
+        <w:t xml:space="preserve"> &lt;&lt; "Результат обчислення S = " &lt;&lt; </w:t>
+      </w:r>
+      <w:proofErr w:type="spellStart"/>
+      <w:r>
+        <w:rPr>
+          <w:bCs/>
+          <w:sz w:val="28"/>
+          <w:szCs w:val="28"/>
+          <w:lang w:eastAsia="ru-RU"/>
+        </w:rPr>
+        <w:t>s_result</w:t>
+      </w:r>
+      <w:proofErr w:type="spellEnd"/>
+      <w:r>
+        <w:rPr>
+          <w:bCs/>
+          <w:sz w:val="28"/>
+          <w:szCs w:val="28"/>
+          <w:lang w:eastAsia="ru-RU"/>
+        </w:rPr>
+        <w:t>;</w:t>
+      </w:r>
+    </w:p>
+    <w:p>
+      <w:pPr>
+        <w:spacing w:before="100" w:beforeAutospacing="1" w:after="100" w:afterAutospacing="1"/>
+        <w:outlineLvl w:val="2"/>
+        <w:rPr>
+          <w:bCs/>
+          <w:sz w:val="28"/>
+          <w:szCs w:val="28"/>
+          <w:lang w:eastAsia="ru-RU"/>
+        </w:rPr>
+      </w:pPr>
+      <w:r>
+        <w:rPr>
+          <w:bCs/>
+          <w:sz w:val="28"/>
+          <w:szCs w:val="28"/>
+          <w:lang w:eastAsia="ru-RU"/>
+        </w:rPr>
+        <w:t xml:space="preserve">    } </w:t>
+      </w:r>
+      <w:proofErr w:type="spellStart"/>
+      <w:r>
+        <w:rPr>
+          <w:bCs/>
+          <w:sz w:val="28"/>
+          <w:szCs w:val="28"/>
+          <w:lang w:eastAsia="ru-RU"/>
+        </w:rPr>
+        <w:t>catch</w:t>
+      </w:r>
+      <w:proofErr w:type="spellEnd"/>
+      <w:r>
+        <w:rPr>
+          <w:bCs/>
+          <w:sz w:val="28"/>
+          <w:szCs w:val="28"/>
+          <w:lang w:eastAsia="ru-RU"/>
+        </w:rPr>
+        <w:t xml:space="preserve"> (</w:t>
+      </w:r>
+      <w:proofErr w:type="spellStart"/>
+      <w:r>
+        <w:rPr>
+          <w:bCs/>
+          <w:sz w:val="28"/>
+          <w:szCs w:val="28"/>
+          <w:lang w:eastAsia="ru-RU"/>
+        </w:rPr>
+        <w:t>const</w:t>
+      </w:r>
+      <w:proofErr w:type="spellEnd"/>
+      <w:r>
+        <w:rPr>
+          <w:bCs/>
+          <w:sz w:val="28"/>
+          <w:szCs w:val="28"/>
+          <w:lang w:eastAsia="ru-RU"/>
+        </w:rPr>
+        <w:t xml:space="preserve"> </w:t>
+      </w:r>
+      <w:proofErr w:type="spellStart"/>
+      <w:r>
+        <w:rPr>
+          <w:bCs/>
+          <w:sz w:val="28"/>
+          <w:szCs w:val="28"/>
+          <w:lang w:eastAsia="ru-RU"/>
+        </w:rPr>
+        <w:t>exception</w:t>
+      </w:r>
+      <w:proofErr w:type="spellEnd"/>
+      <w:r>
+        <w:rPr>
+          <w:bCs/>
+          <w:sz w:val="28"/>
+          <w:szCs w:val="28"/>
+          <w:lang w:eastAsia="ru-RU"/>
+        </w:rPr>
+        <w:t>&amp; e) {</w:t>
+      </w:r>
+    </w:p>
+    <w:p>
+      <w:pPr>
+        <w:spacing w:before="100" w:beforeAutospacing="1" w:after="100" w:afterAutospacing="1"/>
+        <w:outlineLvl w:val="2"/>
+        <w:rPr>
+          <w:bCs/>
+          <w:sz w:val="28"/>
+          <w:szCs w:val="28"/>
+          <w:lang w:eastAsia="ru-RU"/>
+        </w:rPr>
+      </w:pPr>
+      <w:proofErr w:type="spellStart"/>
+      <w:r>
+        <w:rPr>
+          <w:bCs/>
+          <w:sz w:val="28"/>
+          <w:szCs w:val="28"/>
+          <w:lang w:eastAsia="ru-RU"/>
+        </w:rPr>
+        <w:t>out</w:t>
+      </w:r>
+      <w:proofErr w:type="spellEnd"/>
+      <w:r>
+        <w:rPr>
+          <w:bCs/>
+          <w:sz w:val="28"/>
+          <w:szCs w:val="28"/>
+          <w:lang w:eastAsia="ru-RU"/>
+        </w:rPr>
+        <w:t xml:space="preserve"> &lt;&lt; "Результат обчислення S = ПОМИЛКА (" &lt;&lt; </w:t>
+      </w:r>
+      <w:proofErr w:type="spellStart"/>
+      <w:r>
+        <w:rPr>
+          <w:bCs/>
+          <w:sz w:val="28"/>
+          <w:szCs w:val="28"/>
+          <w:lang w:eastAsia="ru-RU"/>
+        </w:rPr>
+        <w:t>e.what</w:t>
+      </w:r>
+      <w:proofErr w:type="spellEnd"/>
+      <w:r>
+        <w:rPr>
+          <w:bCs/>
+          <w:sz w:val="28"/>
+          <w:szCs w:val="28"/>
+          <w:lang w:eastAsia="ru-RU"/>
+        </w:rPr>
+        <w:t>() &lt;&lt; ")";</w:t>
+      </w:r>
+    </w:p>
+    <w:p>
+      <w:pPr>
+        <w:spacing w:before="100" w:beforeAutospacing="1" w:after="100" w:afterAutospacing="1"/>
+        <w:outlineLvl w:val="2"/>
+        <w:rPr>
+          <w:bCs/>
+          <w:sz w:val="28"/>
+          <w:szCs w:val="28"/>
+          <w:lang w:eastAsia="ru-RU"/>
+        </w:rPr>
+      </w:pPr>
+      <w:r>
+        <w:rPr>
+          <w:bCs/>
+          <w:sz w:val="28"/>
+          <w:szCs w:val="28"/>
+          <w:lang w:eastAsia="ru-RU"/>
+        </w:rPr>
+        <w:t xml:space="preserve">    }</w:t>
+      </w:r>
+    </w:p>
+    <w:p>
+      <w:pPr>
+        <w:spacing w:before="100" w:beforeAutospacing="1" w:after="100" w:afterAutospacing="1"/>
+        <w:outlineLvl w:val="2"/>
+        <w:rPr>
+          <w:bCs/>
+          <w:sz w:val="28"/>
+          <w:szCs w:val="28"/>
+          <w:lang w:eastAsia="ru-RU"/>
+        </w:rPr>
+      </w:pPr>
+      <w:proofErr w:type="spellStart"/>
+      <w:r>
+        <w:rPr>
+          <w:bCs/>
+          <w:sz w:val="28"/>
+          <w:szCs w:val="28"/>
+          <w:lang w:eastAsia="ru-RU"/>
+        </w:rPr>
+        <w:t>return</w:t>
+      </w:r>
+      <w:proofErr w:type="spellEnd"/>
+      <w:r>
+        <w:rPr>
+          <w:bCs/>
+          <w:sz w:val="28"/>
+          <w:szCs w:val="28"/>
+          <w:lang w:eastAsia="ru-RU"/>
+        </w:rPr>
+        <w:t xml:space="preserve"> </w:t>
+      </w:r>
+      <w:proofErr w:type="spellStart"/>
+      <w:r>
+        <w:rPr>
+          <w:bCs/>
+          <w:sz w:val="28"/>
+          <w:szCs w:val="28"/>
+          <w:lang w:eastAsia="ru-RU"/>
+        </w:rPr>
+        <w:t>out.str</w:t>
+      </w:r>
+      <w:proofErr w:type="spellEnd"/>
+      <w:r>
+        <w:rPr>
+          <w:bCs/>
+          <w:sz w:val="28"/>
+          <w:szCs w:val="28"/>
+          <w:lang w:eastAsia="ru-RU"/>
+        </w:rPr>
+        <w:t>();</w:t>
+      </w:r>
+    </w:p>
+    <w:p>
+      <w:pPr>
+        <w:spacing w:before="100" w:beforeAutospacing="1" w:after="100" w:afterAutospacing="1"/>
+        <w:outlineLvl w:val="2"/>
+        <w:rPr>
+          <w:bCs/>
+          <w:sz w:val="28"/>
+          <w:szCs w:val="28"/>
+          <w:lang w:eastAsia="ru-RU"/>
+        </w:rPr>
+      </w:pPr>
+      <w:r>
+        <w:rPr>
+          <w:bCs/>
+          <w:sz w:val="28"/>
+          <w:szCs w:val="28"/>
+          <w:lang w:eastAsia="ru-RU"/>
+        </w:rPr>
+        <w:t>}</w:t>
+      </w:r>
+    </w:p>
+    <w:p>
+      <w:pPr>
+        <w:spacing w:before="100" w:beforeAutospacing="1" w:after="100" w:afterAutospacing="1"/>
+        <w:outlineLvl w:val="2"/>
+        <w:rPr>
+          <w:bCs/>
+          <w:sz w:val="28"/>
+          <w:szCs w:val="28"/>
+          <w:lang w:eastAsia="ru-RU"/>
+        </w:rPr>
+      </w:pPr>
+      <w:r>
+        <w:rPr>
+          <w:bCs/>
+          <w:sz w:val="28"/>
+          <w:szCs w:val="28"/>
+          <w:lang w:eastAsia="ru-RU"/>
+        </w:rPr>
+        <w:t>// головна функція</w:t>
+      </w:r>
+    </w:p>
+    <w:p>
+      <w:pPr>
+        <w:spacing w:before="100" w:beforeAutospacing="1" w:after="100" w:afterAutospacing="1"/>
+        <w:outlineLvl w:val="2"/>
+        <w:rPr>
+          <w:bCs/>
+          <w:sz w:val="28"/>
+          <w:szCs w:val="28"/>
+          <w:lang w:eastAsia="ru-RU"/>
+        </w:rPr>
+      </w:pPr>
+      <w:proofErr w:type="spellStart"/>
+      <w:r>
+        <w:rPr>
+          <w:bCs/>
+          <w:sz w:val="28"/>
+          <w:szCs w:val="28"/>
+          <w:lang w:eastAsia="ru-RU"/>
+        </w:rPr>
+        <w:t>int</w:t>
+      </w:r>
+      <w:proofErr w:type="spellEnd"/>
+      <w:r>
+        <w:rPr>
+          <w:bCs/>
+          <w:sz w:val="28"/>
+          <w:szCs w:val="28"/>
+          <w:lang w:eastAsia="ru-RU"/>
+        </w:rPr>
+        <w:t xml:space="preserve"> </w:t>
+      </w:r>
+      <w:proofErr w:type="spellStart"/>
+      <w:r>
+        <w:rPr>
+          <w:bCs/>
+          <w:sz w:val="28"/>
+          <w:szCs w:val="28"/>
+          <w:lang w:eastAsia="ru-RU"/>
+        </w:rPr>
+        <w:t>main</w:t>
+      </w:r>
+      <w:proofErr w:type="spellEnd"/>
+      <w:r>
+        <w:rPr>
+          <w:bCs/>
+          <w:sz w:val="28"/>
+          <w:szCs w:val="28"/>
+          <w:lang w:eastAsia="ru-RU"/>
+        </w:rPr>
+        <w:t>() {</w:t>
+      </w:r>
+    </w:p>
+    <w:p>
+      <w:pPr>
+        <w:spacing w:before="100" w:beforeAutospacing="1" w:after="100" w:afterAutospacing="1"/>
+        <w:outlineLvl w:val="2"/>
+        <w:rPr>
+          <w:bCs/>
+          <w:sz w:val="28"/>
+          <w:szCs w:val="28"/>
+          <w:lang w:eastAsia="ru-RU"/>
+        </w:rPr>
+      </w:pPr>
+      <w:proofErr w:type="spellStart"/>
+      <w:r>
+        <w:rPr>
+          <w:bCs/>
+          <w:sz w:val="28"/>
+          <w:szCs w:val="28"/>
+          <w:lang w:eastAsia="ru-RU"/>
+        </w:rPr>
+        <w:t>setlocale</w:t>
+      </w:r>
+      <w:proofErr w:type="spellEnd"/>
+      <w:r>
+        <w:rPr>
+          <w:bCs/>
+          <w:sz w:val="28"/>
+          <w:szCs w:val="28"/>
+          <w:lang w:eastAsia="ru-RU"/>
+        </w:rPr>
+        <w:t>(LC_ALL, "</w:t>
+      </w:r>
+      <w:proofErr w:type="spellStart"/>
+      <w:r>
+        <w:rPr>
+          <w:bCs/>
+          <w:sz w:val="28"/>
+          <w:szCs w:val="28"/>
+          <w:lang w:eastAsia="ru-RU"/>
+        </w:rPr>
+        <w:t>ukr</w:t>
+      </w:r>
+      <w:proofErr w:type="spellEnd"/>
+      <w:r>
+        <w:rPr>
+          <w:bCs/>
+          <w:sz w:val="28"/>
+          <w:szCs w:val="28"/>
+          <w:lang w:eastAsia="ru-RU"/>
+        </w:rPr>
+        <w:t>");</w:t>
+      </w:r>
+    </w:p>
+    <w:p>
+      <w:pPr>
+        <w:spacing w:before="100" w:beforeAutospacing="1" w:after="100" w:afterAutospacing="1"/>
+        <w:outlineLvl w:val="2"/>
+        <w:rPr>
+          <w:bCs/>
+          <w:sz w:val="28"/>
+          <w:szCs w:val="28"/>
+          <w:lang w:eastAsia="ru-RU"/>
+        </w:rPr>
+      </w:pPr>
+      <w:proofErr w:type="spellStart"/>
+      <w:r>
+        <w:rPr>
+          <w:bCs/>
+          <w:sz w:val="28"/>
+          <w:szCs w:val="28"/>
+          <w:lang w:eastAsia="ru-RU"/>
+        </w:rPr>
+        <w:t>double</w:t>
+      </w:r>
+      <w:proofErr w:type="spellEnd"/>
+      <w:r>
+        <w:rPr>
+          <w:bCs/>
+          <w:sz w:val="28"/>
+          <w:szCs w:val="28"/>
+          <w:lang w:eastAsia="ru-RU"/>
+        </w:rPr>
+        <w:t xml:space="preserve"> x, y, z;</w:t>
+      </w:r>
+    </w:p>
+    <w:p>
+      <w:pPr>
+        <w:spacing w:before="100" w:beforeAutospacing="1" w:after="100" w:afterAutospacing="1"/>
+        <w:outlineLvl w:val="2"/>
+        <w:rPr>
+          <w:bCs/>
+          <w:sz w:val="28"/>
+          <w:szCs w:val="28"/>
+          <w:lang w:eastAsia="ru-RU"/>
+        </w:rPr>
+      </w:pPr>
+      <w:r>
+        <w:rPr>
+          <w:bCs/>
+          <w:sz w:val="28"/>
+          <w:szCs w:val="28"/>
+          <w:lang w:eastAsia="ru-RU"/>
+        </w:rPr>
+        <w:t xml:space="preserve">    </w:t>
+      </w:r>
+      <w:proofErr w:type="spellStart"/>
+      <w:r>
+        <w:rPr>
+          <w:bCs/>
+          <w:sz w:val="28"/>
+          <w:szCs w:val="28"/>
+          <w:lang w:eastAsia="ru-RU"/>
+        </w:rPr>
+        <w:t>char</w:t>
+      </w:r>
+      <w:proofErr w:type="spellEnd"/>
+      <w:r>
+        <w:rPr>
+          <w:bCs/>
+          <w:sz w:val="28"/>
+          <w:szCs w:val="28"/>
+          <w:lang w:eastAsia="ru-RU"/>
+        </w:rPr>
+        <w:t xml:space="preserve"> a, b;</w:t>
+      </w:r>
+    </w:p>
+    <w:p>
+      <w:pPr>
+        <w:spacing w:before="100" w:beforeAutospacing="1" w:after="100" w:afterAutospacing="1"/>
+        <w:outlineLvl w:val="2"/>
+        <w:rPr>
+          <w:bCs/>
+          <w:sz w:val="28"/>
+          <w:szCs w:val="28"/>
+          <w:lang w:eastAsia="ru-RU"/>
+        </w:rPr>
+      </w:pPr>
+      <w:proofErr w:type="spellStart"/>
+      <w:r>
+        <w:rPr>
+          <w:bCs/>
+          <w:sz w:val="28"/>
+          <w:szCs w:val="28"/>
+          <w:lang w:eastAsia="ru-RU"/>
+        </w:rPr>
+        <w:lastRenderedPageBreak/>
+        <w:t>cout</w:t>
+      </w:r>
+      <w:proofErr w:type="spellEnd"/>
+      <w:r>
+        <w:rPr>
+          <w:bCs/>
+          <w:sz w:val="28"/>
+          <w:szCs w:val="28"/>
+          <w:lang w:eastAsia="ru-RU"/>
+        </w:rPr>
+        <w:t xml:space="preserve"> &lt;&lt; "--- Запуск програми (Задача 8.2) ---\n\n";</w:t>
+      </w:r>
+    </w:p>
+    <w:p>
+      <w:pPr>
+        <w:spacing w:before="100" w:beforeAutospacing="1" w:after="100" w:afterAutospacing="1"/>
+        <w:outlineLvl w:val="2"/>
+        <w:rPr>
+          <w:bCs/>
+          <w:sz w:val="28"/>
+          <w:szCs w:val="28"/>
+          <w:lang w:eastAsia="ru-RU"/>
+        </w:rPr>
+      </w:pPr>
+      <w:proofErr w:type="spellStart"/>
+      <w:r>
+        <w:rPr>
+          <w:bCs/>
+          <w:sz w:val="28"/>
+          <w:szCs w:val="28"/>
+          <w:lang w:eastAsia="ru-RU"/>
+        </w:rPr>
+        <w:t>cout</w:t>
+      </w:r>
+      <w:proofErr w:type="spellEnd"/>
+      <w:r>
+        <w:rPr>
+          <w:bCs/>
+          <w:sz w:val="28"/>
+          <w:szCs w:val="28"/>
+          <w:lang w:eastAsia="ru-RU"/>
+        </w:rPr>
+        <w:t xml:space="preserve"> &lt;&lt; "Введіть число x: "; </w:t>
+      </w:r>
+      <w:proofErr w:type="spellStart"/>
+      <w:r>
+        <w:rPr>
+          <w:bCs/>
+          <w:sz w:val="28"/>
+          <w:szCs w:val="28"/>
+          <w:lang w:eastAsia="ru-RU"/>
+        </w:rPr>
+        <w:t>cin</w:t>
+      </w:r>
+      <w:proofErr w:type="spellEnd"/>
+      <w:r>
+        <w:rPr>
+          <w:bCs/>
+          <w:sz w:val="28"/>
+          <w:szCs w:val="28"/>
+          <w:lang w:eastAsia="ru-RU"/>
+        </w:rPr>
+        <w:t xml:space="preserve"> &gt;&gt; x;</w:t>
+      </w:r>
+    </w:p>
+    <w:p>
+      <w:pPr>
+        <w:spacing w:before="100" w:beforeAutospacing="1" w:after="100" w:afterAutospacing="1"/>
+        <w:outlineLvl w:val="2"/>
+        <w:rPr>
+          <w:bCs/>
+          <w:sz w:val="28"/>
+          <w:szCs w:val="28"/>
+          <w:lang w:eastAsia="ru-RU"/>
+        </w:rPr>
+      </w:pPr>
+      <w:r>
+        <w:rPr>
+          <w:bCs/>
+          <w:sz w:val="28"/>
+          <w:szCs w:val="28"/>
+          <w:lang w:eastAsia="ru-RU"/>
+        </w:rPr>
+        <w:t xml:space="preserve">    </w:t>
+      </w:r>
+      <w:proofErr w:type="spellStart"/>
+      <w:r>
+        <w:rPr>
+          <w:bCs/>
+          <w:sz w:val="28"/>
+          <w:szCs w:val="28"/>
+          <w:lang w:eastAsia="ru-RU"/>
+        </w:rPr>
+        <w:t>cout</w:t>
+      </w:r>
+      <w:proofErr w:type="spellEnd"/>
+      <w:r>
+        <w:rPr>
+          <w:bCs/>
+          <w:sz w:val="28"/>
+          <w:szCs w:val="28"/>
+          <w:lang w:eastAsia="ru-RU"/>
+        </w:rPr>
+        <w:t xml:space="preserve"> &lt;&lt; "Введіть число y: "; </w:t>
+      </w:r>
+      <w:proofErr w:type="spellStart"/>
+      <w:r>
+        <w:rPr>
+          <w:bCs/>
+          <w:sz w:val="28"/>
+          <w:szCs w:val="28"/>
+          <w:lang w:eastAsia="ru-RU"/>
+        </w:rPr>
+        <w:t>cin</w:t>
+      </w:r>
+      <w:proofErr w:type="spellEnd"/>
+      <w:r>
+        <w:rPr>
+          <w:bCs/>
+          <w:sz w:val="28"/>
+          <w:szCs w:val="28"/>
+          <w:lang w:eastAsia="ru-RU"/>
+        </w:rPr>
+        <w:t xml:space="preserve"> &gt;&gt; y;</w:t>
+      </w:r>
+    </w:p>
+    <w:p>
+      <w:pPr>
+        <w:spacing w:before="100" w:beforeAutospacing="1" w:after="100" w:afterAutospacing="1"/>
+        <w:outlineLvl w:val="2"/>
+        <w:rPr>
+          <w:bCs/>
+          <w:sz w:val="28"/>
+          <w:szCs w:val="28"/>
+          <w:lang w:eastAsia="ru-RU"/>
+        </w:rPr>
+      </w:pPr>
+      <w:r>
+        <w:rPr>
+          <w:bCs/>
+          <w:sz w:val="28"/>
+          <w:szCs w:val="28"/>
+          <w:lang w:eastAsia="ru-RU"/>
+        </w:rPr>
+        <w:t xml:space="preserve">    </w:t>
+      </w:r>
+      <w:proofErr w:type="spellStart"/>
+      <w:r>
+        <w:rPr>
+          <w:bCs/>
+          <w:sz w:val="28"/>
+          <w:szCs w:val="28"/>
+          <w:lang w:eastAsia="ru-RU"/>
+        </w:rPr>
+        <w:t>cout</w:t>
+      </w:r>
+      <w:proofErr w:type="spellEnd"/>
+      <w:r>
+        <w:rPr>
+          <w:bCs/>
+          <w:sz w:val="28"/>
+          <w:szCs w:val="28"/>
+          <w:lang w:eastAsia="ru-RU"/>
+        </w:rPr>
+        <w:t xml:space="preserve"> &lt;&lt; "Введіть число z: "; </w:t>
+      </w:r>
+      <w:proofErr w:type="spellStart"/>
+      <w:r>
+        <w:rPr>
+          <w:bCs/>
+          <w:sz w:val="28"/>
+          <w:szCs w:val="28"/>
+          <w:lang w:eastAsia="ru-RU"/>
+        </w:rPr>
+        <w:t>cin</w:t>
+      </w:r>
+      <w:proofErr w:type="spellEnd"/>
+      <w:r>
+        <w:rPr>
+          <w:bCs/>
+          <w:sz w:val="28"/>
+          <w:szCs w:val="28"/>
+          <w:lang w:eastAsia="ru-RU"/>
+        </w:rPr>
+        <w:t xml:space="preserve"> &gt;&gt; z;</w:t>
+      </w:r>
+    </w:p>
+    <w:p>
+      <w:pPr>
+        <w:spacing w:before="100" w:beforeAutospacing="1" w:after="100" w:afterAutospacing="1"/>
+        <w:outlineLvl w:val="2"/>
+        <w:rPr>
+          <w:bCs/>
+          <w:sz w:val="28"/>
+          <w:szCs w:val="28"/>
+          <w:lang w:eastAsia="ru-RU"/>
+        </w:rPr>
+      </w:pPr>
+      <w:proofErr w:type="spellStart"/>
+      <w:r>
+        <w:rPr>
+          <w:bCs/>
+          <w:sz w:val="28"/>
+          <w:szCs w:val="28"/>
+          <w:lang w:eastAsia="ru-RU"/>
+        </w:rPr>
+        <w:t>cout</w:t>
+      </w:r>
+      <w:proofErr w:type="spellEnd"/>
+      <w:r>
+        <w:rPr>
+          <w:bCs/>
+          <w:sz w:val="28"/>
+          <w:szCs w:val="28"/>
+          <w:lang w:eastAsia="ru-RU"/>
+        </w:rPr>
+        <w:t xml:space="preserve"> &lt;&lt; "Введіть символ a: "; </w:t>
+      </w:r>
+      <w:proofErr w:type="spellStart"/>
+      <w:r>
+        <w:rPr>
+          <w:bCs/>
+          <w:sz w:val="28"/>
+          <w:szCs w:val="28"/>
+          <w:lang w:eastAsia="ru-RU"/>
+        </w:rPr>
+        <w:t>cin</w:t>
+      </w:r>
+      <w:proofErr w:type="spellEnd"/>
+      <w:r>
+        <w:rPr>
+          <w:bCs/>
+          <w:sz w:val="28"/>
+          <w:szCs w:val="28"/>
+          <w:lang w:eastAsia="ru-RU"/>
+        </w:rPr>
+        <w:t xml:space="preserve"> &gt;&gt; a;</w:t>
+      </w:r>
+    </w:p>
+    <w:p>
+      <w:pPr>
+        <w:spacing w:before="100" w:beforeAutospacing="1" w:after="100" w:afterAutospacing="1"/>
+        <w:outlineLvl w:val="2"/>
+        <w:rPr>
+          <w:bCs/>
+          <w:sz w:val="28"/>
+          <w:szCs w:val="28"/>
+          <w:lang w:eastAsia="ru-RU"/>
+        </w:rPr>
+      </w:pPr>
+      <w:proofErr w:type="spellStart"/>
+      <w:r>
+        <w:rPr>
+          <w:bCs/>
+          <w:sz w:val="28"/>
+          <w:szCs w:val="28"/>
+          <w:lang w:eastAsia="ru-RU"/>
+        </w:rPr>
+        <w:t>cout</w:t>
+      </w:r>
+      <w:proofErr w:type="spellEnd"/>
+      <w:r>
+        <w:rPr>
+          <w:bCs/>
+          <w:sz w:val="28"/>
+          <w:szCs w:val="28"/>
+          <w:lang w:eastAsia="ru-RU"/>
+        </w:rPr>
+        <w:t xml:space="preserve"> &lt;&lt; "Введіть символ b: "; </w:t>
+      </w:r>
+      <w:proofErr w:type="spellStart"/>
+      <w:r>
+        <w:rPr>
+          <w:bCs/>
+          <w:sz w:val="28"/>
+          <w:szCs w:val="28"/>
+          <w:lang w:eastAsia="ru-RU"/>
+        </w:rPr>
+        <w:t>cin</w:t>
+      </w:r>
+      <w:proofErr w:type="spellEnd"/>
+      <w:r>
+        <w:rPr>
+          <w:bCs/>
+          <w:sz w:val="28"/>
+          <w:szCs w:val="28"/>
+          <w:lang w:eastAsia="ru-RU"/>
+        </w:rPr>
+        <w:t xml:space="preserve"> &gt;&gt; b;</w:t>
+      </w:r>
+    </w:p>
+    <w:p>
+      <w:pPr>
+        <w:spacing w:before="100" w:beforeAutospacing="1" w:after="100" w:afterAutospacing="1"/>
+        <w:outlineLvl w:val="2"/>
+        <w:rPr>
+          <w:bCs/>
+          <w:sz w:val="28"/>
+          <w:szCs w:val="28"/>
+          <w:lang w:eastAsia="ru-RU"/>
+        </w:rPr>
+      </w:pPr>
+      <w:proofErr w:type="spellStart"/>
+      <w:r>
+        <w:rPr>
+          <w:bCs/>
+          <w:sz w:val="28"/>
+          <w:szCs w:val="28"/>
+          <w:lang w:eastAsia="ru-RU"/>
+        </w:rPr>
+        <w:t>cout</w:t>
+      </w:r>
+      <w:proofErr w:type="spellEnd"/>
+      <w:r>
+        <w:rPr>
+          <w:bCs/>
+          <w:sz w:val="28"/>
+          <w:szCs w:val="28"/>
+          <w:lang w:eastAsia="ru-RU"/>
+        </w:rPr>
+        <w:t xml:space="preserve"> &lt;&lt; "\n---------------- РЕЗУЛЬТАТИ ----------------\n\n";</w:t>
+      </w:r>
+    </w:p>
+    <w:p>
+      <w:pPr>
+        <w:spacing w:before="100" w:beforeAutospacing="1" w:after="100" w:afterAutospacing="1"/>
+        <w:outlineLvl w:val="2"/>
+        <w:rPr>
+          <w:bCs/>
+          <w:sz w:val="28"/>
+          <w:szCs w:val="28"/>
+          <w:lang w:eastAsia="ru-RU"/>
+        </w:rPr>
+      </w:pPr>
+      <w:proofErr w:type="spellStart"/>
+      <w:r>
+        <w:rPr>
+          <w:bCs/>
+          <w:sz w:val="28"/>
+          <w:szCs w:val="28"/>
+          <w:lang w:eastAsia="ru-RU"/>
+        </w:rPr>
+        <w:t>cout</w:t>
+      </w:r>
+      <w:proofErr w:type="spellEnd"/>
+      <w:r>
+        <w:rPr>
+          <w:bCs/>
+          <w:sz w:val="28"/>
+          <w:szCs w:val="28"/>
+          <w:lang w:eastAsia="ru-RU"/>
+        </w:rPr>
+        <w:t xml:space="preserve"> &lt;&lt; "8.2.1. Розробник: " &lt;&lt; </w:t>
+      </w:r>
+      <w:proofErr w:type="spellStart"/>
+      <w:r>
+        <w:rPr>
+          <w:bCs/>
+          <w:sz w:val="28"/>
+          <w:szCs w:val="28"/>
+          <w:lang w:eastAsia="ru-RU"/>
+        </w:rPr>
+        <w:t>getAuthorInfo</w:t>
+      </w:r>
+      <w:proofErr w:type="spellEnd"/>
+      <w:r>
+        <w:rPr>
+          <w:bCs/>
+          <w:sz w:val="28"/>
+          <w:szCs w:val="28"/>
+          <w:lang w:eastAsia="ru-RU"/>
+        </w:rPr>
+        <w:t>() &lt;&lt; "\n\n";</w:t>
+      </w:r>
+    </w:p>
+    <w:p>
+      <w:pPr>
+        <w:spacing w:before="100" w:beforeAutospacing="1" w:after="100" w:afterAutospacing="1"/>
+        <w:outlineLvl w:val="2"/>
+        <w:rPr>
+          <w:bCs/>
+          <w:sz w:val="28"/>
+          <w:szCs w:val="28"/>
+          <w:lang w:eastAsia="ru-RU"/>
+        </w:rPr>
+      </w:pPr>
+      <w:proofErr w:type="spellStart"/>
+      <w:r>
+        <w:rPr>
+          <w:bCs/>
+          <w:sz w:val="28"/>
+          <w:szCs w:val="28"/>
+          <w:lang w:eastAsia="ru-RU"/>
+        </w:rPr>
+        <w:t>cout</w:t>
+      </w:r>
+      <w:proofErr w:type="spellEnd"/>
+      <w:r>
+        <w:rPr>
+          <w:bCs/>
+          <w:sz w:val="28"/>
+          <w:szCs w:val="28"/>
+          <w:lang w:eastAsia="ru-RU"/>
+        </w:rPr>
+        <w:t xml:space="preserve"> &lt;&lt; "8.2.2. Результат виразу (a &lt;= b - 32): " &lt;&lt; </w:t>
+      </w:r>
+      <w:proofErr w:type="spellStart"/>
+      <w:r>
+        <w:rPr>
+          <w:bCs/>
+          <w:sz w:val="28"/>
+          <w:szCs w:val="28"/>
+          <w:lang w:eastAsia="ru-RU"/>
+        </w:rPr>
+        <w:t>evaluateLogic</w:t>
+      </w:r>
+      <w:proofErr w:type="spellEnd"/>
+      <w:r>
+        <w:rPr>
+          <w:bCs/>
+          <w:sz w:val="28"/>
+          <w:szCs w:val="28"/>
+          <w:lang w:eastAsia="ru-RU"/>
+        </w:rPr>
+        <w:t>(a, b) &lt;&lt; "\n\n";</w:t>
+      </w:r>
+    </w:p>
+    <w:p>
+      <w:pPr>
+        <w:spacing w:before="100" w:beforeAutospacing="1" w:after="100" w:afterAutospacing="1"/>
+        <w:outlineLvl w:val="2"/>
+        <w:rPr>
+          <w:bCs/>
+          <w:sz w:val="28"/>
+          <w:szCs w:val="28"/>
+          <w:lang w:eastAsia="ru-RU"/>
+        </w:rPr>
+      </w:pPr>
+      <w:proofErr w:type="spellStart"/>
+      <w:r>
+        <w:rPr>
+          <w:bCs/>
+          <w:sz w:val="28"/>
+          <w:szCs w:val="28"/>
+          <w:lang w:eastAsia="ru-RU"/>
+        </w:rPr>
+        <w:t>cout</w:t>
+      </w:r>
+      <w:proofErr w:type="spellEnd"/>
+      <w:r>
+        <w:rPr>
+          <w:bCs/>
+          <w:sz w:val="28"/>
+          <w:szCs w:val="28"/>
+          <w:lang w:eastAsia="ru-RU"/>
+        </w:rPr>
+        <w:t xml:space="preserve"> &lt;&lt; "8.2.3. Дані та функція S:\n" &lt;&lt; </w:t>
+      </w:r>
+      <w:proofErr w:type="spellStart"/>
+      <w:r>
+        <w:rPr>
+          <w:bCs/>
+          <w:sz w:val="28"/>
+          <w:szCs w:val="28"/>
+          <w:lang w:eastAsia="ru-RU"/>
+        </w:rPr>
+        <w:t>formatDataAndCalculateS</w:t>
+      </w:r>
+      <w:proofErr w:type="spellEnd"/>
+      <w:r>
+        <w:rPr>
+          <w:bCs/>
+          <w:sz w:val="28"/>
+          <w:szCs w:val="28"/>
+          <w:lang w:eastAsia="ru-RU"/>
+        </w:rPr>
+        <w:t>(x, y, z) &lt;&lt; "\n";</w:t>
+      </w:r>
+    </w:p>
+    <w:p>
+      <w:pPr>
+        <w:spacing w:before="100" w:beforeAutospacing="1" w:after="100" w:afterAutospacing="1"/>
+        <w:outlineLvl w:val="2"/>
+        <w:rPr>
+          <w:bCs/>
+          <w:sz w:val="28"/>
+          <w:szCs w:val="28"/>
+          <w:lang w:eastAsia="ru-RU"/>
+        </w:rPr>
+      </w:pPr>
+      <w:proofErr w:type="spellStart"/>
+      <w:r>
+        <w:rPr>
+          <w:bCs/>
+          <w:sz w:val="28"/>
+          <w:szCs w:val="28"/>
+          <w:lang w:eastAsia="ru-RU"/>
+        </w:rPr>
+        <w:t>cout</w:t>
+      </w:r>
+      <w:proofErr w:type="spellEnd"/>
+      <w:r>
+        <w:rPr>
+          <w:bCs/>
+          <w:sz w:val="28"/>
+          <w:szCs w:val="28"/>
+          <w:lang w:eastAsia="ru-RU"/>
+        </w:rPr>
+        <w:t xml:space="preserve"> &lt;&lt; "\n--------------------------------------------\n";</w:t>
+      </w:r>
+    </w:p>
+    <w:p>
+      <w:pPr>
+        <w:spacing w:before="100" w:beforeAutospacing="1" w:after="100" w:afterAutospacing="1"/>
+        <w:outlineLvl w:val="2"/>
+        <w:rPr>
+          <w:bCs/>
+          <w:sz w:val="28"/>
+          <w:szCs w:val="28"/>
+          <w:lang w:eastAsia="ru-RU"/>
+        </w:rPr>
+      </w:pPr>
+      <w:proofErr w:type="spellStart"/>
+      <w:r>
+        <w:rPr>
+          <w:bCs/>
+          <w:sz w:val="28"/>
+          <w:szCs w:val="28"/>
+          <w:lang w:eastAsia="ru-RU"/>
+        </w:rPr>
+        <w:t>return</w:t>
+      </w:r>
+      <w:proofErr w:type="spellEnd"/>
+      <w:r>
+        <w:rPr>
+          <w:bCs/>
+          <w:sz w:val="28"/>
+          <w:szCs w:val="28"/>
+          <w:lang w:eastAsia="ru-RU"/>
+        </w:rPr>
+        <w:t xml:space="preserve"> 0;</w:t>
+      </w:r>
+    </w:p>
+    <w:p>
+      <w:pPr>
+        <w:spacing w:before="100" w:beforeAutospacing="1" w:after="100" w:afterAutospacing="1"/>
+        <w:outlineLvl w:val="2"/>
+        <w:rPr>
+          <w:bCs/>
+          <w:sz w:val="28"/>
+          <w:szCs w:val="28"/>
+          <w:lang w:eastAsia="ru-RU"/>
+        </w:rPr>
+      </w:pPr>
+      <w:r>
+        <w:rPr>
+          <w:bCs/>
+          <w:sz w:val="28"/>
+          <w:szCs w:val="28"/>
+          <w:lang w:eastAsia="ru-RU"/>
+        </w:rPr>
+        <w:t>}</w:t>
+      </w:r>
+    </w:p>
+    <w:p>
+      <w:pPr>
+        <w:spacing w:before="100" w:beforeAutospacing="1" w:after="100" w:afterAutospacing="1"/>
+        <w:outlineLvl w:val="2"/>
+        <w:rPr>
+          <w:bCs/>
+          <w:sz w:val="28"/>
+          <w:szCs w:val="28"/>
+          <w:lang w:val="en-US" w:eastAsia="ru-RU"/>
+        </w:rPr>
+      </w:pPr>
+      <w:proofErr w:type="spellStart"/>
+      <w:r>
+        <w:rPr>
+          <w:sz w:val="28"/>
+          <w:szCs w:val="28"/>
+        </w:rPr>
+        <w:t>Test</w:t>
+      </w:r>
+      <w:proofErr w:type="spellEnd"/>
+      <w:r>
+        <w:rPr>
+          <w:sz w:val="28"/>
+          <w:szCs w:val="28"/>
+        </w:rPr>
+        <w:t xml:space="preserve"> </w:t>
+      </w:r>
+      <w:proofErr w:type="spellStart"/>
+      <w:r>
+        <w:rPr>
+          <w:sz w:val="28"/>
+          <w:szCs w:val="28"/>
+        </w:rPr>
+        <w:t>Suite</w:t>
+      </w:r>
+      <w:proofErr w:type="spellEnd"/>
+      <w:r>
+        <w:rPr>
+          <w:sz w:val="28"/>
+          <w:szCs w:val="28"/>
+        </w:rPr>
+        <w:t xml:space="preserve"> 8.</w:t>
+      </w:r>
+      <w:r>
+        <w:rPr>
+          <w:sz w:val="28"/>
+          <w:szCs w:val="28"/>
+          <w:lang w:val="en-US"/>
+        </w:rPr>
+        <w:t>2</w:t>
+      </w:r>
+      <w:bookmarkStart w:id="0" w:name="_GoBack"/>
+      <w:bookmarkEnd w:id="0"/>
+    </w:p>
+    <w:tbl>
+      <w:tblPr>
+        <w:tblStyle w:val="a6"/>
+        <w:tblW w:w="0" w:type="auto"/>
+        <w:tblLook w:val="04A0" w:firstRow="1" w:lastRow="0" w:firstColumn="1" w:lastColumn="0" w:noHBand="0" w:noVBand="1"/>
+      </w:tblPr>
+      <w:tblGrid>
+        <w:gridCol w:w="3608"/>
+        <w:gridCol w:w="3608"/>
+      </w:tblGrid>
+      <w:tr>
+        <w:trPr>
+          <w:trHeight w:val="433"/>
+        </w:trPr>
+        <w:tc>
+          <w:tcPr>
+            <w:tcW w:w="3608" w:type="dxa"/>
+          </w:tcPr>
+          <w:p>
+            <w:pPr>
+              <w:ind w:right="-214"/>
+              <w:rPr>
+                <w:sz w:val="28"/>
+                <w:szCs w:val="28"/>
+              </w:rPr>
+            </w:pPr>
+            <w:r>
+              <w:rPr>
+                <w:sz w:val="28"/>
+                <w:szCs w:val="28"/>
+              </w:rPr>
+              <w:t>Назва тестового набору</w:t>
+            </w:r>
+          </w:p>
+        </w:tc>
+        <w:tc>
+          <w:tcPr>
+            <w:tcW w:w="3608" w:type="dxa"/>
+          </w:tcPr>
+          <w:p>
+            <w:pPr>
+              <w:rPr>
+                <w:sz w:val="28"/>
+                <w:szCs w:val="28"/>
+                <w:lang w:val="en-US"/>
+              </w:rPr>
+            </w:pPr>
+            <w:r>
+              <w:rPr>
+                <w:sz w:val="28"/>
+                <w:szCs w:val="28"/>
+                <w:lang w:val="en-US"/>
+              </w:rPr>
+              <w:t>TS_lab8</w:t>
+            </w:r>
+          </w:p>
+        </w:tc>
+      </w:tr>
+      <w:tr>
+        <w:trPr>
+          <w:trHeight w:val="416"/>
+        </w:trPr>
+        <w:tc>
+          <w:tcPr>
+            <w:tcW w:w="3608" w:type="dxa"/>
+          </w:tcPr>
+          <w:p>
+            <w:pPr>
+              <w:ind w:right="-214"/>
+              <w:rPr>
+                <w:sz w:val="28"/>
+                <w:szCs w:val="28"/>
+              </w:rPr>
+            </w:pPr>
+            <w:r>
+              <w:rPr>
+                <w:sz w:val="28"/>
+                <w:szCs w:val="28"/>
+              </w:rPr>
+              <w:t xml:space="preserve">Назва </w:t>
+            </w:r>
+            <w:proofErr w:type="spellStart"/>
+            <w:r>
+              <w:rPr>
+                <w:sz w:val="28"/>
+                <w:szCs w:val="28"/>
+              </w:rPr>
+              <w:t>проекта</w:t>
+            </w:r>
+            <w:proofErr w:type="spellEnd"/>
+          </w:p>
+        </w:tc>
+        <w:tc>
+          <w:tcPr>
+            <w:tcW w:w="3608" w:type="dxa"/>
+          </w:tcPr>
+          <w:p>
+            <w:pPr>
+              <w:rPr>
+                <w:sz w:val="28"/>
+                <w:szCs w:val="28"/>
+                <w:lang w:val="en-US"/>
+              </w:rPr>
+            </w:pPr>
+            <w:r>
+              <w:rPr>
+                <w:sz w:val="28"/>
+                <w:szCs w:val="28"/>
+                <w:lang w:val="en-US"/>
+              </w:rPr>
+              <w:t>Task-8.2</w:t>
+            </w:r>
+          </w:p>
+        </w:tc>
+      </w:tr>
+      <w:tr>
+        <w:trPr>
+          <w:trHeight w:val="433"/>
+        </w:trPr>
+        <w:tc>
+          <w:tcPr>
+            <w:tcW w:w="3608" w:type="dxa"/>
+          </w:tcPr>
+          <w:p>
+            <w:pPr>
+              <w:ind w:right="-214"/>
+              <w:rPr>
+                <w:sz w:val="28"/>
+                <w:szCs w:val="28"/>
+              </w:rPr>
+            </w:pPr>
+            <w:r>
+              <w:rPr>
+                <w:sz w:val="28"/>
+                <w:szCs w:val="28"/>
+              </w:rPr>
+              <w:t>Рівень тестування</w:t>
+            </w:r>
+          </w:p>
+        </w:tc>
+        <w:tc>
+          <w:tcPr>
+            <w:tcW w:w="3608" w:type="dxa"/>
+          </w:tcPr>
+          <w:p>
+            <w:pPr>
+              <w:rPr>
+                <w:sz w:val="28"/>
+                <w:szCs w:val="28"/>
+                <w:lang w:val="en-US"/>
+              </w:rPr>
+            </w:pPr>
+            <w:r>
+              <w:rPr>
+                <w:sz w:val="28"/>
+                <w:szCs w:val="28"/>
+              </w:rPr>
+              <w:t>системний</w:t>
+            </w:r>
+            <w:r>
+              <w:rPr>
+                <w:sz w:val="28"/>
+                <w:szCs w:val="28"/>
+                <w:lang w:val="en-US"/>
+              </w:rPr>
+              <w:t xml:space="preserve"> </w:t>
+            </w:r>
+          </w:p>
+        </w:tc>
+      </w:tr>
+      <w:tr>
+        <w:trPr>
+          <w:trHeight w:val="433"/>
+        </w:trPr>
+        <w:tc>
+          <w:tcPr>
+            <w:tcW w:w="3608" w:type="dxa"/>
+          </w:tcPr>
+          <w:p>
+            <w:pPr>
+              <w:ind w:right="-214"/>
+              <w:rPr>
+                <w:sz w:val="28"/>
+                <w:szCs w:val="28"/>
+              </w:rPr>
+            </w:pPr>
+            <w:r>
+              <w:rPr>
+                <w:sz w:val="28"/>
+                <w:szCs w:val="28"/>
+              </w:rPr>
+              <w:t>Автор тест-</w:t>
+            </w:r>
+            <w:proofErr w:type="spellStart"/>
+            <w:r>
+              <w:rPr>
+                <w:sz w:val="28"/>
+                <w:szCs w:val="28"/>
+              </w:rPr>
+              <w:t>сьюта</w:t>
+            </w:r>
+            <w:proofErr w:type="spellEnd"/>
+            <w:r>
+              <w:rPr>
+                <w:sz w:val="28"/>
+                <w:szCs w:val="28"/>
+              </w:rPr>
+              <w:t xml:space="preserve"> </w:t>
+            </w:r>
+          </w:p>
+        </w:tc>
+        <w:tc>
+          <w:tcPr>
+            <w:tcW w:w="3608" w:type="dxa"/>
+          </w:tcPr>
+          <w:p>
+            <w:pPr>
+              <w:rPr>
+                <w:sz w:val="28"/>
+                <w:szCs w:val="28"/>
+              </w:rPr>
+            </w:pPr>
+            <w:proofErr w:type="spellStart"/>
+            <w:r>
+              <w:rPr>
+                <w:sz w:val="28"/>
+                <w:szCs w:val="28"/>
+              </w:rPr>
+              <w:t>Прімак</w:t>
+            </w:r>
+            <w:proofErr w:type="spellEnd"/>
+            <w:r>
+              <w:rPr>
+                <w:sz w:val="28"/>
+                <w:szCs w:val="28"/>
+              </w:rPr>
+              <w:t xml:space="preserve"> Ярослав</w:t>
+            </w:r>
+          </w:p>
+        </w:tc>
+      </w:tr>
+      <w:tr>
+        <w:trPr>
+          <w:trHeight w:val="416"/>
+        </w:trPr>
+        <w:tc>
+          <w:tcPr>
+            <w:tcW w:w="3608" w:type="dxa"/>
+          </w:tcPr>
+          <w:p>
+            <w:pPr>
+              <w:ind w:right="-214"/>
+              <w:rPr>
+                <w:sz w:val="28"/>
+                <w:szCs w:val="28"/>
+              </w:rPr>
+            </w:pPr>
+            <w:r>
+              <w:rPr>
+                <w:sz w:val="28"/>
+                <w:szCs w:val="28"/>
+              </w:rPr>
+              <w:t xml:space="preserve">Виконавець </w:t>
+            </w:r>
+          </w:p>
+        </w:tc>
+        <w:tc>
+          <w:tcPr>
+            <w:tcW w:w="3608" w:type="dxa"/>
+          </w:tcPr>
+          <w:p>
+            <w:pPr>
+              <w:rPr>
+                <w:sz w:val="28"/>
+                <w:szCs w:val="28"/>
+                <w:lang w:val="en-US"/>
+              </w:rPr>
+            </w:pPr>
+            <w:proofErr w:type="spellStart"/>
+            <w:r>
+              <w:rPr>
+                <w:sz w:val="28"/>
+                <w:szCs w:val="28"/>
+              </w:rPr>
+              <w:t>Прімак</w:t>
+            </w:r>
+            <w:proofErr w:type="spellEnd"/>
+            <w:r>
+              <w:rPr>
+                <w:sz w:val="28"/>
+                <w:szCs w:val="28"/>
+              </w:rPr>
+              <w:t xml:space="preserve"> Ярослав</w:t>
+            </w:r>
+          </w:p>
+        </w:tc>
+      </w:tr>
+    </w:tbl>
+    <w:p>
+      <w:pPr>
+        <w:spacing w:before="100" w:beforeAutospacing="1" w:after="100" w:afterAutospacing="1"/>
+        <w:outlineLvl w:val="2"/>
+        <w:rPr>
+          <w:b/>
+          <w:bCs/>
+          <w:sz w:val="28"/>
+          <w:szCs w:val="28"/>
+          <w:lang w:eastAsia="ru-RU"/>
+        </w:rPr>
+      </w:pPr>
+    </w:p>
+    <w:tbl>
+      <w:tblPr>
+        <w:tblStyle w:val="a6"/>
+        <w:tblW w:w="0" w:type="auto"/>
+        <w:tblLook w:val="04A0" w:firstRow="1" w:lastRow="0" w:firstColumn="1" w:lastColumn="0" w:noHBand="0" w:noVBand="1"/>
+      </w:tblPr>
+      <w:tblGrid>
+        <w:gridCol w:w="2336"/>
+        <w:gridCol w:w="2336"/>
+        <w:gridCol w:w="2336"/>
+        <w:gridCol w:w="2337"/>
+      </w:tblGrid>
+      <w:tr>
+        <w:tc>
+          <w:tcPr>
+            <w:tcW w:w="2336" w:type="dxa"/>
+          </w:tcPr>
+          <w:p>
+            <w:pPr>
+              <w:rPr>
+                <w:sz w:val="28"/>
+                <w:szCs w:val="28"/>
+              </w:rPr>
+            </w:pPr>
+            <w:r>
+              <w:rPr>
+                <w:sz w:val="28"/>
+                <w:szCs w:val="28"/>
+              </w:rPr>
+              <w:t>Ід-р тест-кейса</w:t>
+            </w:r>
+          </w:p>
+        </w:tc>
+        <w:tc>
+          <w:tcPr>
+            <w:tcW w:w="2336" w:type="dxa"/>
+          </w:tcPr>
+          <w:p>
+            <w:pPr>
+              <w:jc w:val="center"/>
+              <w:rPr>
+                <w:sz w:val="28"/>
+                <w:szCs w:val="28"/>
+              </w:rPr>
+            </w:pPr>
+            <w:r>
+              <w:rPr>
+                <w:sz w:val="28"/>
+                <w:szCs w:val="28"/>
+              </w:rPr>
+              <w:t>Дії (кроки)</w:t>
+            </w:r>
+          </w:p>
+          <w:p>
+            <w:pPr>
+              <w:rPr>
+                <w:sz w:val="28"/>
+                <w:szCs w:val="28"/>
+              </w:rPr>
+            </w:pPr>
+          </w:p>
+        </w:tc>
+        <w:tc>
+          <w:tcPr>
+            <w:tcW w:w="2336" w:type="dxa"/>
+          </w:tcPr>
+          <w:p>
+            <w:pPr>
+              <w:jc w:val="center"/>
+              <w:rPr>
+                <w:sz w:val="28"/>
+                <w:szCs w:val="28"/>
+              </w:rPr>
+            </w:pPr>
+            <w:r>
+              <w:rPr>
+                <w:sz w:val="28"/>
+                <w:szCs w:val="28"/>
+              </w:rPr>
+              <w:t>Очікуваний</w:t>
+            </w:r>
+          </w:p>
+          <w:p>
+            <w:pPr>
+              <w:jc w:val="center"/>
+              <w:rPr>
+                <w:sz w:val="28"/>
+                <w:szCs w:val="28"/>
+              </w:rPr>
+            </w:pPr>
+            <w:r>
+              <w:rPr>
+                <w:sz w:val="28"/>
+                <w:szCs w:val="28"/>
+              </w:rPr>
+              <w:t>результат</w:t>
+            </w:r>
+          </w:p>
+        </w:tc>
+        <w:tc>
+          <w:tcPr>
+            <w:tcW w:w="2337" w:type="dxa"/>
+          </w:tcPr>
+          <w:p>
+            <w:pPr>
+              <w:jc w:val="center"/>
+              <w:rPr>
+                <w:sz w:val="28"/>
+                <w:szCs w:val="28"/>
+              </w:rPr>
+            </w:pPr>
+            <w:r>
+              <w:rPr>
+                <w:sz w:val="28"/>
+                <w:szCs w:val="28"/>
+              </w:rPr>
+              <w:t>Результат тестування</w:t>
+            </w:r>
+          </w:p>
+        </w:tc>
+      </w:tr>
+      <w:tr>
+        <w:tc>
+          <w:tcPr>
+            <w:tcW w:w="2336" w:type="dxa"/>
+          </w:tcPr>
+          <w:p>
+            <w:pPr>
+              <w:jc w:val="center"/>
+              <w:rPr>
+                <w:sz w:val="28"/>
+                <w:szCs w:val="28"/>
+                <w:lang w:val="en-US"/>
+              </w:rPr>
+            </w:pPr>
+            <w:r>
+              <w:rPr>
+                <w:sz w:val="28"/>
+                <w:szCs w:val="28"/>
+              </w:rPr>
+              <w:t>ТС_1</w:t>
+            </w:r>
+          </w:p>
+        </w:tc>
+        <w:tc>
+          <w:tcPr>
+            <w:tcW w:w="2336" w:type="dxa"/>
+          </w:tcPr>
+          <w:p>
+            <w:pPr>
+              <w:spacing w:before="100" w:beforeAutospacing="1" w:after="100" w:afterAutospacing="1"/>
+              <w:rPr>
+                <w:sz w:val="28"/>
+                <w:szCs w:val="28"/>
+                <w:lang w:val="en-US" w:eastAsia="ru-RU"/>
+              </w:rPr>
+            </w:pPr>
+            <w:r>
+              <w:rPr>
+                <w:sz w:val="28"/>
+                <w:szCs w:val="28"/>
+                <w:lang w:val="en-US" w:eastAsia="ru-RU"/>
+              </w:rPr>
+              <w:t>x=2 y=3 z=0</w:t>
+            </w:r>
+          </w:p>
+          <w:p>
+            <w:pPr>
+              <w:spacing w:before="100" w:beforeAutospacing="1" w:after="100" w:afterAutospacing="1"/>
+              <w:rPr>
+                <w:sz w:val="28"/>
+                <w:szCs w:val="28"/>
+                <w:lang w:val="en-US" w:eastAsia="ru-RU"/>
+              </w:rPr>
+            </w:pPr>
+            <w:r>
+              <w:rPr>
+                <w:sz w:val="28"/>
+                <w:szCs w:val="28"/>
+                <w:lang w:val="en-US" w:eastAsia="ru-RU"/>
+              </w:rPr>
+              <w:t>a= A</w:t>
+            </w:r>
+            <w:r>
+              <w:rPr>
+                <w:sz w:val="28"/>
+                <w:szCs w:val="28"/>
+                <w:lang w:val="en-US" w:eastAsia="ru-RU"/>
+              </w:rPr>
+              <w:t xml:space="preserve"> </w:t>
+            </w:r>
+            <w:r>
+              <w:rPr>
+                <w:sz w:val="28"/>
+                <w:szCs w:val="28"/>
+                <w:lang w:val="en-US" w:eastAsia="ru-RU"/>
+              </w:rPr>
+              <w:t>b= a</w:t>
+            </w:r>
+          </w:p>
+          <w:p>
+            <w:pPr>
+              <w:spacing w:before="100" w:beforeAutospacing="1" w:after="100" w:afterAutospacing="1"/>
+              <w:outlineLvl w:val="2"/>
+              <w:rPr>
+                <w:b/>
+                <w:bCs/>
+                <w:sz w:val="28"/>
+                <w:szCs w:val="28"/>
+                <w:lang w:val="en-US" w:eastAsia="ru-RU"/>
+              </w:rPr>
+            </w:pPr>
+          </w:p>
+        </w:tc>
+        <w:tc>
+          <w:tcPr>
+            <w:tcW w:w="2336" w:type="dxa"/>
+          </w:tcPr>
+          <w:p>
+            <w:pPr>
+              <w:spacing w:before="100" w:beforeAutospacing="1" w:after="100" w:afterAutospacing="1"/>
+              <w:rPr>
+                <w:sz w:val="28"/>
+                <w:szCs w:val="28"/>
+                <w:lang w:val="en-US" w:eastAsia="ru-RU"/>
+              </w:rPr>
+            </w:pPr>
+            <w:r>
+              <w:rPr>
+                <w:bCs/>
+                <w:sz w:val="28"/>
+                <w:szCs w:val="28"/>
+                <w:lang w:val="en-US" w:eastAsia="ru-RU"/>
+              </w:rPr>
+              <w:t>8.2.1:</w:t>
+            </w:r>
+            <w:r>
+              <w:rPr>
+                <w:sz w:val="28"/>
+                <w:szCs w:val="28"/>
+                <w:lang w:val="en-US" w:eastAsia="ru-RU"/>
+              </w:rPr>
+              <w:t xml:space="preserve"> </w:t>
+            </w:r>
+            <w:proofErr w:type="spellStart"/>
+            <w:r>
+              <w:rPr>
+                <w:sz w:val="28"/>
+                <w:szCs w:val="28"/>
+                <w:lang w:val="ru-RU" w:eastAsia="ru-RU"/>
+              </w:rPr>
+              <w:t>Прімак</w:t>
+            </w:r>
+            <w:proofErr w:type="spellEnd"/>
+            <w:r>
+              <w:rPr>
+                <w:sz w:val="28"/>
+                <w:szCs w:val="28"/>
+                <w:lang w:val="ru-RU" w:eastAsia="ru-RU"/>
+              </w:rPr>
+              <w:t xml:space="preserve"> Ярослав</w:t>
+            </w:r>
+            <w:r>
+              <w:rPr>
+                <w:sz w:val="28"/>
+                <w:szCs w:val="28"/>
+                <w:lang w:val="en-US" w:eastAsia="ru-RU"/>
+              </w:rPr>
+              <w:t xml:space="preserve"> </w:t>
+            </w:r>
+          </w:p>
+          <w:p>
+            <w:pPr>
+              <w:spacing w:before="100" w:beforeAutospacing="1" w:after="100" w:afterAutospacing="1"/>
+              <w:rPr>
+                <w:bCs/>
+                <w:sz w:val="28"/>
+                <w:szCs w:val="28"/>
+                <w:lang w:eastAsia="ru-RU"/>
+              </w:rPr>
+            </w:pPr>
+            <w:r>
+              <w:rPr>
+                <w:bCs/>
+                <w:sz w:val="28"/>
+                <w:szCs w:val="28"/>
+                <w:lang w:eastAsia="ru-RU"/>
+              </w:rPr>
+              <w:lastRenderedPageBreak/>
+              <w:t>8.2.2. Результат виразу (a &lt;= b - 32): 1</w:t>
+            </w:r>
+          </w:p>
+          <w:p>
+            <w:pPr>
+              <w:spacing w:before="100" w:beforeAutospacing="1" w:after="100" w:afterAutospacing="1"/>
+              <w:rPr>
+                <w:bCs/>
+                <w:sz w:val="28"/>
+                <w:szCs w:val="28"/>
+                <w:lang w:eastAsia="ru-RU"/>
+              </w:rPr>
+            </w:pPr>
+          </w:p>
+          <w:p>
+            <w:pPr>
+              <w:spacing w:before="100" w:beforeAutospacing="1" w:after="100" w:afterAutospacing="1"/>
+              <w:rPr>
+                <w:bCs/>
+                <w:sz w:val="28"/>
+                <w:szCs w:val="28"/>
+                <w:lang w:eastAsia="ru-RU"/>
+              </w:rPr>
+            </w:pPr>
+            <w:r>
+              <w:rPr>
+                <w:bCs/>
+                <w:sz w:val="28"/>
+                <w:szCs w:val="28"/>
+                <w:lang w:eastAsia="ru-RU"/>
+              </w:rPr>
+              <w:t>8.2.3. Дані та функці</w:t>
+            </w:r>
+            <w:r>
+              <w:rPr>
+                <w:bCs/>
+                <w:sz w:val="28"/>
+                <w:szCs w:val="28"/>
+                <w:lang w:eastAsia="ru-RU"/>
+              </w:rPr>
+              <w:t>я S:</w:t>
+            </w:r>
+          </w:p>
+          <w:p>
+            <w:pPr>
+              <w:spacing w:before="100" w:beforeAutospacing="1" w:after="100" w:afterAutospacing="1"/>
+              <w:rPr>
+                <w:bCs/>
+                <w:sz w:val="28"/>
+                <w:szCs w:val="28"/>
+                <w:lang w:eastAsia="ru-RU"/>
+              </w:rPr>
+            </w:pPr>
+            <w:r>
+              <w:rPr>
+                <w:bCs/>
+                <w:sz w:val="28"/>
+                <w:szCs w:val="28"/>
+                <w:lang w:eastAsia="ru-RU"/>
+              </w:rPr>
+              <w:t>Значення (DEC): x = 2, y = 3, z = 0</w:t>
+            </w:r>
+          </w:p>
+          <w:p>
+            <w:pPr>
+              <w:spacing w:before="100" w:beforeAutospacing="1" w:after="100" w:afterAutospacing="1"/>
+              <w:rPr>
+                <w:bCs/>
+                <w:sz w:val="28"/>
+                <w:szCs w:val="28"/>
+                <w:lang w:eastAsia="ru-RU"/>
+              </w:rPr>
+            </w:pPr>
+            <w:r>
+              <w:rPr>
+                <w:bCs/>
+                <w:sz w:val="28"/>
+                <w:szCs w:val="28"/>
+                <w:lang w:eastAsia="ru-RU"/>
+              </w:rPr>
+              <w:t>Значення (HEX): x = 2, y = 3, z = 0</w:t>
+            </w:r>
+          </w:p>
+          <w:p>
+            <w:pPr>
+              <w:spacing w:before="100" w:beforeAutospacing="1" w:after="100" w:afterAutospacing="1"/>
+              <w:rPr>
+                <w:bCs/>
+                <w:sz w:val="28"/>
+                <w:szCs w:val="28"/>
+                <w:lang w:eastAsia="ru-RU"/>
+              </w:rPr>
+            </w:pPr>
+            <w:r>
+              <w:rPr>
+                <w:bCs/>
+                <w:sz w:val="28"/>
+                <w:szCs w:val="28"/>
+                <w:lang w:eastAsia="ru-RU"/>
+              </w:rPr>
+              <w:t>Результат обчислення S = -20.5796</w:t>
+            </w:r>
+          </w:p>
+        </w:tc>
+        <w:tc>
+          <w:tcPr>
+            <w:tcW w:w="2337" w:type="dxa"/>
+          </w:tcPr>
+          <w:p>
+            <w:pPr>
+              <w:jc w:val="center"/>
+              <w:rPr>
+                <w:sz w:val="28"/>
+                <w:szCs w:val="28"/>
+              </w:rPr>
+            </w:pPr>
+            <w:r>
+              <w:rPr>
+                <w:sz w:val="28"/>
+                <w:szCs w:val="28"/>
+                <w:lang w:val="en-US"/>
+              </w:rPr>
+              <w:lastRenderedPageBreak/>
+              <w:t>passed</w:t>
+            </w:r>
+          </w:p>
+        </w:tc>
+      </w:tr>
+      <w:tr>
+        <w:tc>
+          <w:tcPr>
+            <w:tcW w:w="2336" w:type="dxa"/>
+          </w:tcPr>
+          <w:p>
+            <w:pPr>
+              <w:jc w:val="center"/>
+              <w:rPr>
+                <w:sz w:val="28"/>
+                <w:szCs w:val="28"/>
+                <w:lang w:val="en-US"/>
+              </w:rPr>
+            </w:pPr>
+            <w:r>
+              <w:rPr>
+                <w:sz w:val="28"/>
+                <w:szCs w:val="28"/>
+              </w:rPr>
+              <w:lastRenderedPageBreak/>
+              <w:t>ТС_2</w:t>
+            </w:r>
+          </w:p>
+        </w:tc>
+        <w:tc>
+          <w:tcPr>
+            <w:tcW w:w="2336" w:type="dxa"/>
+          </w:tcPr>
+          <w:p>
+            <w:pPr>
+              <w:spacing w:before="100" w:beforeAutospacing="1" w:after="100" w:afterAutospacing="1"/>
+              <w:rPr>
+                <w:sz w:val="28"/>
+                <w:szCs w:val="28"/>
+                <w:lang w:val="en-US" w:eastAsia="ru-RU"/>
+              </w:rPr>
+            </w:pPr>
+            <w:r>
+              <w:rPr>
+                <w:sz w:val="28"/>
+                <w:szCs w:val="28"/>
+                <w:lang w:val="en-US" w:eastAsia="ru-RU"/>
+              </w:rPr>
+              <w:t>x=6 y=5 z=3</w:t>
+            </w:r>
+          </w:p>
+          <w:p>
+            <w:pPr>
+              <w:spacing w:before="100" w:beforeAutospacing="1" w:after="100" w:afterAutospacing="1"/>
+              <w:rPr>
+                <w:sz w:val="28"/>
+                <w:szCs w:val="28"/>
+                <w:lang w:eastAsia="ru-RU"/>
+              </w:rPr>
+            </w:pPr>
+            <w:r>
+              <w:rPr>
+                <w:sz w:val="28"/>
+                <w:szCs w:val="28"/>
+                <w:lang w:val="en-US" w:eastAsia="ru-RU"/>
+              </w:rPr>
+              <w:t>a=</w:t>
+            </w:r>
+            <w:r>
+              <w:rPr>
+                <w:sz w:val="28"/>
+                <w:szCs w:val="28"/>
+                <w:lang w:val="en-US" w:eastAsia="ru-RU"/>
+              </w:rPr>
+              <w:t xml:space="preserve"> </w:t>
+            </w:r>
+            <w:r>
+              <w:rPr>
+                <w:sz w:val="28"/>
+                <w:szCs w:val="28"/>
+                <w:lang w:eastAsia="ru-RU"/>
+              </w:rPr>
+              <w:t>*</w:t>
+            </w:r>
+            <w:r>
+              <w:rPr>
+                <w:sz w:val="28"/>
+                <w:szCs w:val="28"/>
+                <w:lang w:val="en-US" w:eastAsia="ru-RU"/>
+              </w:rPr>
+              <w:t xml:space="preserve"> </w:t>
+            </w:r>
+            <w:r>
+              <w:rPr>
+                <w:sz w:val="28"/>
+                <w:szCs w:val="28"/>
+                <w:lang w:val="en-US" w:eastAsia="ru-RU"/>
+              </w:rPr>
+              <w:t>b</w:t>
+            </w:r>
+            <w:proofErr w:type="gramStart"/>
+            <w:r>
+              <w:rPr>
+                <w:sz w:val="28"/>
+                <w:szCs w:val="28"/>
+                <w:lang w:val="en-US" w:eastAsia="ru-RU"/>
+              </w:rPr>
+              <w:t xml:space="preserve">= </w:t>
+            </w:r>
+            <w:r>
+              <w:rPr>
+                <w:sz w:val="28"/>
+                <w:szCs w:val="28"/>
+                <w:lang w:eastAsia="ru-RU"/>
+              </w:rPr>
+              <w:t>:</w:t>
+            </w:r>
+            <w:proofErr w:type="gramEnd"/>
+          </w:p>
+          <w:p>
+            <w:pPr>
+              <w:spacing w:before="100" w:beforeAutospacing="1" w:after="100" w:afterAutospacing="1"/>
+              <w:rPr>
+                <w:b/>
+                <w:bCs/>
+                <w:sz w:val="28"/>
+                <w:szCs w:val="28"/>
+                <w:lang w:val="en-US" w:eastAsia="ru-RU"/>
+              </w:rPr>
+            </w:pPr>
+          </w:p>
+        </w:tc>
+        <w:tc>
+          <w:tcPr>
+            <w:tcW w:w="2336" w:type="dxa"/>
+          </w:tcPr>
+          <w:p>
+            <w:pPr>
+              <w:spacing w:before="100" w:beforeAutospacing="1" w:after="100" w:afterAutospacing="1"/>
+              <w:rPr>
+                <w:sz w:val="28"/>
+                <w:szCs w:val="28"/>
+                <w:lang w:val="en-US" w:eastAsia="ru-RU"/>
+              </w:rPr>
+            </w:pPr>
+            <w:r>
+              <w:rPr>
+                <w:bCs/>
+                <w:sz w:val="28"/>
+                <w:szCs w:val="28"/>
+                <w:lang w:val="en-US" w:eastAsia="ru-RU"/>
+              </w:rPr>
+              <w:t>8.2.1:</w:t>
+            </w:r>
+            <w:r>
+              <w:rPr>
+                <w:sz w:val="28"/>
+                <w:szCs w:val="28"/>
+                <w:lang w:val="en-US" w:eastAsia="ru-RU"/>
+              </w:rPr>
+              <w:t xml:space="preserve"> </w:t>
+            </w:r>
+            <w:proofErr w:type="spellStart"/>
+            <w:r>
+              <w:rPr>
+                <w:sz w:val="28"/>
+                <w:szCs w:val="28"/>
+                <w:lang w:val="ru-RU" w:eastAsia="ru-RU"/>
+              </w:rPr>
+              <w:t>Прімак</w:t>
+            </w:r>
+            <w:proofErr w:type="spellEnd"/>
+            <w:r>
+              <w:rPr>
+                <w:sz w:val="28"/>
+                <w:szCs w:val="28"/>
+                <w:lang w:val="ru-RU" w:eastAsia="ru-RU"/>
+              </w:rPr>
+              <w:t xml:space="preserve"> Ярослав</w:t>
+            </w:r>
+            <w:r>
+              <w:rPr>
+                <w:sz w:val="28"/>
+                <w:szCs w:val="28"/>
+                <w:lang w:val="en-US" w:eastAsia="ru-RU"/>
+              </w:rPr>
+              <w:t xml:space="preserve"> </w:t>
+            </w:r>
+          </w:p>
+          <w:p>
+            <w:pPr>
+              <w:spacing w:before="100" w:beforeAutospacing="1" w:after="100" w:afterAutospacing="1"/>
+              <w:rPr>
+                <w:sz w:val="28"/>
+                <w:szCs w:val="28"/>
+                <w:lang w:val="ru-RU" w:eastAsia="ru-RU"/>
+              </w:rPr>
+            </w:pPr>
+            <w:r>
+              <w:rPr>
+                <w:sz w:val="28"/>
+                <w:szCs w:val="28"/>
+                <w:lang w:val="ru-RU" w:eastAsia="ru-RU"/>
+              </w:rPr>
+              <w:t xml:space="preserve">8.2.2. Результат </w:t>
+            </w:r>
+            <w:proofErr w:type="spellStart"/>
+            <w:r>
+              <w:rPr>
+                <w:sz w:val="28"/>
+                <w:szCs w:val="28"/>
+                <w:lang w:val="ru-RU" w:eastAsia="ru-RU"/>
+              </w:rPr>
+              <w:t>виразу</w:t>
+            </w:r>
+            <w:proofErr w:type="spellEnd"/>
+            <w:r>
+              <w:rPr>
+                <w:sz w:val="28"/>
+                <w:szCs w:val="28"/>
+                <w:lang w:val="ru-RU" w:eastAsia="ru-RU"/>
+              </w:rPr>
+              <w:t xml:space="preserve"> (</w:t>
+            </w:r>
+            <w:r>
+              <w:rPr>
+                <w:sz w:val="28"/>
+                <w:szCs w:val="28"/>
+                <w:lang w:val="en-US" w:eastAsia="ru-RU"/>
+              </w:rPr>
+              <w:t>a</w:t>
+            </w:r>
+            <w:r>
+              <w:rPr>
+                <w:sz w:val="28"/>
+                <w:szCs w:val="28"/>
+                <w:lang w:val="ru-RU" w:eastAsia="ru-RU"/>
+              </w:rPr>
+              <w:t xml:space="preserve"> &lt;= </w:t>
+            </w:r>
+            <w:r>
+              <w:rPr>
+                <w:sz w:val="28"/>
+                <w:szCs w:val="28"/>
+                <w:lang w:val="en-US" w:eastAsia="ru-RU"/>
+              </w:rPr>
+              <w:t>b</w:t>
+            </w:r>
+            <w:r>
+              <w:rPr>
+                <w:sz w:val="28"/>
+                <w:szCs w:val="28"/>
+                <w:lang w:val="ru-RU" w:eastAsia="ru-RU"/>
+              </w:rPr>
+              <w:t xml:space="preserve"> - 32): 0</w:t>
+            </w:r>
+          </w:p>
+          <w:p>
+            <w:pPr>
+              <w:spacing w:before="100" w:beforeAutospacing="1" w:after="100" w:afterAutospacing="1"/>
+              <w:rPr>
+                <w:sz w:val="28"/>
+                <w:szCs w:val="28"/>
+                <w:lang w:val="ru-RU" w:eastAsia="ru-RU"/>
+              </w:rPr>
+            </w:pPr>
+            <w:r>
+              <w:rPr>
+                <w:sz w:val="28"/>
+                <w:szCs w:val="28"/>
+                <w:lang w:val="ru-RU" w:eastAsia="ru-RU"/>
+              </w:rPr>
+              <w:t xml:space="preserve">8.2.3. </w:t>
+            </w:r>
+            <w:proofErr w:type="spellStart"/>
+            <w:r>
+              <w:rPr>
+                <w:sz w:val="28"/>
+                <w:szCs w:val="28"/>
+                <w:lang w:val="ru-RU" w:eastAsia="ru-RU"/>
+              </w:rPr>
+              <w:t>Дані</w:t>
+            </w:r>
+            <w:proofErr w:type="spellEnd"/>
+            <w:r>
+              <w:rPr>
+                <w:sz w:val="28"/>
+                <w:szCs w:val="28"/>
+                <w:lang w:val="ru-RU" w:eastAsia="ru-RU"/>
+              </w:rPr>
+              <w:t xml:space="preserve"> та </w:t>
+            </w:r>
+            <w:proofErr w:type="spellStart"/>
+            <w:r>
+              <w:rPr>
+                <w:sz w:val="28"/>
+                <w:szCs w:val="28"/>
+                <w:lang w:val="ru-RU" w:eastAsia="ru-RU"/>
+              </w:rPr>
+              <w:t>функці</w:t>
+            </w:r>
+            <w:r>
+              <w:rPr>
+                <w:sz w:val="28"/>
+                <w:szCs w:val="28"/>
+                <w:lang w:val="ru-RU" w:eastAsia="ru-RU"/>
+              </w:rPr>
+              <w:t>я</w:t>
+            </w:r>
+            <w:proofErr w:type="spellEnd"/>
+            <w:r>
+              <w:rPr>
+                <w:sz w:val="28"/>
+                <w:szCs w:val="28"/>
+                <w:lang w:val="ru-RU" w:eastAsia="ru-RU"/>
+              </w:rPr>
+              <w:t xml:space="preserve"> </w:t>
+            </w:r>
+            <w:r>
+              <w:rPr>
+                <w:sz w:val="28"/>
+                <w:szCs w:val="28"/>
+                <w:lang w:val="en-US" w:eastAsia="ru-RU"/>
+              </w:rPr>
+              <w:t>S</w:t>
+            </w:r>
+            <w:r>
+              <w:rPr>
+                <w:sz w:val="28"/>
+                <w:szCs w:val="28"/>
+                <w:lang w:val="ru-RU" w:eastAsia="ru-RU"/>
+              </w:rPr>
+              <w:t>:</w:t>
+            </w:r>
+          </w:p>
+          <w:p>
+            <w:pPr>
+              <w:spacing w:before="100" w:beforeAutospacing="1" w:after="100" w:afterAutospacing="1"/>
+              <w:rPr>
+                <w:sz w:val="28"/>
+                <w:szCs w:val="28"/>
+                <w:lang w:val="ru-RU" w:eastAsia="ru-RU"/>
+              </w:rPr>
+            </w:pPr>
+            <w:proofErr w:type="spellStart"/>
+            <w:r>
+              <w:rPr>
+                <w:sz w:val="28"/>
+                <w:szCs w:val="28"/>
+                <w:lang w:val="ru-RU" w:eastAsia="ru-RU"/>
+              </w:rPr>
+              <w:t>Значення</w:t>
+            </w:r>
+            <w:proofErr w:type="spellEnd"/>
+            <w:r>
+              <w:rPr>
+                <w:sz w:val="28"/>
+                <w:szCs w:val="28"/>
+                <w:lang w:val="ru-RU" w:eastAsia="ru-RU"/>
+              </w:rPr>
+              <w:t xml:space="preserve"> (</w:t>
+            </w:r>
+            <w:r>
+              <w:rPr>
+                <w:sz w:val="28"/>
+                <w:szCs w:val="28"/>
+                <w:lang w:val="en-US" w:eastAsia="ru-RU"/>
+              </w:rPr>
+              <w:t>DEC</w:t>
+            </w:r>
+            <w:r>
+              <w:rPr>
+                <w:sz w:val="28"/>
+                <w:szCs w:val="28"/>
+                <w:lang w:val="ru-RU" w:eastAsia="ru-RU"/>
+              </w:rPr>
+              <w:t xml:space="preserve">): </w:t>
+            </w:r>
+            <w:r>
+              <w:rPr>
+                <w:sz w:val="28"/>
+                <w:szCs w:val="28"/>
+                <w:lang w:val="en-US" w:eastAsia="ru-RU"/>
+              </w:rPr>
+              <w:t>x</w:t>
+            </w:r>
+            <w:r>
+              <w:rPr>
+                <w:sz w:val="28"/>
+                <w:szCs w:val="28"/>
+                <w:lang w:val="ru-RU" w:eastAsia="ru-RU"/>
+              </w:rPr>
+              <w:t xml:space="preserve"> = 6, </w:t>
+            </w:r>
+            <w:r>
+              <w:rPr>
+                <w:sz w:val="28"/>
+                <w:szCs w:val="28"/>
+                <w:lang w:val="en-US" w:eastAsia="ru-RU"/>
+              </w:rPr>
+              <w:t>y</w:t>
+            </w:r>
+            <w:r>
+              <w:rPr>
+                <w:sz w:val="28"/>
+                <w:szCs w:val="28"/>
+                <w:lang w:val="ru-RU" w:eastAsia="ru-RU"/>
+              </w:rPr>
+              <w:t xml:space="preserve"> = 5, </w:t>
+            </w:r>
+            <w:r>
+              <w:rPr>
+                <w:sz w:val="28"/>
+                <w:szCs w:val="28"/>
+                <w:lang w:val="en-US" w:eastAsia="ru-RU"/>
+              </w:rPr>
+              <w:t>z</w:t>
+            </w:r>
+            <w:r>
+              <w:rPr>
+                <w:sz w:val="28"/>
+                <w:szCs w:val="28"/>
+                <w:lang w:val="ru-RU" w:eastAsia="ru-RU"/>
+              </w:rPr>
+              <w:t xml:space="preserve"> = 3</w:t>
+            </w:r>
+          </w:p>
+          <w:p>
+            <w:pPr>
+              <w:spacing w:before="100" w:beforeAutospacing="1" w:after="100" w:afterAutospacing="1"/>
+              <w:rPr>
+                <w:sz w:val="28"/>
+                <w:szCs w:val="28"/>
+                <w:lang w:val="ru-RU" w:eastAsia="ru-RU"/>
+              </w:rPr>
+            </w:pPr>
+            <w:proofErr w:type="spellStart"/>
+            <w:r>
+              <w:rPr>
+                <w:sz w:val="28"/>
+                <w:szCs w:val="28"/>
+                <w:lang w:val="ru-RU" w:eastAsia="ru-RU"/>
+              </w:rPr>
+              <w:t>Значення</w:t>
+            </w:r>
+            <w:proofErr w:type="spellEnd"/>
+            <w:r>
+              <w:rPr>
+                <w:sz w:val="28"/>
+                <w:szCs w:val="28"/>
+                <w:lang w:val="ru-RU" w:eastAsia="ru-RU"/>
+              </w:rPr>
+              <w:t xml:space="preserve"> (</w:t>
+            </w:r>
+            <w:r>
+              <w:rPr>
+                <w:sz w:val="28"/>
+                <w:szCs w:val="28"/>
+                <w:lang w:val="en-US" w:eastAsia="ru-RU"/>
+              </w:rPr>
+              <w:t>HEX</w:t>
+            </w:r>
+            <w:r>
+              <w:rPr>
+                <w:sz w:val="28"/>
+                <w:szCs w:val="28"/>
+                <w:lang w:val="ru-RU" w:eastAsia="ru-RU"/>
+              </w:rPr>
+              <w:t xml:space="preserve">): </w:t>
+            </w:r>
+            <w:r>
+              <w:rPr>
+                <w:sz w:val="28"/>
+                <w:szCs w:val="28"/>
+                <w:lang w:val="en-US" w:eastAsia="ru-RU"/>
+              </w:rPr>
+              <w:t>x</w:t>
+            </w:r>
+            <w:r>
+              <w:rPr>
+                <w:sz w:val="28"/>
+                <w:szCs w:val="28"/>
+                <w:lang w:val="ru-RU" w:eastAsia="ru-RU"/>
+              </w:rPr>
+              <w:t xml:space="preserve"> = 6, </w:t>
+            </w:r>
+            <w:r>
+              <w:rPr>
+                <w:sz w:val="28"/>
+                <w:szCs w:val="28"/>
+                <w:lang w:val="en-US" w:eastAsia="ru-RU"/>
+              </w:rPr>
+              <w:t>y</w:t>
+            </w:r>
+            <w:r>
+              <w:rPr>
+                <w:sz w:val="28"/>
+                <w:szCs w:val="28"/>
+                <w:lang w:val="ru-RU" w:eastAsia="ru-RU"/>
+              </w:rPr>
+              <w:t xml:space="preserve"> = 5, </w:t>
+            </w:r>
+            <w:r>
+              <w:rPr>
+                <w:sz w:val="28"/>
+                <w:szCs w:val="28"/>
+                <w:lang w:val="en-US" w:eastAsia="ru-RU"/>
+              </w:rPr>
+              <w:t>z</w:t>
+            </w:r>
+            <w:r>
+              <w:rPr>
+                <w:sz w:val="28"/>
+                <w:szCs w:val="28"/>
+                <w:lang w:val="ru-RU" w:eastAsia="ru-RU"/>
+              </w:rPr>
+              <w:t xml:space="preserve"> = 3</w:t>
+            </w:r>
+          </w:p>
+          <w:p>
+            <w:pPr>
+              <w:spacing w:before="100" w:beforeAutospacing="1" w:after="100" w:afterAutospacing="1"/>
+              <w:rPr>
+                <w:sz w:val="28"/>
+                <w:szCs w:val="28"/>
+                <w:lang w:val="en-US" w:eastAsia="ru-RU"/>
+              </w:rPr>
+            </w:pPr>
+            <w:proofErr w:type="spellStart"/>
+            <w:r>
+              <w:rPr>
+                <w:sz w:val="28"/>
+                <w:szCs w:val="28"/>
+                <w:lang w:val="en-US" w:eastAsia="ru-RU"/>
+              </w:rPr>
+              <w:t>Результат</w:t>
+            </w:r>
+            <w:proofErr w:type="spellEnd"/>
+            <w:r>
+              <w:rPr>
+                <w:sz w:val="28"/>
+                <w:szCs w:val="28"/>
+                <w:lang w:val="en-US" w:eastAsia="ru-RU"/>
+              </w:rPr>
+              <w:t xml:space="preserve"> </w:t>
+            </w:r>
+            <w:proofErr w:type="spellStart"/>
+            <w:r>
+              <w:rPr>
+                <w:sz w:val="28"/>
+                <w:szCs w:val="28"/>
+                <w:lang w:val="en-US" w:eastAsia="ru-RU"/>
+              </w:rPr>
+              <w:t>обчислення</w:t>
+            </w:r>
+            <w:proofErr w:type="spellEnd"/>
+            <w:r>
+              <w:rPr>
+                <w:sz w:val="28"/>
+                <w:szCs w:val="28"/>
+                <w:lang w:val="en-US" w:eastAsia="ru-RU"/>
+              </w:rPr>
+              <w:t xml:space="preserve"> S = 35.9874</w:t>
+            </w:r>
+          </w:p>
+          <w:p>
+            <w:pPr>
+              <w:spacing w:before="100" w:beforeAutospacing="1" w:after="100" w:afterAutospacing="1"/>
+              <w:outlineLvl w:val="2"/>
+              <w:rPr>
+                <w:b/>
+                <w:bCs/>
+                <w:sz w:val="28"/>
+                <w:szCs w:val="28"/>
+                <w:lang w:eastAsia="ru-RU"/>
+              </w:rPr>
+            </w:pPr>
+          </w:p>
+        </w:tc>
+        <w:tc>
+          <w:tcPr>
+            <w:tcW w:w="2337" w:type="dxa"/>
+          </w:tcPr>
+          <w:p>
+            <w:pPr>
+              <w:jc w:val="center"/>
+              <w:rPr>
+                <w:sz w:val="28"/>
+                <w:szCs w:val="28"/>
+                <w:lang w:val="en-US"/>
+              </w:rPr>
+            </w:pPr>
+            <w:r>
+              <w:rPr>
+                <w:sz w:val="28"/>
+                <w:szCs w:val="28"/>
+                <w:lang w:val="en-US"/>
+              </w:rPr>
+              <w:t>passed</w:t>
+            </w:r>
+          </w:p>
+        </w:tc>
+      </w:tr>
+      <w:tr>
+        <w:tc>
+          <w:tcPr>
+            <w:tcW w:w="2336" w:type="dxa"/>
+          </w:tcPr>
+          <w:p>
+            <w:pPr>
+              <w:jc w:val="center"/>
+              <w:rPr>
+                <w:sz w:val="28"/>
+                <w:szCs w:val="28"/>
+                <w:lang w:val="en-US"/>
+              </w:rPr>
+            </w:pPr>
+            <w:r>
+              <w:rPr>
+                <w:sz w:val="28"/>
+                <w:szCs w:val="28"/>
+              </w:rPr>
+              <w:t>ТС_3</w:t>
+            </w:r>
+          </w:p>
+        </w:tc>
+        <w:tc>
+          <w:tcPr>
+            <w:tcW w:w="2336" w:type="dxa"/>
+          </w:tcPr>
+          <w:p>
+            <w:pPr>
+              <w:spacing w:before="100" w:beforeAutospacing="1" w:after="100" w:afterAutospacing="1"/>
+              <w:rPr>
+                <w:sz w:val="28"/>
+                <w:szCs w:val="28"/>
+                <w:lang w:val="en-US" w:eastAsia="ru-RU"/>
+              </w:rPr>
+            </w:pPr>
+            <w:r>
+              <w:rPr>
+                <w:sz w:val="28"/>
+                <w:szCs w:val="28"/>
+                <w:lang w:val="en-US" w:eastAsia="ru-RU"/>
+              </w:rPr>
+              <w:t>x=0 y=0</w:t>
+            </w:r>
+            <w:r>
+              <w:rPr>
+                <w:sz w:val="28"/>
+                <w:szCs w:val="28"/>
+                <w:lang w:val="en-US" w:eastAsia="ru-RU"/>
+              </w:rPr>
+              <w:t xml:space="preserve"> z=0</w:t>
+            </w:r>
+          </w:p>
+          <w:p>
+            <w:pPr>
+              <w:spacing w:before="100" w:beforeAutospacing="1" w:after="100" w:afterAutospacing="1"/>
+              <w:rPr>
+                <w:sz w:val="28"/>
+                <w:szCs w:val="28"/>
+                <w:lang w:val="en-US" w:eastAsia="ru-RU"/>
+              </w:rPr>
+            </w:pPr>
+            <w:r>
+              <w:rPr>
+                <w:sz w:val="28"/>
+                <w:szCs w:val="28"/>
+                <w:lang w:val="en-US" w:eastAsia="ru-RU"/>
+              </w:rPr>
+              <w:t>a=</w:t>
+            </w:r>
+            <w:r>
+              <w:rPr>
+                <w:sz w:val="28"/>
+                <w:szCs w:val="28"/>
+                <w:lang w:val="en-US" w:eastAsia="ru-RU"/>
+              </w:rPr>
+              <w:t xml:space="preserve"> 0</w:t>
+            </w:r>
+            <w:r>
+              <w:rPr>
+                <w:sz w:val="28"/>
+                <w:szCs w:val="28"/>
+                <w:lang w:val="en-US" w:eastAsia="ru-RU"/>
+              </w:rPr>
+              <w:t xml:space="preserve"> </w:t>
+            </w:r>
+            <w:r>
+              <w:rPr>
+                <w:sz w:val="28"/>
+                <w:szCs w:val="28"/>
+                <w:lang w:val="en-US" w:eastAsia="ru-RU"/>
+              </w:rPr>
+              <w:t xml:space="preserve">b= </w:t>
+            </w:r>
+            <w:r>
+              <w:rPr>
+                <w:sz w:val="28"/>
+                <w:szCs w:val="28"/>
+                <w:lang w:val="en-US" w:eastAsia="ru-RU"/>
+              </w:rPr>
+              <w:t>0</w:t>
+            </w:r>
+          </w:p>
+          <w:p>
+            <w:pPr>
+              <w:spacing w:before="100" w:beforeAutospacing="1" w:after="100" w:afterAutospacing="1"/>
+              <w:rPr>
+                <w:b/>
+                <w:bCs/>
+                <w:sz w:val="28"/>
+                <w:szCs w:val="28"/>
+                <w:lang w:val="en-US" w:eastAsia="ru-RU"/>
+              </w:rPr>
+            </w:pPr>
+          </w:p>
+        </w:tc>
+        <w:tc>
+          <w:tcPr>
+            <w:tcW w:w="2336" w:type="dxa"/>
+          </w:tcPr>
+          <w:p>
+            <w:pPr>
+              <w:spacing w:before="100" w:beforeAutospacing="1" w:after="100" w:afterAutospacing="1"/>
+              <w:rPr>
+                <w:sz w:val="28"/>
+                <w:szCs w:val="28"/>
+                <w:lang w:val="en-US" w:eastAsia="ru-RU"/>
+              </w:rPr>
+            </w:pPr>
+            <w:r>
+              <w:rPr>
+                <w:bCs/>
+                <w:sz w:val="28"/>
+                <w:szCs w:val="28"/>
+                <w:lang w:val="en-US" w:eastAsia="ru-RU"/>
+              </w:rPr>
+              <w:t>8.2.1:</w:t>
+            </w:r>
+            <w:r>
+              <w:rPr>
+                <w:sz w:val="28"/>
+                <w:szCs w:val="28"/>
+                <w:lang w:val="en-US" w:eastAsia="ru-RU"/>
+              </w:rPr>
+              <w:t xml:space="preserve"> </w:t>
+            </w:r>
+            <w:proofErr w:type="spellStart"/>
+            <w:r>
+              <w:rPr>
+                <w:sz w:val="28"/>
+                <w:szCs w:val="28"/>
+                <w:lang w:val="ru-RU" w:eastAsia="ru-RU"/>
+              </w:rPr>
+              <w:t>Прімак</w:t>
+            </w:r>
+            <w:proofErr w:type="spellEnd"/>
+            <w:r>
+              <w:rPr>
+                <w:sz w:val="28"/>
+                <w:szCs w:val="28"/>
+                <w:lang w:val="ru-RU" w:eastAsia="ru-RU"/>
+              </w:rPr>
+              <w:t xml:space="preserve"> Ярослав</w:t>
+            </w:r>
+            <w:r>
+              <w:rPr>
+                <w:sz w:val="28"/>
+                <w:szCs w:val="28"/>
+                <w:lang w:val="en-US" w:eastAsia="ru-RU"/>
+              </w:rPr>
+              <w:t xml:space="preserve"> </w:t>
+            </w:r>
+          </w:p>
+          <w:p>
+            <w:pPr>
+              <w:spacing w:before="100" w:beforeAutospacing="1" w:after="100" w:afterAutospacing="1"/>
+              <w:rPr>
+                <w:sz w:val="28"/>
+                <w:szCs w:val="28"/>
+                <w:lang w:val="ru-RU" w:eastAsia="ru-RU"/>
+              </w:rPr>
+            </w:pPr>
+            <w:r>
+              <w:rPr>
+                <w:sz w:val="28"/>
+                <w:szCs w:val="28"/>
+                <w:lang w:val="ru-RU" w:eastAsia="ru-RU"/>
+              </w:rPr>
+              <w:t xml:space="preserve">8.2.2. Результат </w:t>
+            </w:r>
+            <w:proofErr w:type="spellStart"/>
+            <w:r>
+              <w:rPr>
+                <w:sz w:val="28"/>
+                <w:szCs w:val="28"/>
+                <w:lang w:val="ru-RU" w:eastAsia="ru-RU"/>
+              </w:rPr>
+              <w:t>виразу</w:t>
+            </w:r>
+            <w:proofErr w:type="spellEnd"/>
+            <w:r>
+              <w:rPr>
+                <w:sz w:val="28"/>
+                <w:szCs w:val="28"/>
+                <w:lang w:val="ru-RU" w:eastAsia="ru-RU"/>
+              </w:rPr>
+              <w:t xml:space="preserve"> (</w:t>
+            </w:r>
+            <w:r>
+              <w:rPr>
+                <w:sz w:val="28"/>
+                <w:szCs w:val="28"/>
+                <w:lang w:val="en-US" w:eastAsia="ru-RU"/>
+              </w:rPr>
+              <w:t>a</w:t>
+            </w:r>
+            <w:r>
+              <w:rPr>
+                <w:sz w:val="28"/>
+                <w:szCs w:val="28"/>
+                <w:lang w:val="ru-RU" w:eastAsia="ru-RU"/>
+              </w:rPr>
+              <w:t xml:space="preserve"> &lt;= </w:t>
+            </w:r>
+            <w:r>
+              <w:rPr>
+                <w:sz w:val="28"/>
+                <w:szCs w:val="28"/>
+                <w:lang w:val="en-US" w:eastAsia="ru-RU"/>
+              </w:rPr>
+              <w:t>b</w:t>
+            </w:r>
+            <w:r>
+              <w:rPr>
+                <w:sz w:val="28"/>
+                <w:szCs w:val="28"/>
+                <w:lang w:val="ru-RU" w:eastAsia="ru-RU"/>
+              </w:rPr>
+              <w:t xml:space="preserve"> - 32): 0</w:t>
+            </w:r>
+          </w:p>
+          <w:p>
+            <w:pPr>
+              <w:spacing w:before="100" w:beforeAutospacing="1" w:after="100" w:afterAutospacing="1"/>
+              <w:rPr>
+                <w:sz w:val="28"/>
+                <w:szCs w:val="28"/>
+                <w:lang w:val="ru-RU" w:eastAsia="ru-RU"/>
+              </w:rPr>
+            </w:pPr>
+            <w:r>
+              <w:rPr>
+                <w:sz w:val="28"/>
+                <w:szCs w:val="28"/>
+                <w:lang w:val="ru-RU" w:eastAsia="ru-RU"/>
+              </w:rPr>
+              <w:lastRenderedPageBreak/>
+              <w:t xml:space="preserve">8.2.3. </w:t>
+            </w:r>
+            <w:proofErr w:type="spellStart"/>
+            <w:r>
+              <w:rPr>
+                <w:sz w:val="28"/>
+                <w:szCs w:val="28"/>
+                <w:lang w:val="ru-RU" w:eastAsia="ru-RU"/>
+              </w:rPr>
+              <w:t>Дані</w:t>
+            </w:r>
+            <w:proofErr w:type="spellEnd"/>
+            <w:r>
+              <w:rPr>
+                <w:sz w:val="28"/>
+                <w:szCs w:val="28"/>
+                <w:lang w:val="ru-RU" w:eastAsia="ru-RU"/>
+              </w:rPr>
+              <w:t xml:space="preserve"> та </w:t>
+            </w:r>
+            <w:proofErr w:type="spellStart"/>
+            <w:r>
+              <w:rPr>
+                <w:sz w:val="28"/>
+                <w:szCs w:val="28"/>
+                <w:lang w:val="ru-RU" w:eastAsia="ru-RU"/>
+              </w:rPr>
+              <w:t>функці</w:t>
+            </w:r>
+            <w:r>
+              <w:rPr>
+                <w:sz w:val="28"/>
+                <w:szCs w:val="28"/>
+                <w:lang w:val="ru-RU" w:eastAsia="ru-RU"/>
+              </w:rPr>
+              <w:t>я</w:t>
+            </w:r>
+            <w:proofErr w:type="spellEnd"/>
+            <w:r>
+              <w:rPr>
+                <w:sz w:val="28"/>
+                <w:szCs w:val="28"/>
+                <w:lang w:val="ru-RU" w:eastAsia="ru-RU"/>
+              </w:rPr>
+              <w:t xml:space="preserve"> </w:t>
+            </w:r>
+            <w:r>
+              <w:rPr>
+                <w:sz w:val="28"/>
+                <w:szCs w:val="28"/>
+                <w:lang w:val="en-US" w:eastAsia="ru-RU"/>
+              </w:rPr>
+              <w:t>S</w:t>
+            </w:r>
+            <w:r>
+              <w:rPr>
+                <w:sz w:val="28"/>
+                <w:szCs w:val="28"/>
+                <w:lang w:val="ru-RU" w:eastAsia="ru-RU"/>
+              </w:rPr>
+              <w:t>:</w:t>
+            </w:r>
+          </w:p>
+          <w:p>
+            <w:pPr>
+              <w:spacing w:before="100" w:beforeAutospacing="1" w:after="100" w:afterAutospacing="1"/>
+              <w:rPr>
+                <w:sz w:val="28"/>
+                <w:szCs w:val="28"/>
+                <w:lang w:val="ru-RU" w:eastAsia="ru-RU"/>
+              </w:rPr>
+            </w:pPr>
+            <w:proofErr w:type="spellStart"/>
+            <w:r>
+              <w:rPr>
+                <w:sz w:val="28"/>
+                <w:szCs w:val="28"/>
+                <w:lang w:val="ru-RU" w:eastAsia="ru-RU"/>
+              </w:rPr>
+              <w:t>Значення</w:t>
+            </w:r>
+            <w:proofErr w:type="spellEnd"/>
+            <w:r>
+              <w:rPr>
+                <w:sz w:val="28"/>
+                <w:szCs w:val="28"/>
+                <w:lang w:val="ru-RU" w:eastAsia="ru-RU"/>
+              </w:rPr>
+              <w:t xml:space="preserve"> (</w:t>
+            </w:r>
+            <w:r>
+              <w:rPr>
+                <w:sz w:val="28"/>
+                <w:szCs w:val="28"/>
+                <w:lang w:val="en-US" w:eastAsia="ru-RU"/>
+              </w:rPr>
+              <w:t>DEC</w:t>
+            </w:r>
+            <w:r>
+              <w:rPr>
+                <w:sz w:val="28"/>
+                <w:szCs w:val="28"/>
+                <w:lang w:val="ru-RU" w:eastAsia="ru-RU"/>
+              </w:rPr>
+              <w:t xml:space="preserve">): </w:t>
+            </w:r>
+            <w:r>
+              <w:rPr>
+                <w:sz w:val="28"/>
+                <w:szCs w:val="28"/>
+                <w:lang w:val="en-US" w:eastAsia="ru-RU"/>
+              </w:rPr>
+              <w:t>x</w:t>
+            </w:r>
+            <w:r>
+              <w:rPr>
+                <w:sz w:val="28"/>
+                <w:szCs w:val="28"/>
+                <w:lang w:val="ru-RU" w:eastAsia="ru-RU"/>
+              </w:rPr>
+              <w:t xml:space="preserve"> = 0, </w:t>
+            </w:r>
+            <w:r>
+              <w:rPr>
+                <w:sz w:val="28"/>
+                <w:szCs w:val="28"/>
+                <w:lang w:val="en-US" w:eastAsia="ru-RU"/>
+              </w:rPr>
+              <w:t>y</w:t>
+            </w:r>
+            <w:r>
+              <w:rPr>
+                <w:sz w:val="28"/>
+                <w:szCs w:val="28"/>
+                <w:lang w:val="ru-RU" w:eastAsia="ru-RU"/>
+              </w:rPr>
+              <w:t xml:space="preserve"> = 0, </w:t>
+            </w:r>
+            <w:r>
+              <w:rPr>
+                <w:sz w:val="28"/>
+                <w:szCs w:val="28"/>
+                <w:lang w:val="en-US" w:eastAsia="ru-RU"/>
+              </w:rPr>
+              <w:t>z</w:t>
+            </w:r>
+            <w:r>
+              <w:rPr>
+                <w:sz w:val="28"/>
+                <w:szCs w:val="28"/>
+                <w:lang w:val="ru-RU" w:eastAsia="ru-RU"/>
+              </w:rPr>
+              <w:t xml:space="preserve"> = 0</w:t>
+            </w:r>
+          </w:p>
+          <w:p>
+            <w:pPr>
+              <w:spacing w:before="100" w:beforeAutospacing="1" w:after="100" w:afterAutospacing="1"/>
+              <w:rPr>
+                <w:sz w:val="28"/>
+                <w:szCs w:val="28"/>
+                <w:lang w:val="ru-RU" w:eastAsia="ru-RU"/>
+              </w:rPr>
+            </w:pPr>
+            <w:proofErr w:type="spellStart"/>
+            <w:r>
+              <w:rPr>
+                <w:sz w:val="28"/>
+                <w:szCs w:val="28"/>
+                <w:lang w:val="ru-RU" w:eastAsia="ru-RU"/>
+              </w:rPr>
+              <w:t>Значення</w:t>
+            </w:r>
+            <w:proofErr w:type="spellEnd"/>
+            <w:r>
+              <w:rPr>
+                <w:sz w:val="28"/>
+                <w:szCs w:val="28"/>
+                <w:lang w:val="ru-RU" w:eastAsia="ru-RU"/>
+              </w:rPr>
+              <w:t xml:space="preserve"> (</w:t>
+            </w:r>
+            <w:r>
+              <w:rPr>
+                <w:sz w:val="28"/>
+                <w:szCs w:val="28"/>
+                <w:lang w:val="en-US" w:eastAsia="ru-RU"/>
+              </w:rPr>
+              <w:t>HEX</w:t>
+            </w:r>
+            <w:r>
+              <w:rPr>
+                <w:sz w:val="28"/>
+                <w:szCs w:val="28"/>
+                <w:lang w:val="ru-RU" w:eastAsia="ru-RU"/>
+              </w:rPr>
+              <w:t xml:space="preserve">): </w:t>
+            </w:r>
+            <w:r>
+              <w:rPr>
+                <w:sz w:val="28"/>
+                <w:szCs w:val="28"/>
+                <w:lang w:val="en-US" w:eastAsia="ru-RU"/>
+              </w:rPr>
+              <w:t>x</w:t>
+            </w:r>
+            <w:r>
+              <w:rPr>
+                <w:sz w:val="28"/>
+                <w:szCs w:val="28"/>
+                <w:lang w:val="ru-RU" w:eastAsia="ru-RU"/>
+              </w:rPr>
+              <w:t xml:space="preserve"> = 0, </w:t>
+            </w:r>
+            <w:r>
+              <w:rPr>
+                <w:sz w:val="28"/>
+                <w:szCs w:val="28"/>
+                <w:lang w:val="en-US" w:eastAsia="ru-RU"/>
+              </w:rPr>
+              <w:t>y</w:t>
+            </w:r>
+            <w:r>
+              <w:rPr>
+                <w:sz w:val="28"/>
+                <w:szCs w:val="28"/>
+                <w:lang w:val="ru-RU" w:eastAsia="ru-RU"/>
+              </w:rPr>
+              <w:t xml:space="preserve"> = 0, </w:t>
+            </w:r>
+            <w:r>
+              <w:rPr>
+                <w:sz w:val="28"/>
+                <w:szCs w:val="28"/>
+                <w:lang w:val="en-US" w:eastAsia="ru-RU"/>
+              </w:rPr>
+              <w:t>z</w:t>
+            </w:r>
+            <w:r>
+              <w:rPr>
+                <w:sz w:val="28"/>
+                <w:szCs w:val="28"/>
+                <w:lang w:val="ru-RU" w:eastAsia="ru-RU"/>
+              </w:rPr>
+              <w:t xml:space="preserve"> = 0</w:t>
+            </w:r>
+          </w:p>
+          <w:p>
+            <w:pPr>
+              <w:spacing w:before="100" w:beforeAutospacing="1" w:after="100" w:afterAutospacing="1"/>
+              <w:rPr>
+                <w:sz w:val="28"/>
+                <w:szCs w:val="28"/>
+                <w:lang w:val="ru-RU" w:eastAsia="ru-RU"/>
+              </w:rPr>
+            </w:pPr>
+            <w:r>
+              <w:rPr>
+                <w:sz w:val="28"/>
+                <w:szCs w:val="28"/>
+                <w:lang w:val="ru-RU" w:eastAsia="ru-RU"/>
+              </w:rPr>
+              <w:t xml:space="preserve">Результат </w:t>
+            </w:r>
+            <w:proofErr w:type="spellStart"/>
+            <w:r>
+              <w:rPr>
+                <w:sz w:val="28"/>
+                <w:szCs w:val="28"/>
+                <w:lang w:val="ru-RU" w:eastAsia="ru-RU"/>
+              </w:rPr>
+              <w:t>обчислення</w:t>
+            </w:r>
+            <w:proofErr w:type="spellEnd"/>
+            <w:r>
+              <w:rPr>
+                <w:sz w:val="28"/>
+                <w:szCs w:val="28"/>
+                <w:lang w:val="ru-RU" w:eastAsia="ru-RU"/>
+              </w:rPr>
+              <w:t xml:space="preserve"> </w:t>
+            </w:r>
+            <w:r>
+              <w:rPr>
+                <w:sz w:val="28"/>
+                <w:szCs w:val="28"/>
+                <w:lang w:val="en-US" w:eastAsia="ru-RU"/>
+              </w:rPr>
+              <w:t>S</w:t>
+            </w:r>
+            <w:r>
+              <w:rPr>
+                <w:sz w:val="28"/>
+                <w:szCs w:val="28"/>
+                <w:lang w:val="ru-RU" w:eastAsia="ru-RU"/>
+              </w:rPr>
+              <w:t xml:space="preserve"> </w:t>
+            </w:r>
+            <w:r>
+              <w:rPr>
+                <w:sz w:val="28"/>
+                <w:szCs w:val="28"/>
+                <w:lang w:val="ru-RU" w:eastAsia="ru-RU"/>
+              </w:rPr>
+              <w:t>= ПОМИЛКА (</w:t>
+            </w:r>
+            <w:proofErr w:type="spellStart"/>
+            <w:r>
+              <w:rPr>
+                <w:sz w:val="28"/>
+                <w:szCs w:val="28"/>
+                <w:lang w:val="ru-RU" w:eastAsia="ru-RU"/>
+              </w:rPr>
+              <w:t>Помилка</w:t>
+            </w:r>
+            <w:proofErr w:type="spellEnd"/>
+            <w:r>
+              <w:rPr>
+                <w:sz w:val="28"/>
+                <w:szCs w:val="28"/>
+                <w:lang w:val="ru-RU" w:eastAsia="ru-RU"/>
+              </w:rPr>
+              <w:t xml:space="preserve"> ОДЗ: </w:t>
+            </w:r>
+            <w:proofErr w:type="spellStart"/>
+            <w:r>
+              <w:rPr>
+                <w:sz w:val="28"/>
+                <w:szCs w:val="28"/>
+                <w:lang w:val="ru-RU" w:eastAsia="ru-RU"/>
+              </w:rPr>
+              <w:t>пі</w:t>
+            </w:r>
+            <w:r>
+              <w:rPr>
+                <w:sz w:val="28"/>
+                <w:szCs w:val="28"/>
+                <w:lang w:val="ru-RU" w:eastAsia="ru-RU"/>
+              </w:rPr>
+              <w:t>дкореневий</w:t>
+            </w:r>
+            <w:proofErr w:type="spellEnd"/>
+            <w:r>
+              <w:rPr>
+                <w:sz w:val="28"/>
+                <w:szCs w:val="28"/>
+                <w:lang w:val="ru-RU" w:eastAsia="ru-RU"/>
+              </w:rPr>
+              <w:t xml:space="preserve"> </w:t>
+            </w:r>
+            <w:proofErr w:type="spellStart"/>
+            <w:r>
+              <w:rPr>
+                <w:sz w:val="28"/>
+                <w:szCs w:val="28"/>
+                <w:lang w:val="ru-RU" w:eastAsia="ru-RU"/>
+              </w:rPr>
+              <w:t>вираз</w:t>
+            </w:r>
+            <w:proofErr w:type="spellEnd"/>
+            <w:r>
+              <w:rPr>
+                <w:sz w:val="28"/>
+                <w:szCs w:val="28"/>
+                <w:lang w:val="ru-RU" w:eastAsia="ru-RU"/>
+              </w:rPr>
+              <w:t xml:space="preserve"> </w:t>
+            </w:r>
+            <w:proofErr w:type="spellStart"/>
+            <w:r>
+              <w:rPr>
+                <w:sz w:val="28"/>
+                <w:szCs w:val="28"/>
+                <w:lang w:val="ru-RU" w:eastAsia="ru-RU"/>
+              </w:rPr>
+              <w:t>менший</w:t>
+            </w:r>
+            <w:proofErr w:type="spellEnd"/>
+            <w:r>
+              <w:rPr>
+                <w:sz w:val="28"/>
+                <w:szCs w:val="28"/>
+                <w:lang w:val="ru-RU" w:eastAsia="ru-RU"/>
+              </w:rPr>
+              <w:t xml:space="preserve"> за нуль)</w:t>
+            </w:r>
+          </w:p>
+          <w:p>
+            <w:pPr>
+              <w:spacing w:before="100" w:beforeAutospacing="1" w:after="100" w:afterAutospacing="1"/>
+              <w:outlineLvl w:val="2"/>
+              <w:rPr>
+                <w:b/>
+                <w:bCs/>
+                <w:sz w:val="28"/>
+                <w:szCs w:val="28"/>
+                <w:lang w:eastAsia="ru-RU"/>
+              </w:rPr>
+            </w:pPr>
+          </w:p>
+        </w:tc>
+        <w:tc>
+          <w:tcPr>
+            <w:tcW w:w="2337" w:type="dxa"/>
+          </w:tcPr>
+          <w:p>
+            <w:pPr>
+              <w:jc w:val="center"/>
+              <w:rPr>
+                <w:sz w:val="28"/>
+                <w:szCs w:val="28"/>
+                <w:lang w:val="en-US"/>
+              </w:rPr>
+            </w:pPr>
+            <w:r>
+              <w:rPr>
+                <w:sz w:val="28"/>
+                <w:szCs w:val="28"/>
+                <w:lang w:val="en-US"/>
+              </w:rPr>
+              <w:lastRenderedPageBreak/>
+              <w:t>passed</w:t>
+            </w:r>
+          </w:p>
+        </w:tc>
+      </w:tr>
+      <w:tr>
+        <w:tc>
+          <w:tcPr>
+            <w:tcW w:w="2336" w:type="dxa"/>
+          </w:tcPr>
+          <w:p>
+            <w:pPr>
+              <w:jc w:val="center"/>
+              <w:rPr>
+                <w:sz w:val="28"/>
+                <w:szCs w:val="28"/>
+                <w:lang w:val="en-US"/>
+              </w:rPr>
+            </w:pPr>
+            <w:r>
+              <w:rPr>
+                <w:sz w:val="28"/>
+                <w:szCs w:val="28"/>
+              </w:rPr>
+              <w:lastRenderedPageBreak/>
+              <w:t>ТС_4</w:t>
+            </w:r>
+          </w:p>
+        </w:tc>
+        <w:tc>
+          <w:tcPr>
+            <w:tcW w:w="2336" w:type="dxa"/>
+          </w:tcPr>
+          <w:p>
+            <w:pPr>
+              <w:spacing w:before="100" w:beforeAutospacing="1" w:after="100" w:afterAutospacing="1"/>
+              <w:rPr>
+                <w:sz w:val="28"/>
+                <w:szCs w:val="28"/>
+                <w:lang w:val="en-US" w:eastAsia="ru-RU"/>
+              </w:rPr>
+            </w:pPr>
+            <w:r>
+              <w:rPr>
+                <w:sz w:val="28"/>
+                <w:szCs w:val="28"/>
+                <w:lang w:val="en-US" w:eastAsia="ru-RU"/>
+              </w:rPr>
+              <w:t>x=9</w:t>
+            </w:r>
+            <w:r>
+              <w:rPr>
+                <w:sz w:val="28"/>
+                <w:szCs w:val="28"/>
+                <w:lang w:val="en-US" w:eastAsia="ru-RU"/>
+              </w:rPr>
+              <w:t xml:space="preserve"> y=3</w:t>
+            </w:r>
+            <w:r>
+              <w:rPr>
+                <w:sz w:val="28"/>
+                <w:szCs w:val="28"/>
+                <w:lang w:val="en-US" w:eastAsia="ru-RU"/>
+              </w:rPr>
+              <w:t xml:space="preserve"> z=1</w:t>
+            </w:r>
+          </w:p>
+          <w:p>
+            <w:pPr>
+              <w:spacing w:before="100" w:beforeAutospacing="1" w:after="100" w:afterAutospacing="1"/>
+              <w:rPr>
+                <w:sz w:val="28"/>
+                <w:szCs w:val="28"/>
+                <w:lang w:eastAsia="ru-RU"/>
+              </w:rPr>
+            </w:pPr>
+            <w:r>
+              <w:rPr>
+                <w:sz w:val="28"/>
+                <w:szCs w:val="28"/>
+                <w:lang w:val="en-US" w:eastAsia="ru-RU"/>
+              </w:rPr>
+              <w:t>a=</w:t>
+            </w:r>
+            <w:r>
+              <w:rPr>
+                <w:sz w:val="28"/>
+                <w:szCs w:val="28"/>
+                <w:lang w:val="en-US" w:eastAsia="ru-RU"/>
+              </w:rPr>
+              <w:t xml:space="preserve"> </w:t>
+            </w:r>
+            <w:proofErr w:type="gramStart"/>
+            <w:r>
+              <w:rPr>
+                <w:sz w:val="28"/>
+                <w:szCs w:val="28"/>
+                <w:lang w:eastAsia="ru-RU"/>
+              </w:rPr>
+              <w:t>(</w:t>
+            </w:r>
+            <w:r>
+              <w:rPr>
+                <w:sz w:val="28"/>
+                <w:szCs w:val="28"/>
+                <w:lang w:val="en-US" w:eastAsia="ru-RU"/>
+              </w:rPr>
+              <w:t xml:space="preserve"> </w:t>
+            </w:r>
+            <w:r>
+              <w:rPr>
+                <w:sz w:val="28"/>
+                <w:szCs w:val="28"/>
+                <w:lang w:val="en-US" w:eastAsia="ru-RU"/>
+              </w:rPr>
+              <w:t>b</w:t>
+            </w:r>
+            <w:proofErr w:type="gramEnd"/>
+            <w:r>
+              <w:rPr>
+                <w:sz w:val="28"/>
+                <w:szCs w:val="28"/>
+                <w:lang w:val="en-US" w:eastAsia="ru-RU"/>
+              </w:rPr>
+              <w:t xml:space="preserve">= </w:t>
+            </w:r>
+            <w:r>
+              <w:rPr>
+                <w:sz w:val="28"/>
+                <w:szCs w:val="28"/>
+                <w:lang w:eastAsia="ru-RU"/>
+              </w:rPr>
+              <w:t>)</w:t>
+            </w:r>
+          </w:p>
+          <w:p>
+            <w:pPr>
+              <w:spacing w:before="100" w:beforeAutospacing="1" w:after="100" w:afterAutospacing="1"/>
+              <w:rPr>
+                <w:b/>
+                <w:bCs/>
+                <w:sz w:val="28"/>
+                <w:szCs w:val="28"/>
+                <w:lang w:eastAsia="ru-RU"/>
+              </w:rPr>
+            </w:pPr>
+          </w:p>
+        </w:tc>
+        <w:tc>
+          <w:tcPr>
+            <w:tcW w:w="2336" w:type="dxa"/>
+          </w:tcPr>
+          <w:p>
+            <w:pPr>
+              <w:spacing w:before="100" w:beforeAutospacing="1" w:after="100" w:afterAutospacing="1"/>
+              <w:rPr>
+                <w:sz w:val="28"/>
+                <w:szCs w:val="28"/>
+                <w:lang w:val="en-US" w:eastAsia="ru-RU"/>
+              </w:rPr>
+            </w:pPr>
+            <w:r>
+              <w:rPr>
+                <w:bCs/>
+                <w:sz w:val="28"/>
+                <w:szCs w:val="28"/>
+                <w:lang w:val="en-US" w:eastAsia="ru-RU"/>
+              </w:rPr>
+              <w:t>8.2.1:</w:t>
+            </w:r>
+            <w:r>
+              <w:rPr>
+                <w:sz w:val="28"/>
+                <w:szCs w:val="28"/>
+                <w:lang w:val="en-US" w:eastAsia="ru-RU"/>
+              </w:rPr>
+              <w:t xml:space="preserve"> </w:t>
+            </w:r>
+            <w:proofErr w:type="spellStart"/>
+            <w:r>
+              <w:rPr>
+                <w:sz w:val="28"/>
+                <w:szCs w:val="28"/>
+                <w:lang w:val="ru-RU" w:eastAsia="ru-RU"/>
+              </w:rPr>
+              <w:t>Прімак</w:t>
+            </w:r>
+            <w:proofErr w:type="spellEnd"/>
+            <w:r>
+              <w:rPr>
+                <w:sz w:val="28"/>
+                <w:szCs w:val="28"/>
+                <w:lang w:val="ru-RU" w:eastAsia="ru-RU"/>
+              </w:rPr>
+              <w:t xml:space="preserve"> Ярослав</w:t>
+            </w:r>
+            <w:r>
+              <w:rPr>
+                <w:sz w:val="28"/>
+                <w:szCs w:val="28"/>
+                <w:lang w:val="en-US" w:eastAsia="ru-RU"/>
+              </w:rPr>
+              <w:t xml:space="preserve"> </w:t>
+            </w:r>
+          </w:p>
+          <w:p>
+            <w:pPr>
+              <w:spacing w:before="100" w:beforeAutospacing="1" w:after="100" w:afterAutospacing="1"/>
+              <w:rPr>
+                <w:sz w:val="28"/>
+                <w:szCs w:val="28"/>
+                <w:lang w:val="ru-RU" w:eastAsia="ru-RU"/>
+              </w:rPr>
+            </w:pPr>
+            <w:r>
+              <w:rPr>
+                <w:sz w:val="28"/>
+                <w:szCs w:val="28"/>
+                <w:lang w:val="ru-RU" w:eastAsia="ru-RU"/>
+              </w:rPr>
+              <w:t xml:space="preserve">8.2.2. Результат </w:t>
+            </w:r>
+            <w:proofErr w:type="spellStart"/>
+            <w:r>
+              <w:rPr>
+                <w:sz w:val="28"/>
+                <w:szCs w:val="28"/>
+                <w:lang w:val="ru-RU" w:eastAsia="ru-RU"/>
+              </w:rPr>
+              <w:t>виразу</w:t>
+            </w:r>
+            <w:proofErr w:type="spellEnd"/>
+            <w:r>
+              <w:rPr>
+                <w:sz w:val="28"/>
+                <w:szCs w:val="28"/>
+                <w:lang w:val="ru-RU" w:eastAsia="ru-RU"/>
+              </w:rPr>
+              <w:t xml:space="preserve"> (</w:t>
+            </w:r>
+            <w:r>
+              <w:rPr>
+                <w:sz w:val="28"/>
+                <w:szCs w:val="28"/>
+                <w:lang w:val="en-US" w:eastAsia="ru-RU"/>
+              </w:rPr>
+              <w:t>a</w:t>
+            </w:r>
+            <w:r>
+              <w:rPr>
+                <w:sz w:val="28"/>
+                <w:szCs w:val="28"/>
+                <w:lang w:val="ru-RU" w:eastAsia="ru-RU"/>
+              </w:rPr>
+              <w:t xml:space="preserve"> &lt;= </w:t>
+            </w:r>
+            <w:r>
+              <w:rPr>
+                <w:sz w:val="28"/>
+                <w:szCs w:val="28"/>
+                <w:lang w:val="en-US" w:eastAsia="ru-RU"/>
+              </w:rPr>
+              <w:t>b</w:t>
+            </w:r>
+            <w:r>
+              <w:rPr>
+                <w:sz w:val="28"/>
+                <w:szCs w:val="28"/>
+                <w:lang w:val="ru-RU" w:eastAsia="ru-RU"/>
+              </w:rPr>
+              <w:t xml:space="preserve"> - 32): 0</w:t>
+            </w:r>
+          </w:p>
+          <w:p>
+            <w:pPr>
+              <w:spacing w:before="100" w:beforeAutospacing="1" w:after="100" w:afterAutospacing="1"/>
+              <w:rPr>
+                <w:sz w:val="28"/>
+                <w:szCs w:val="28"/>
+                <w:lang w:val="ru-RU" w:eastAsia="ru-RU"/>
+              </w:rPr>
+            </w:pPr>
+            <w:r>
+              <w:rPr>
+                <w:sz w:val="28"/>
+                <w:szCs w:val="28"/>
+                <w:lang w:val="ru-RU" w:eastAsia="ru-RU"/>
+              </w:rPr>
+              <w:t xml:space="preserve">8.2.3. </w:t>
+            </w:r>
+            <w:proofErr w:type="spellStart"/>
+            <w:r>
+              <w:rPr>
+                <w:sz w:val="28"/>
+                <w:szCs w:val="28"/>
+                <w:lang w:val="ru-RU" w:eastAsia="ru-RU"/>
+              </w:rPr>
+              <w:t>Дані</w:t>
+            </w:r>
+            <w:proofErr w:type="spellEnd"/>
+            <w:r>
+              <w:rPr>
+                <w:sz w:val="28"/>
+                <w:szCs w:val="28"/>
+                <w:lang w:val="ru-RU" w:eastAsia="ru-RU"/>
+              </w:rPr>
+              <w:t xml:space="preserve"> та </w:t>
+            </w:r>
+            <w:proofErr w:type="spellStart"/>
+            <w:r>
+              <w:rPr>
+                <w:sz w:val="28"/>
+                <w:szCs w:val="28"/>
+                <w:lang w:val="ru-RU" w:eastAsia="ru-RU"/>
+              </w:rPr>
+              <w:t>функці</w:t>
+            </w:r>
+            <w:r>
+              <w:rPr>
+                <w:sz w:val="28"/>
+                <w:szCs w:val="28"/>
+                <w:lang w:val="ru-RU" w:eastAsia="ru-RU"/>
+              </w:rPr>
+              <w:t>я</w:t>
+            </w:r>
+            <w:proofErr w:type="spellEnd"/>
+            <w:r>
+              <w:rPr>
+                <w:sz w:val="28"/>
+                <w:szCs w:val="28"/>
+                <w:lang w:val="ru-RU" w:eastAsia="ru-RU"/>
+              </w:rPr>
+              <w:t xml:space="preserve"> </w:t>
+            </w:r>
+            <w:r>
+              <w:rPr>
+                <w:sz w:val="28"/>
+                <w:szCs w:val="28"/>
+                <w:lang w:val="en-US" w:eastAsia="ru-RU"/>
+              </w:rPr>
+              <w:t>S</w:t>
+            </w:r>
+            <w:r>
+              <w:rPr>
+                <w:sz w:val="28"/>
+                <w:szCs w:val="28"/>
+                <w:lang w:val="ru-RU" w:eastAsia="ru-RU"/>
+              </w:rPr>
+              <w:t>:</w:t>
+            </w:r>
+          </w:p>
+          <w:p>
+            <w:pPr>
+              <w:spacing w:before="100" w:beforeAutospacing="1" w:after="100" w:afterAutospacing="1"/>
+              <w:rPr>
+                <w:sz w:val="28"/>
+                <w:szCs w:val="28"/>
+                <w:lang w:val="ru-RU" w:eastAsia="ru-RU"/>
+              </w:rPr>
+            </w:pPr>
+            <w:proofErr w:type="spellStart"/>
+            <w:r>
+              <w:rPr>
+                <w:sz w:val="28"/>
+                <w:szCs w:val="28"/>
+                <w:lang w:val="ru-RU" w:eastAsia="ru-RU"/>
+              </w:rPr>
+              <w:t>Значення</w:t>
+            </w:r>
+            <w:proofErr w:type="spellEnd"/>
+            <w:r>
+              <w:rPr>
+                <w:sz w:val="28"/>
+                <w:szCs w:val="28"/>
+                <w:lang w:val="ru-RU" w:eastAsia="ru-RU"/>
+              </w:rPr>
+              <w:t xml:space="preserve"> (</w:t>
+            </w:r>
+            <w:r>
+              <w:rPr>
+                <w:sz w:val="28"/>
+                <w:szCs w:val="28"/>
+                <w:lang w:val="en-US" w:eastAsia="ru-RU"/>
+              </w:rPr>
+              <w:t>DEC</w:t>
+            </w:r>
+            <w:r>
+              <w:rPr>
+                <w:sz w:val="28"/>
+                <w:szCs w:val="28"/>
+                <w:lang w:val="ru-RU" w:eastAsia="ru-RU"/>
+              </w:rPr>
+              <w:t xml:space="preserve">): </w:t>
+            </w:r>
+            <w:r>
+              <w:rPr>
+                <w:sz w:val="28"/>
+                <w:szCs w:val="28"/>
+                <w:lang w:val="en-US" w:eastAsia="ru-RU"/>
+              </w:rPr>
+              <w:t>x</w:t>
+            </w:r>
+            <w:r>
+              <w:rPr>
+                <w:sz w:val="28"/>
+                <w:szCs w:val="28"/>
+                <w:lang w:val="ru-RU" w:eastAsia="ru-RU"/>
+              </w:rPr>
+              <w:t xml:space="preserve"> = 9, </w:t>
+            </w:r>
+            <w:r>
+              <w:rPr>
+                <w:sz w:val="28"/>
+                <w:szCs w:val="28"/>
+                <w:lang w:val="en-US" w:eastAsia="ru-RU"/>
+              </w:rPr>
+              <w:t>y</w:t>
+            </w:r>
+            <w:r>
+              <w:rPr>
+                <w:sz w:val="28"/>
+                <w:szCs w:val="28"/>
+                <w:lang w:val="ru-RU" w:eastAsia="ru-RU"/>
+              </w:rPr>
+              <w:t xml:space="preserve"> = 3, </w:t>
+            </w:r>
+            <w:r>
+              <w:rPr>
+                <w:sz w:val="28"/>
+                <w:szCs w:val="28"/>
+                <w:lang w:val="en-US" w:eastAsia="ru-RU"/>
+              </w:rPr>
+              <w:t>z</w:t>
+            </w:r>
+            <w:r>
+              <w:rPr>
+                <w:sz w:val="28"/>
+                <w:szCs w:val="28"/>
+                <w:lang w:val="ru-RU" w:eastAsia="ru-RU"/>
+              </w:rPr>
+              <w:t xml:space="preserve"> = 1</w:t>
+            </w:r>
+          </w:p>
+          <w:p>
+            <w:pPr>
+              <w:spacing w:before="100" w:beforeAutospacing="1" w:after="100" w:afterAutospacing="1"/>
+              <w:rPr>
+                <w:sz w:val="28"/>
+                <w:szCs w:val="28"/>
+                <w:lang w:val="ru-RU" w:eastAsia="ru-RU"/>
+              </w:rPr>
+            </w:pPr>
+            <w:proofErr w:type="spellStart"/>
+            <w:r>
+              <w:rPr>
+                <w:sz w:val="28"/>
+                <w:szCs w:val="28"/>
+                <w:lang w:val="ru-RU" w:eastAsia="ru-RU"/>
+              </w:rPr>
+              <w:t>Значення</w:t>
+            </w:r>
+            <w:proofErr w:type="spellEnd"/>
+            <w:r>
+              <w:rPr>
+                <w:sz w:val="28"/>
+                <w:szCs w:val="28"/>
+                <w:lang w:val="ru-RU" w:eastAsia="ru-RU"/>
+              </w:rPr>
+              <w:t xml:space="preserve"> (</w:t>
+            </w:r>
+            <w:r>
+              <w:rPr>
+                <w:sz w:val="28"/>
+                <w:szCs w:val="28"/>
+                <w:lang w:val="en-US" w:eastAsia="ru-RU"/>
+              </w:rPr>
+              <w:t>HEX</w:t>
+            </w:r>
+            <w:r>
+              <w:rPr>
+                <w:sz w:val="28"/>
+                <w:szCs w:val="28"/>
+                <w:lang w:val="ru-RU" w:eastAsia="ru-RU"/>
+              </w:rPr>
+              <w:t xml:space="preserve">): </w:t>
+            </w:r>
+            <w:r>
+              <w:rPr>
+                <w:sz w:val="28"/>
+                <w:szCs w:val="28"/>
+                <w:lang w:val="en-US" w:eastAsia="ru-RU"/>
+              </w:rPr>
+              <w:t>x</w:t>
+            </w:r>
+            <w:r>
+              <w:rPr>
+                <w:sz w:val="28"/>
+                <w:szCs w:val="28"/>
+                <w:lang w:val="ru-RU" w:eastAsia="ru-RU"/>
+              </w:rPr>
+              <w:t xml:space="preserve"> = 9, </w:t>
+            </w:r>
+            <w:r>
+              <w:rPr>
+                <w:sz w:val="28"/>
+                <w:szCs w:val="28"/>
+                <w:lang w:val="en-US" w:eastAsia="ru-RU"/>
+              </w:rPr>
+              <w:t>y</w:t>
+            </w:r>
+            <w:r>
+              <w:rPr>
+                <w:sz w:val="28"/>
+                <w:szCs w:val="28"/>
+                <w:lang w:val="ru-RU" w:eastAsia="ru-RU"/>
+              </w:rPr>
+              <w:t xml:space="preserve"> = 3, </w:t>
+            </w:r>
+            <w:r>
+              <w:rPr>
+                <w:sz w:val="28"/>
+                <w:szCs w:val="28"/>
+                <w:lang w:val="en-US" w:eastAsia="ru-RU"/>
+              </w:rPr>
+              <w:t>z</w:t>
+            </w:r>
+            <w:r>
+              <w:rPr>
+                <w:sz w:val="28"/>
+                <w:szCs w:val="28"/>
+                <w:lang w:val="ru-RU" w:eastAsia="ru-RU"/>
+              </w:rPr>
+              <w:t xml:space="preserve"> = 1</w:t>
+            </w:r>
+          </w:p>
+          <w:p>
+            <w:pPr>
+              <w:spacing w:before="100" w:beforeAutospacing="1" w:after="100" w:afterAutospacing="1"/>
+              <w:rPr>
+                <w:sz w:val="28"/>
+                <w:szCs w:val="28"/>
+                <w:lang w:val="en-US" w:eastAsia="ru-RU"/>
+              </w:rPr>
+            </w:pPr>
+            <w:proofErr w:type="spellStart"/>
+            <w:r>
+              <w:rPr>
+                <w:sz w:val="28"/>
+                <w:szCs w:val="28"/>
+                <w:lang w:val="en-US" w:eastAsia="ru-RU"/>
+              </w:rPr>
+              <w:t>Результат</w:t>
+            </w:r>
+            <w:proofErr w:type="spellEnd"/>
+            <w:r>
+              <w:rPr>
+                <w:sz w:val="28"/>
+                <w:szCs w:val="28"/>
+                <w:lang w:val="en-US" w:eastAsia="ru-RU"/>
+              </w:rPr>
+              <w:t xml:space="preserve"> </w:t>
+            </w:r>
+            <w:proofErr w:type="spellStart"/>
+            <w:r>
+              <w:rPr>
+                <w:sz w:val="28"/>
+                <w:szCs w:val="28"/>
+                <w:lang w:val="en-US" w:eastAsia="ru-RU"/>
+              </w:rPr>
+              <w:t>обчислення</w:t>
+            </w:r>
+            <w:proofErr w:type="spellEnd"/>
+            <w:r>
+              <w:rPr>
+                <w:sz w:val="28"/>
+                <w:szCs w:val="28"/>
+                <w:lang w:val="en-US" w:eastAsia="ru-RU"/>
+              </w:rPr>
+              <w:t xml:space="preserve"> S = 194.285</w:t>
+            </w:r>
+          </w:p>
+          <w:p>
+            <w:pPr>
+              <w:spacing w:before="100" w:beforeAutospacing="1" w:after="100" w:afterAutospacing="1"/>
+              <w:outlineLvl w:val="2"/>
+              <w:rPr>
+                <w:b/>
+                <w:bCs/>
+                <w:sz w:val="28"/>
+                <w:szCs w:val="28"/>
+                <w:lang w:eastAsia="ru-RU"/>
+              </w:rPr>
+            </w:pPr>
+          </w:p>
+        </w:tc>
+        <w:tc>
+          <w:tcPr>
+            <w:tcW w:w="2337" w:type="dxa"/>
+          </w:tcPr>
+          <w:p>
+            <w:pPr>
+              <w:jc w:val="center"/>
+              <w:rPr>
+                <w:sz w:val="28"/>
+                <w:szCs w:val="28"/>
+                <w:lang w:val="en-US"/>
+              </w:rPr>
+            </w:pPr>
+            <w:r>
+              <w:rPr>
+                <w:sz w:val="28"/>
+                <w:szCs w:val="28"/>
+                <w:lang w:val="en-US"/>
+              </w:rPr>
+              <w:t>passed</w:t>
+            </w:r>
+          </w:p>
+        </w:tc>
+      </w:tr>
+      <w:tr>
+        <w:tc>
+          <w:tcPr>
+            <w:tcW w:w="2336" w:type="dxa"/>
+          </w:tcPr>
+          <w:p>
+            <w:pPr>
+              <w:jc w:val="center"/>
+              <w:rPr>
+                <w:sz w:val="28"/>
+                <w:szCs w:val="28"/>
+                <w:lang w:val="en-US"/>
+              </w:rPr>
+            </w:pPr>
+            <w:r>
+              <w:rPr>
+                <w:sz w:val="28"/>
+                <w:szCs w:val="28"/>
+              </w:rPr>
+              <w:t>ТС_5</w:t>
+            </w:r>
+          </w:p>
+        </w:tc>
+        <w:tc>
+          <w:tcPr>
+            <w:tcW w:w="2336" w:type="dxa"/>
+          </w:tcPr>
+          <w:p>
+            <w:pPr>
+              <w:spacing w:before="100" w:beforeAutospacing="1" w:after="100" w:afterAutospacing="1"/>
+              <w:rPr>
+                <w:sz w:val="28"/>
+                <w:szCs w:val="28"/>
+                <w:lang w:val="en-US" w:eastAsia="ru-RU"/>
+              </w:rPr>
+            </w:pPr>
+            <w:r>
+              <w:rPr>
+                <w:sz w:val="28"/>
+                <w:szCs w:val="28"/>
+                <w:lang w:val="en-US" w:eastAsia="ru-RU"/>
+              </w:rPr>
+              <w:t>x=7 y=7 z=7</w:t>
+            </w:r>
+          </w:p>
+          <w:p>
+            <w:pPr>
+              <w:spacing w:before="100" w:beforeAutospacing="1" w:after="100" w:afterAutospacing="1"/>
+              <w:rPr>
+                <w:sz w:val="28"/>
+                <w:szCs w:val="28"/>
+                <w:lang w:val="en-US" w:eastAsia="ru-RU"/>
+              </w:rPr>
+            </w:pPr>
+            <w:r>
+              <w:rPr>
+                <w:sz w:val="28"/>
+                <w:szCs w:val="28"/>
+                <w:lang w:val="en-US" w:eastAsia="ru-RU"/>
+              </w:rPr>
+              <w:t>a=</w:t>
+            </w:r>
+            <w:r>
+              <w:rPr>
+                <w:sz w:val="28"/>
+                <w:szCs w:val="28"/>
+                <w:lang w:val="en-US" w:eastAsia="ru-RU"/>
+              </w:rPr>
+              <w:t xml:space="preserve"> 7</w:t>
+            </w:r>
+            <w:r>
+              <w:rPr>
+                <w:sz w:val="28"/>
+                <w:szCs w:val="28"/>
+                <w:lang w:val="en-US" w:eastAsia="ru-RU"/>
+              </w:rPr>
+              <w:t xml:space="preserve"> </w:t>
+            </w:r>
+            <w:r>
+              <w:rPr>
+                <w:sz w:val="28"/>
+                <w:szCs w:val="28"/>
+                <w:lang w:val="en-US" w:eastAsia="ru-RU"/>
+              </w:rPr>
+              <w:t xml:space="preserve">b= </w:t>
+            </w:r>
+            <w:r>
+              <w:rPr>
+                <w:sz w:val="28"/>
+                <w:szCs w:val="28"/>
+                <w:lang w:val="en-US" w:eastAsia="ru-RU"/>
+              </w:rPr>
+              <w:t>7</w:t>
+            </w:r>
+          </w:p>
+          <w:p>
+            <w:pPr>
+              <w:spacing w:before="100" w:beforeAutospacing="1" w:after="100" w:afterAutospacing="1"/>
+              <w:rPr>
+                <w:b/>
+                <w:bCs/>
+                <w:sz w:val="28"/>
+                <w:szCs w:val="28"/>
+                <w:lang w:eastAsia="ru-RU"/>
+              </w:rPr>
+            </w:pPr>
+          </w:p>
+        </w:tc>
+        <w:tc>
+          <w:tcPr>
+            <w:tcW w:w="2336" w:type="dxa"/>
+          </w:tcPr>
+          <w:p>
+            <w:pPr>
+              <w:spacing w:before="100" w:beforeAutospacing="1" w:after="100" w:afterAutospacing="1"/>
+              <w:rPr>
+                <w:sz w:val="28"/>
+                <w:szCs w:val="28"/>
+                <w:lang w:val="ru-RU" w:eastAsia="ru-RU"/>
+              </w:rPr>
+            </w:pPr>
+            <w:r>
+              <w:rPr>
+                <w:bCs/>
+                <w:sz w:val="28"/>
+                <w:szCs w:val="28"/>
+                <w:lang w:val="en-US" w:eastAsia="ru-RU"/>
+              </w:rPr>
+              <w:t>8.2.1:</w:t>
+            </w:r>
+            <w:r>
+              <w:rPr>
+                <w:sz w:val="28"/>
+                <w:szCs w:val="28"/>
+                <w:lang w:val="en-US" w:eastAsia="ru-RU"/>
+              </w:rPr>
+              <w:t xml:space="preserve"> </w:t>
+            </w:r>
+            <w:proofErr w:type="spellStart"/>
+            <w:r>
+              <w:rPr>
+                <w:sz w:val="28"/>
+                <w:szCs w:val="28"/>
+                <w:lang w:val="ru-RU" w:eastAsia="ru-RU"/>
+              </w:rPr>
+              <w:t>Прімак</w:t>
+            </w:r>
+            <w:proofErr w:type="spellEnd"/>
+            <w:r>
+              <w:rPr>
+                <w:sz w:val="28"/>
+                <w:szCs w:val="28"/>
+                <w:lang w:val="ru-RU" w:eastAsia="ru-RU"/>
+              </w:rPr>
+              <w:t xml:space="preserve"> Ярослав</w:t>
+            </w:r>
+          </w:p>
+          <w:p>
+            <w:pPr>
+              <w:spacing w:before="100" w:beforeAutospacing="1" w:after="100" w:afterAutospacing="1"/>
+              <w:rPr>
+                <w:sz w:val="28"/>
+                <w:szCs w:val="28"/>
+                <w:lang w:val="ru-RU" w:eastAsia="ru-RU"/>
+              </w:rPr>
+            </w:pPr>
+            <w:r>
+              <w:rPr>
+                <w:sz w:val="28"/>
+                <w:szCs w:val="28"/>
+                <w:lang w:val="ru-RU" w:eastAsia="ru-RU"/>
+              </w:rPr>
+              <w:t xml:space="preserve">8.2.2. Результат </w:t>
+            </w:r>
+            <w:proofErr w:type="spellStart"/>
+            <w:r>
+              <w:rPr>
+                <w:sz w:val="28"/>
+                <w:szCs w:val="28"/>
+                <w:lang w:val="ru-RU" w:eastAsia="ru-RU"/>
+              </w:rPr>
+              <w:t>виразу</w:t>
+            </w:r>
+            <w:proofErr w:type="spellEnd"/>
+            <w:r>
+              <w:rPr>
+                <w:sz w:val="28"/>
+                <w:szCs w:val="28"/>
+                <w:lang w:val="ru-RU" w:eastAsia="ru-RU"/>
+              </w:rPr>
+              <w:t xml:space="preserve"> (</w:t>
+            </w:r>
+            <w:r>
+              <w:rPr>
+                <w:sz w:val="28"/>
+                <w:szCs w:val="28"/>
+                <w:lang w:val="en-US" w:eastAsia="ru-RU"/>
+              </w:rPr>
+              <w:t>a</w:t>
+            </w:r>
+            <w:r>
+              <w:rPr>
+                <w:sz w:val="28"/>
+                <w:szCs w:val="28"/>
+                <w:lang w:val="ru-RU" w:eastAsia="ru-RU"/>
+              </w:rPr>
+              <w:t xml:space="preserve"> &lt;= </w:t>
+            </w:r>
+            <w:r>
+              <w:rPr>
+                <w:sz w:val="28"/>
+                <w:szCs w:val="28"/>
+                <w:lang w:val="en-US" w:eastAsia="ru-RU"/>
+              </w:rPr>
+              <w:t>b</w:t>
+            </w:r>
+            <w:r>
+              <w:rPr>
+                <w:sz w:val="28"/>
+                <w:szCs w:val="28"/>
+                <w:lang w:val="ru-RU" w:eastAsia="ru-RU"/>
+              </w:rPr>
+              <w:t xml:space="preserve"> - 32): 0</w:t>
+            </w:r>
+          </w:p>
+          <w:p>
+            <w:pPr>
+              <w:spacing w:before="100" w:beforeAutospacing="1" w:after="100" w:afterAutospacing="1"/>
+              <w:rPr>
+                <w:sz w:val="28"/>
+                <w:szCs w:val="28"/>
+                <w:lang w:val="ru-RU" w:eastAsia="ru-RU"/>
+              </w:rPr>
+            </w:pPr>
+            <w:r>
+              <w:rPr>
+                <w:sz w:val="28"/>
+                <w:szCs w:val="28"/>
+                <w:lang w:val="ru-RU" w:eastAsia="ru-RU"/>
+              </w:rPr>
+              <w:lastRenderedPageBreak/>
+              <w:t xml:space="preserve">8.2.3. </w:t>
+            </w:r>
+            <w:proofErr w:type="spellStart"/>
+            <w:r>
+              <w:rPr>
+                <w:sz w:val="28"/>
+                <w:szCs w:val="28"/>
+                <w:lang w:val="ru-RU" w:eastAsia="ru-RU"/>
+              </w:rPr>
+              <w:t>Дані</w:t>
+            </w:r>
+            <w:proofErr w:type="spellEnd"/>
+            <w:r>
+              <w:rPr>
+                <w:sz w:val="28"/>
+                <w:szCs w:val="28"/>
+                <w:lang w:val="ru-RU" w:eastAsia="ru-RU"/>
+              </w:rPr>
+              <w:t xml:space="preserve"> та </w:t>
+            </w:r>
+            <w:proofErr w:type="spellStart"/>
+            <w:r>
+              <w:rPr>
+                <w:sz w:val="28"/>
+                <w:szCs w:val="28"/>
+                <w:lang w:val="ru-RU" w:eastAsia="ru-RU"/>
+              </w:rPr>
+              <w:t>функці</w:t>
+            </w:r>
+            <w:r>
+              <w:rPr>
+                <w:sz w:val="28"/>
+                <w:szCs w:val="28"/>
+                <w:lang w:val="ru-RU" w:eastAsia="ru-RU"/>
+              </w:rPr>
+              <w:t>я</w:t>
+            </w:r>
+            <w:proofErr w:type="spellEnd"/>
+            <w:r>
+              <w:rPr>
+                <w:sz w:val="28"/>
+                <w:szCs w:val="28"/>
+                <w:lang w:val="ru-RU" w:eastAsia="ru-RU"/>
+              </w:rPr>
+              <w:t xml:space="preserve"> </w:t>
+            </w:r>
+            <w:r>
+              <w:rPr>
+                <w:sz w:val="28"/>
+                <w:szCs w:val="28"/>
+                <w:lang w:val="en-US" w:eastAsia="ru-RU"/>
+              </w:rPr>
+              <w:t>S</w:t>
+            </w:r>
+            <w:r>
+              <w:rPr>
+                <w:sz w:val="28"/>
+                <w:szCs w:val="28"/>
+                <w:lang w:val="ru-RU" w:eastAsia="ru-RU"/>
+              </w:rPr>
+              <w:t>:</w:t>
+            </w:r>
+          </w:p>
+          <w:p>
+            <w:pPr>
+              <w:spacing w:before="100" w:beforeAutospacing="1" w:after="100" w:afterAutospacing="1"/>
+              <w:rPr>
+                <w:sz w:val="28"/>
+                <w:szCs w:val="28"/>
+                <w:lang w:val="ru-RU" w:eastAsia="ru-RU"/>
+              </w:rPr>
+            </w:pPr>
+            <w:proofErr w:type="spellStart"/>
+            <w:r>
+              <w:rPr>
+                <w:sz w:val="28"/>
+                <w:szCs w:val="28"/>
+                <w:lang w:val="ru-RU" w:eastAsia="ru-RU"/>
+              </w:rPr>
+              <w:t>Значення</w:t>
+            </w:r>
+            <w:proofErr w:type="spellEnd"/>
+            <w:r>
+              <w:rPr>
+                <w:sz w:val="28"/>
+                <w:szCs w:val="28"/>
+                <w:lang w:val="ru-RU" w:eastAsia="ru-RU"/>
+              </w:rPr>
+              <w:t xml:space="preserve"> (</w:t>
+            </w:r>
+            <w:r>
+              <w:rPr>
+                <w:sz w:val="28"/>
+                <w:szCs w:val="28"/>
+                <w:lang w:val="en-US" w:eastAsia="ru-RU"/>
+              </w:rPr>
+              <w:t>DEC</w:t>
+            </w:r>
+            <w:r>
+              <w:rPr>
+                <w:sz w:val="28"/>
+                <w:szCs w:val="28"/>
+                <w:lang w:val="ru-RU" w:eastAsia="ru-RU"/>
+              </w:rPr>
+              <w:t xml:space="preserve">): </w:t>
+            </w:r>
+            <w:r>
+              <w:rPr>
+                <w:sz w:val="28"/>
+                <w:szCs w:val="28"/>
+                <w:lang w:val="en-US" w:eastAsia="ru-RU"/>
+              </w:rPr>
+              <w:t>x</w:t>
+            </w:r>
+            <w:r>
+              <w:rPr>
+                <w:sz w:val="28"/>
+                <w:szCs w:val="28"/>
+                <w:lang w:val="ru-RU" w:eastAsia="ru-RU"/>
+              </w:rPr>
+              <w:t xml:space="preserve"> = 7, </w:t>
+            </w:r>
+            <w:r>
+              <w:rPr>
+                <w:sz w:val="28"/>
+                <w:szCs w:val="28"/>
+                <w:lang w:val="en-US" w:eastAsia="ru-RU"/>
+              </w:rPr>
+              <w:t>y</w:t>
+            </w:r>
+            <w:r>
+              <w:rPr>
+                <w:sz w:val="28"/>
+                <w:szCs w:val="28"/>
+                <w:lang w:val="ru-RU" w:eastAsia="ru-RU"/>
+              </w:rPr>
+              <w:t xml:space="preserve"> = 7, </w:t>
+            </w:r>
+            <w:r>
+              <w:rPr>
+                <w:sz w:val="28"/>
+                <w:szCs w:val="28"/>
+                <w:lang w:val="en-US" w:eastAsia="ru-RU"/>
+              </w:rPr>
+              <w:t>z</w:t>
+            </w:r>
+            <w:r>
+              <w:rPr>
+                <w:sz w:val="28"/>
+                <w:szCs w:val="28"/>
+                <w:lang w:val="ru-RU" w:eastAsia="ru-RU"/>
+              </w:rPr>
+              <w:t xml:space="preserve"> = 7</w:t>
+            </w:r>
+          </w:p>
+          <w:p>
+            <w:pPr>
+              <w:spacing w:before="100" w:beforeAutospacing="1" w:after="100" w:afterAutospacing="1"/>
+              <w:rPr>
+                <w:sz w:val="28"/>
+                <w:szCs w:val="28"/>
+                <w:lang w:val="ru-RU" w:eastAsia="ru-RU"/>
+              </w:rPr>
+            </w:pPr>
+            <w:proofErr w:type="spellStart"/>
+            <w:r>
+              <w:rPr>
+                <w:sz w:val="28"/>
+                <w:szCs w:val="28"/>
+                <w:lang w:val="ru-RU" w:eastAsia="ru-RU"/>
+              </w:rPr>
+              <w:t>Значення</w:t>
+            </w:r>
+            <w:proofErr w:type="spellEnd"/>
+            <w:r>
+              <w:rPr>
+                <w:sz w:val="28"/>
+                <w:szCs w:val="28"/>
+                <w:lang w:val="ru-RU" w:eastAsia="ru-RU"/>
+              </w:rPr>
+              <w:t xml:space="preserve"> (</w:t>
+            </w:r>
+            <w:r>
+              <w:rPr>
+                <w:sz w:val="28"/>
+                <w:szCs w:val="28"/>
+                <w:lang w:val="en-US" w:eastAsia="ru-RU"/>
+              </w:rPr>
+              <w:t>HEX</w:t>
+            </w:r>
+            <w:r>
+              <w:rPr>
+                <w:sz w:val="28"/>
+                <w:szCs w:val="28"/>
+                <w:lang w:val="ru-RU" w:eastAsia="ru-RU"/>
+              </w:rPr>
+              <w:t xml:space="preserve">): </w:t>
+            </w:r>
+            <w:r>
+              <w:rPr>
+                <w:sz w:val="28"/>
+                <w:szCs w:val="28"/>
+                <w:lang w:val="en-US" w:eastAsia="ru-RU"/>
+              </w:rPr>
+              <w:t>x</w:t>
+            </w:r>
+            <w:r>
+              <w:rPr>
+                <w:sz w:val="28"/>
+                <w:szCs w:val="28"/>
+                <w:lang w:val="ru-RU" w:eastAsia="ru-RU"/>
+              </w:rPr>
+              <w:t xml:space="preserve"> = 7, </w:t>
+            </w:r>
+            <w:r>
+              <w:rPr>
+                <w:sz w:val="28"/>
+                <w:szCs w:val="28"/>
+                <w:lang w:val="en-US" w:eastAsia="ru-RU"/>
+              </w:rPr>
+              <w:t>y</w:t>
+            </w:r>
+            <w:r>
+              <w:rPr>
+                <w:sz w:val="28"/>
+                <w:szCs w:val="28"/>
+                <w:lang w:val="ru-RU" w:eastAsia="ru-RU"/>
+              </w:rPr>
+              <w:t xml:space="preserve"> = 7, </w:t>
+            </w:r>
+            <w:r>
+              <w:rPr>
+                <w:sz w:val="28"/>
+                <w:szCs w:val="28"/>
+                <w:lang w:val="en-US" w:eastAsia="ru-RU"/>
+              </w:rPr>
+              <w:t>z</w:t>
+            </w:r>
+            <w:r>
+              <w:rPr>
+                <w:sz w:val="28"/>
+                <w:szCs w:val="28"/>
+                <w:lang w:val="ru-RU" w:eastAsia="ru-RU"/>
+              </w:rPr>
+              <w:t xml:space="preserve"> = 7</w:t>
+            </w:r>
+          </w:p>
+          <w:p>
+            <w:pPr>
+              <w:spacing w:before="100" w:beforeAutospacing="1" w:after="100" w:afterAutospacing="1"/>
+              <w:rPr>
+                <w:sz w:val="28"/>
+                <w:szCs w:val="28"/>
+                <w:lang w:val="en-US" w:eastAsia="ru-RU"/>
+              </w:rPr>
+            </w:pPr>
+            <w:proofErr w:type="spellStart"/>
+            <w:r>
+              <w:rPr>
+                <w:sz w:val="28"/>
+                <w:szCs w:val="28"/>
+                <w:lang w:val="en-US" w:eastAsia="ru-RU"/>
+              </w:rPr>
+              <w:t>Результат</w:t>
+            </w:r>
+            <w:proofErr w:type="spellEnd"/>
+            <w:r>
+              <w:rPr>
+                <w:sz w:val="28"/>
+                <w:szCs w:val="28"/>
+                <w:lang w:val="en-US" w:eastAsia="ru-RU"/>
+              </w:rPr>
+              <w:t xml:space="preserve"> </w:t>
+            </w:r>
+            <w:proofErr w:type="spellStart"/>
+            <w:r>
+              <w:rPr>
+                <w:sz w:val="28"/>
+                <w:szCs w:val="28"/>
+                <w:lang w:val="en-US" w:eastAsia="ru-RU"/>
+              </w:rPr>
+              <w:t>обчислення</w:t>
+            </w:r>
+            <w:proofErr w:type="spellEnd"/>
+            <w:r>
+              <w:rPr>
+                <w:sz w:val="28"/>
+                <w:szCs w:val="28"/>
+                <w:lang w:val="en-US" w:eastAsia="ru-RU"/>
+              </w:rPr>
+              <w:t xml:space="preserve"> S = 613.491</w:t>
+            </w:r>
+            <w:r>
+              <w:rPr>
+                <w:sz w:val="28"/>
+                <w:szCs w:val="28"/>
+                <w:lang w:val="en-US" w:eastAsia="ru-RU"/>
+              </w:rPr>
+              <w:t xml:space="preserve"> </w:t>
+            </w:r>
+          </w:p>
+          <w:p>
+            <w:pPr>
+              <w:spacing w:before="100" w:beforeAutospacing="1" w:after="100" w:afterAutospacing="1"/>
+              <w:outlineLvl w:val="2"/>
+              <w:rPr>
+                <w:b/>
+                <w:bCs/>
+                <w:sz w:val="28"/>
+                <w:szCs w:val="28"/>
+                <w:lang w:eastAsia="ru-RU"/>
+              </w:rPr>
+            </w:pPr>
+          </w:p>
+        </w:tc>
+        <w:tc>
+          <w:tcPr>
+            <w:tcW w:w="2337" w:type="dxa"/>
+          </w:tcPr>
+          <w:p>
+            <w:pPr>
+              <w:jc w:val="center"/>
+              <w:rPr>
+                <w:sz w:val="28"/>
+                <w:szCs w:val="28"/>
+                <w:lang w:val="en-US"/>
+              </w:rPr>
+            </w:pPr>
+            <w:r>
+              <w:rPr>
+                <w:sz w:val="28"/>
+                <w:szCs w:val="28"/>
+                <w:lang w:val="en-US"/>
+              </w:rPr>
+              <w:lastRenderedPageBreak/>
+              <w:t>passed</w:t>
+            </w:r>
+          </w:p>
+        </w:tc>
+      </w:tr>
+    </w:tbl>
+    <w:p>
+      <w:pPr>
+        <w:spacing w:before="100" w:beforeAutospacing="1" w:after="100" w:afterAutospacing="1"/>
+        <w:outlineLvl w:val="2"/>
+        <w:rPr>
+          <w:b/>
+          <w:bCs/>
+          <w:sz w:val="28"/>
+          <w:szCs w:val="28"/>
+          <w:lang w:eastAsia="ru-RU"/>
+        </w:rPr>
+      </w:pPr>
+    </w:p>
+    <w:p>
+      <w:pPr>
+        <w:spacing w:before="100" w:beforeAutospacing="1" w:after="100" w:afterAutospacing="1"/>
+        <w:rPr>
+          <w:sz w:val="28"/>
+          <w:szCs w:val="28"/>
+        </w:rPr>
+      </w:pPr>
+    </w:p>
+    <w:p>
+      <w:pPr>
+        <w:spacing w:before="100" w:beforeAutospacing="1" w:after="100" w:afterAutospacing="1"/>
+        <w:rPr>
+          <w:sz w:val="28"/>
+          <w:szCs w:val="28"/>
+          <w:lang w:eastAsia="ru-RU"/>
+        </w:rPr>
+      </w:pPr>
+    </w:p>
+    <w:p>
+      <w:pPr>
+        <w:spacing w:before="100" w:beforeAutospacing="1" w:after="100" w:afterAutospacing="1"/>
+        <w:rPr>
+          <w:sz w:val="28"/>
+          <w:szCs w:val="28"/>
+          <w:lang w:eastAsia="ru-RU"/>
+        </w:rPr>
+      </w:pPr>
+    </w:p>
+    <w:p>
+      <w:pPr>
+        <w:rPr>
+          <w:b/>
+          <w:sz w:val="28"/>
+          <w:szCs w:val="28"/>
         </w:rPr>
       </w:pPr>
     </w:p>
@@ -7694,6 +13939,19 @@
       </w:tblBorders>
     </w:tblPr>
   </w:style>
+  <w:style w:type="character" w:styleId="HTML">
+    <w:name w:val="HTML Code"/>
+    <w:basedOn w:val="a0"/>
+    <w:uiPriority w:val="99"/>
+    <w:semiHidden/>
+    <w:unhideWhenUsed/>
+    <w:rsid w:val="009129E6"/>
+    <w:rPr>
+      <w:rFonts w:ascii="Courier New" w:eastAsia="Times New Roman" w:hAnsi="Courier New" w:cs="Courier New"/>
+      <w:sz w:val="20"/>
+      <w:szCs w:val="20"/>
+    </w:rPr>
+  </w:style>
 </w:styles>
 </file>
 
